--- a/2. Livello Collegamento/Livello Datalink.docx
+++ b/2. Livello Collegamento/Livello Datalink.docx
@@ -54,6 +54,7 @@
       <w:r>
         <w:rPr>
           <w:rFonts w:ascii="Arial" w:hAnsi="Arial" w:cs="Arial"/>
+          <w:b/>
           <w:sz w:val="24"/>
         </w:rPr>
         <w:t>frames</w:t>
@@ -116,6 +117,16 @@
     <w:p>
       <w:pPr>
         <w:pStyle w:val="Paragrafoelenco"/>
+        <w:rPr>
+          <w:rFonts w:ascii="Arial" w:hAnsi="Arial" w:cs="Arial"/>
+          <w:b/>
+          <w:sz w:val="24"/>
+        </w:rPr>
+      </w:pPr>
+    </w:p>
+    <w:p>
+      <w:pPr>
+        <w:pStyle w:val="Paragrafoelenco"/>
         <w:numPr>
           <w:ilvl w:val="0"/>
           <w:numId w:val="1"/>
@@ -145,6 +156,16 @@
     <w:p>
       <w:pPr>
         <w:pStyle w:val="Paragrafoelenco"/>
+        <w:rPr>
+          <w:rFonts w:ascii="Arial" w:hAnsi="Arial" w:cs="Arial"/>
+          <w:b/>
+          <w:sz w:val="24"/>
+        </w:rPr>
+      </w:pPr>
+    </w:p>
+    <w:p>
+      <w:pPr>
+        <w:pStyle w:val="Paragrafoelenco"/>
         <w:numPr>
           <w:ilvl w:val="0"/>
           <w:numId w:val="1"/>
@@ -174,6 +195,16 @@
     <w:p>
       <w:pPr>
         <w:pStyle w:val="Paragrafoelenco"/>
+        <w:rPr>
+          <w:rFonts w:ascii="Arial" w:hAnsi="Arial" w:cs="Arial"/>
+          <w:b/>
+          <w:sz w:val="24"/>
+        </w:rPr>
+      </w:pPr>
+    </w:p>
+    <w:p>
+      <w:pPr>
+        <w:pStyle w:val="Paragrafoelenco"/>
         <w:numPr>
           <w:ilvl w:val="0"/>
           <w:numId w:val="1"/>
@@ -203,6 +234,16 @@
     <w:p>
       <w:pPr>
         <w:pStyle w:val="Paragrafoelenco"/>
+        <w:rPr>
+          <w:rFonts w:ascii="Arial" w:hAnsi="Arial" w:cs="Arial"/>
+          <w:b/>
+          <w:sz w:val="24"/>
+        </w:rPr>
+      </w:pPr>
+    </w:p>
+    <w:p>
+      <w:pPr>
+        <w:pStyle w:val="Paragrafoelenco"/>
         <w:numPr>
           <w:ilvl w:val="0"/>
           <w:numId w:val="1"/>
@@ -234,6 +275,15 @@
         <w:rPr>
           <w:rFonts w:ascii="Arial" w:hAnsi="Arial" w:cs="Arial"/>
           <w:b/>
+          <w:sz w:val="24"/>
+        </w:rPr>
+      </w:pPr>
+    </w:p>
+    <w:p>
+      <w:pPr>
+        <w:rPr>
+          <w:rFonts w:ascii="Arial" w:hAnsi="Arial" w:cs="Arial"/>
+          <w:b/>
           <w:sz w:val="28"/>
         </w:rPr>
       </w:pPr>
@@ -244,196 +294,4762 @@
           <w:sz w:val="28"/>
         </w:rPr>
         <w:t>LAN Cablate: Ethernet</w:t>
+      </w:r>
+    </w:p>
+    <w:p>
+      <w:pPr>
+        <w:rPr>
+          <w:rFonts w:ascii="Arial" w:hAnsi="Arial" w:cs="Arial"/>
+          <w:sz w:val="24"/>
+        </w:rPr>
+      </w:pPr>
+      <w:r>
+        <w:rPr>
+          <w:rFonts w:ascii="Arial" w:hAnsi="Arial" w:cs="Arial"/>
+          <w:sz w:val="24"/>
+        </w:rPr>
+        <w:t xml:space="preserve">La tecnologia dominante nelle reti cablate è Ethernet, anche se ci sono state anche </w:t>
+      </w:r>
+      <w:proofErr w:type="spellStart"/>
+      <w:r>
+        <w:rPr>
+          <w:rFonts w:ascii="Arial" w:hAnsi="Arial" w:cs="Arial"/>
+          <w:sz w:val="24"/>
+        </w:rPr>
+        <w:t>Token</w:t>
+      </w:r>
+      <w:proofErr w:type="spellEnd"/>
+      <w:r>
+        <w:rPr>
+          <w:rFonts w:ascii="Arial" w:hAnsi="Arial" w:cs="Arial"/>
+          <w:sz w:val="24"/>
+        </w:rPr>
+        <w:t xml:space="preserve"> Ring, </w:t>
+      </w:r>
+      <w:proofErr w:type="spellStart"/>
+      <w:r>
+        <w:rPr>
+          <w:rFonts w:ascii="Arial" w:hAnsi="Arial" w:cs="Arial"/>
+          <w:sz w:val="24"/>
+        </w:rPr>
+        <w:t>Token</w:t>
+      </w:r>
+      <w:proofErr w:type="spellEnd"/>
+      <w:r>
+        <w:rPr>
+          <w:rFonts w:ascii="Arial" w:hAnsi="Arial" w:cs="Arial"/>
+          <w:sz w:val="24"/>
+        </w:rPr>
+        <w:t xml:space="preserve"> Bus, ATM e altre.</w:t>
+      </w:r>
+    </w:p>
+    <w:p>
+      <w:pPr>
+        <w:rPr>
+          <w:rFonts w:ascii="Arial" w:hAnsi="Arial" w:cs="Arial"/>
+          <w:sz w:val="24"/>
+        </w:rPr>
+      </w:pPr>
+      <w:r>
+        <w:rPr>
+          <w:rFonts w:ascii="Arial" w:hAnsi="Arial" w:cs="Arial"/>
+          <w:sz w:val="24"/>
+        </w:rPr>
+        <w:t xml:space="preserve">Sono state sviluppate da un’idea di Robert </w:t>
+      </w:r>
+      <w:proofErr w:type="spellStart"/>
+      <w:r>
+        <w:rPr>
+          <w:rFonts w:ascii="Arial" w:hAnsi="Arial" w:cs="Arial"/>
+          <w:sz w:val="24"/>
+        </w:rPr>
+        <w:t>Metcalfe</w:t>
+      </w:r>
+      <w:proofErr w:type="spellEnd"/>
+      <w:r>
+        <w:rPr>
+          <w:rFonts w:ascii="Arial" w:hAnsi="Arial" w:cs="Arial"/>
+          <w:sz w:val="24"/>
+        </w:rPr>
+        <w:t xml:space="preserve"> tra il 1973-1976 alla Xerox di Palo Alto. Nei primi ’80 la IEEE inizia un progetto (802) per permettere l’interconnessione di hardware di produttori diversi, intervenendo sul livello fisico e collegamento.</w:t>
+      </w:r>
+    </w:p>
+    <w:p>
+      <w:pPr>
+        <w:jc w:val="center"/>
+        <w:rPr>
+          <w:rFonts w:ascii="Arial" w:hAnsi="Arial" w:cs="Arial"/>
+          <w:sz w:val="24"/>
+        </w:rPr>
+      </w:pPr>
+      <w:r>
+        <w:rPr>
+          <w:rFonts w:ascii="Arial" w:hAnsi="Arial" w:cs="Arial"/>
+          <w:noProof/>
+          <w:sz w:val="24"/>
+          <w:lang w:eastAsia="it-IT"/>
+        </w:rPr>
+        <w:drawing>
+          <wp:inline distT="0" distB="0" distL="0" distR="0" wp14:anchorId="3A3D736C" wp14:editId="29B093B9">
+            <wp:extent cx="3450566" cy="2470776"/>
+            <wp:effectExtent l="0" t="0" r="0" b="6350"/>
+            <wp:docPr id="1" name="Immagine 1"/>
+            <wp:cNvGraphicFramePr>
+              <a:graphicFrameLocks xmlns:a="http://schemas.openxmlformats.org/drawingml/2006/main" noChangeAspect="1"/>
+            </wp:cNvGraphicFramePr>
+            <a:graphic xmlns:a="http://schemas.openxmlformats.org/drawingml/2006/main">
+              <a:graphicData uri="http://schemas.openxmlformats.org/drawingml/2006/picture">
+                <pic:pic xmlns:pic="http://schemas.openxmlformats.org/drawingml/2006/picture">
+                  <pic:nvPicPr>
+                    <pic:cNvPr id="1" name=""/>
+                    <pic:cNvPicPr/>
+                  </pic:nvPicPr>
+                  <pic:blipFill>
+                    <a:blip r:embed="rId5"/>
+                    <a:stretch>
+                      <a:fillRect/>
+                    </a:stretch>
+                  </pic:blipFill>
+                  <pic:spPr>
+                    <a:xfrm>
+                      <a:off x="0" y="0"/>
+                      <a:ext cx="3499403" cy="2505746"/>
+                    </a:xfrm>
+                    <a:prstGeom prst="rect">
+                      <a:avLst/>
+                    </a:prstGeom>
+                  </pic:spPr>
+                </pic:pic>
+              </a:graphicData>
+            </a:graphic>
+          </wp:inline>
+        </w:drawing>
+      </w:r>
+    </w:p>
+    <w:p>
+      <w:pPr>
+        <w:rPr>
+          <w:rFonts w:ascii="Arial" w:hAnsi="Arial" w:cs="Arial"/>
+          <w:sz w:val="24"/>
+        </w:rPr>
+      </w:pPr>
+    </w:p>
+    <w:p>
+      <w:pPr>
+        <w:rPr>
+          <w:rFonts w:ascii="Arial" w:hAnsi="Arial" w:cs="Arial"/>
+          <w:sz w:val="24"/>
+        </w:rPr>
+      </w:pPr>
+      <w:r>
+        <w:rPr>
+          <w:rFonts w:ascii="Arial" w:hAnsi="Arial" w:cs="Arial"/>
+          <w:sz w:val="24"/>
+        </w:rPr>
+        <w:lastRenderedPageBreak/>
+        <w:t>Il livello Data Link è diviso in 2 strati:</w:t>
+      </w:r>
+    </w:p>
+    <w:p>
+      <w:pPr>
+        <w:pStyle w:val="Paragrafoelenco"/>
+        <w:numPr>
+          <w:ilvl w:val="0"/>
+          <w:numId w:val="1"/>
+        </w:numPr>
+        <w:rPr>
+          <w:rFonts w:ascii="Arial" w:hAnsi="Arial" w:cs="Arial"/>
+          <w:sz w:val="24"/>
+        </w:rPr>
+      </w:pPr>
+      <w:proofErr w:type="spellStart"/>
+      <w:r>
+        <w:rPr>
+          <w:rFonts w:ascii="Arial" w:hAnsi="Arial" w:cs="Arial"/>
+          <w:b/>
+          <w:sz w:val="24"/>
+        </w:rPr>
+        <w:t>Logical</w:t>
+      </w:r>
+      <w:proofErr w:type="spellEnd"/>
+      <w:r>
+        <w:rPr>
+          <w:rFonts w:ascii="Arial" w:hAnsi="Arial" w:cs="Arial"/>
+          <w:b/>
+          <w:sz w:val="24"/>
+        </w:rPr>
+        <w:t xml:space="preserve"> Link Control (LLC)</w:t>
+      </w:r>
+      <w:r>
+        <w:rPr>
+          <w:rFonts w:ascii="Arial" w:hAnsi="Arial" w:cs="Arial"/>
+          <w:sz w:val="24"/>
+        </w:rPr>
+        <w:t xml:space="preserve">: funzioni di controllo degli errori, controllo di flusso e parte delle funzioni di </w:t>
+      </w:r>
+      <w:proofErr w:type="spellStart"/>
+      <w:r>
+        <w:rPr>
+          <w:rFonts w:ascii="Arial" w:hAnsi="Arial" w:cs="Arial"/>
+          <w:sz w:val="24"/>
+        </w:rPr>
+        <w:t>framing</w:t>
+      </w:r>
+      <w:proofErr w:type="spellEnd"/>
+      <w:r>
+        <w:rPr>
+          <w:rFonts w:ascii="Arial" w:hAnsi="Arial" w:cs="Arial"/>
+          <w:sz w:val="24"/>
+        </w:rPr>
+        <w:t>; esso è unico e indipendente dalla rete fisica.</w:t>
+      </w:r>
+    </w:p>
+    <w:p>
+      <w:pPr>
+        <w:pStyle w:val="Paragrafoelenco"/>
+        <w:numPr>
+          <w:ilvl w:val="0"/>
+          <w:numId w:val="1"/>
+        </w:numPr>
+        <w:rPr>
+          <w:rFonts w:ascii="Arial" w:hAnsi="Arial" w:cs="Arial"/>
+          <w:sz w:val="24"/>
+        </w:rPr>
+      </w:pPr>
+      <w:r>
+        <w:rPr>
+          <w:rFonts w:ascii="Arial" w:hAnsi="Arial" w:cs="Arial"/>
+          <w:b/>
+          <w:sz w:val="24"/>
+        </w:rPr>
+        <w:t>Medium Access Control (MAC)</w:t>
+      </w:r>
+      <w:r>
+        <w:rPr>
+          <w:rFonts w:ascii="Arial" w:hAnsi="Arial" w:cs="Arial"/>
+          <w:sz w:val="24"/>
+        </w:rPr>
+        <w:t>: definisce il metodo di accesso al mezzo fisico, pertanto dipende dall’hardware usato e ne esistono diversi.</w:t>
+      </w:r>
+    </w:p>
+    <w:p>
+      <w:pPr>
+        <w:rPr>
+          <w:rFonts w:ascii="Arial" w:hAnsi="Arial" w:cs="Arial"/>
+          <w:sz w:val="24"/>
+        </w:rPr>
+      </w:pPr>
+      <w:r>
+        <w:rPr>
+          <w:rFonts w:ascii="Arial" w:hAnsi="Arial" w:cs="Arial"/>
+          <w:sz w:val="24"/>
+        </w:rPr>
+        <w:t>IEEE 802 ha prodotto più standard con lo stesso nome (802), ma a esso viene associato un sottogruppo con un numero in più.</w:t>
+      </w:r>
+    </w:p>
+    <w:p>
+      <w:pPr>
+        <w:pStyle w:val="Paragrafoelenco"/>
+        <w:numPr>
+          <w:ilvl w:val="0"/>
+          <w:numId w:val="1"/>
+        </w:numPr>
+        <w:rPr>
+          <w:rFonts w:ascii="Arial" w:hAnsi="Arial" w:cs="Arial"/>
+          <w:sz w:val="24"/>
+        </w:rPr>
+      </w:pPr>
+      <w:r>
+        <w:rPr>
+          <w:rFonts w:ascii="Arial" w:hAnsi="Arial" w:cs="Arial"/>
+          <w:sz w:val="24"/>
+        </w:rPr>
+        <w:t>802.1: specifiche generali</w:t>
+      </w:r>
+    </w:p>
+    <w:p>
+      <w:pPr>
+        <w:pStyle w:val="Paragrafoelenco"/>
+        <w:numPr>
+          <w:ilvl w:val="0"/>
+          <w:numId w:val="1"/>
+        </w:numPr>
+        <w:rPr>
+          <w:rFonts w:ascii="Arial" w:hAnsi="Arial" w:cs="Arial"/>
+          <w:sz w:val="24"/>
+        </w:rPr>
+      </w:pPr>
+      <w:r>
+        <w:rPr>
+          <w:rFonts w:ascii="Arial" w:hAnsi="Arial" w:cs="Arial"/>
+          <w:sz w:val="24"/>
+        </w:rPr>
+        <w:t>802.2: sottolivello LLC</w:t>
+      </w:r>
+    </w:p>
+    <w:p>
+      <w:pPr>
+        <w:pStyle w:val="Paragrafoelenco"/>
+        <w:numPr>
+          <w:ilvl w:val="0"/>
+          <w:numId w:val="1"/>
+        </w:numPr>
+        <w:rPr>
+          <w:rFonts w:ascii="Arial" w:hAnsi="Arial" w:cs="Arial"/>
+          <w:sz w:val="24"/>
+        </w:rPr>
+      </w:pPr>
+      <w:r>
+        <w:rPr>
+          <w:rFonts w:ascii="Arial" w:hAnsi="Arial" w:cs="Arial"/>
+          <w:sz w:val="24"/>
+        </w:rPr>
+        <w:t>802.3: metodo di accesso CSMA/CD</w:t>
+      </w:r>
+    </w:p>
+    <w:p>
+      <w:pPr>
+        <w:pStyle w:val="Paragrafoelenco"/>
+        <w:numPr>
+          <w:ilvl w:val="0"/>
+          <w:numId w:val="1"/>
+        </w:numPr>
+        <w:rPr>
+          <w:rFonts w:ascii="Arial" w:hAnsi="Arial" w:cs="Arial"/>
+          <w:sz w:val="24"/>
+        </w:rPr>
+      </w:pPr>
+      <w:r>
+        <w:rPr>
+          <w:rFonts w:ascii="Arial" w:hAnsi="Arial" w:cs="Arial"/>
+          <w:sz w:val="24"/>
+        </w:rPr>
+        <w:t xml:space="preserve">802.4: </w:t>
+      </w:r>
+      <w:proofErr w:type="spellStart"/>
+      <w:r>
+        <w:rPr>
+          <w:rFonts w:ascii="Arial" w:hAnsi="Arial" w:cs="Arial"/>
+          <w:sz w:val="24"/>
+        </w:rPr>
+        <w:t>token</w:t>
+      </w:r>
+      <w:proofErr w:type="spellEnd"/>
+      <w:r>
+        <w:rPr>
+          <w:rFonts w:ascii="Arial" w:hAnsi="Arial" w:cs="Arial"/>
+          <w:sz w:val="24"/>
+        </w:rPr>
+        <w:t xml:space="preserve"> bus</w:t>
+      </w:r>
+    </w:p>
+    <w:p>
+      <w:pPr>
+        <w:rPr>
+          <w:rFonts w:ascii="Arial" w:hAnsi="Arial" w:cs="Arial"/>
+          <w:b/>
+          <w:sz w:val="28"/>
+        </w:rPr>
+      </w:pPr>
+      <w:r>
+        <w:rPr>
+          <w:rFonts w:ascii="Arial" w:hAnsi="Arial" w:cs="Arial"/>
+          <w:b/>
+          <w:sz w:val="28"/>
+        </w:rPr>
+        <w:t>Sottolivello MAC</w:t>
+      </w:r>
+    </w:p>
+    <w:p>
+      <w:pPr>
+        <w:rPr>
+          <w:rFonts w:ascii="Arial" w:hAnsi="Arial" w:cs="Arial"/>
+          <w:sz w:val="24"/>
+        </w:rPr>
+      </w:pPr>
+      <w:r>
+        <w:rPr>
+          <w:rFonts w:ascii="Arial" w:hAnsi="Arial" w:cs="Arial"/>
+          <w:sz w:val="24"/>
+        </w:rPr>
+        <w:t>IL MAC si occupa dell’accesso al mezzo e della formazione del frame. Un frame Ethernet è costituito da 7 campi:</w:t>
+      </w:r>
+    </w:p>
+    <w:p>
+      <w:pPr>
+        <w:jc w:val="center"/>
+        <w:rPr>
+          <w:rFonts w:ascii="Arial" w:hAnsi="Arial" w:cs="Arial"/>
+          <w:sz w:val="24"/>
+        </w:rPr>
+      </w:pPr>
+      <w:r>
+        <w:rPr>
+          <w:rFonts w:ascii="Arial" w:hAnsi="Arial" w:cs="Arial"/>
+          <w:noProof/>
+          <w:sz w:val="24"/>
+          <w:lang w:eastAsia="it-IT"/>
+        </w:rPr>
+        <w:drawing>
+          <wp:inline distT="0" distB="0" distL="0" distR="0" wp14:anchorId="2B88545D" wp14:editId="6A798AB0">
+            <wp:extent cx="4382219" cy="1921190"/>
+            <wp:effectExtent l="0" t="0" r="0" b="3175"/>
+            <wp:docPr id="2" name="Immagine 2"/>
+            <wp:cNvGraphicFramePr>
+              <a:graphicFrameLocks xmlns:a="http://schemas.openxmlformats.org/drawingml/2006/main" noChangeAspect="1"/>
+            </wp:cNvGraphicFramePr>
+            <a:graphic xmlns:a="http://schemas.openxmlformats.org/drawingml/2006/main">
+              <a:graphicData uri="http://schemas.openxmlformats.org/drawingml/2006/picture">
+                <pic:pic xmlns:pic="http://schemas.openxmlformats.org/drawingml/2006/picture">
+                  <pic:nvPicPr>
+                    <pic:cNvPr id="1" name=""/>
+                    <pic:cNvPicPr/>
+                  </pic:nvPicPr>
+                  <pic:blipFill>
+                    <a:blip r:embed="rId6"/>
+                    <a:stretch>
+                      <a:fillRect/>
+                    </a:stretch>
+                  </pic:blipFill>
+                  <pic:spPr>
+                    <a:xfrm>
+                      <a:off x="0" y="0"/>
+                      <a:ext cx="4420443" cy="1937948"/>
+                    </a:xfrm>
+                    <a:prstGeom prst="rect">
+                      <a:avLst/>
+                    </a:prstGeom>
+                  </pic:spPr>
+                </pic:pic>
+              </a:graphicData>
+            </a:graphic>
+          </wp:inline>
+        </w:drawing>
+      </w:r>
+    </w:p>
+    <w:p>
+      <w:pPr>
+        <w:pStyle w:val="Paragrafoelenco"/>
+        <w:numPr>
+          <w:ilvl w:val="0"/>
+          <w:numId w:val="1"/>
+        </w:numPr>
+        <w:rPr>
+          <w:rFonts w:ascii="Arial" w:hAnsi="Arial" w:cs="Arial"/>
+          <w:sz w:val="24"/>
+        </w:rPr>
+      </w:pPr>
+      <w:r>
+        <w:rPr>
+          <w:rFonts w:ascii="Arial" w:hAnsi="Arial" w:cs="Arial"/>
+          <w:b/>
+          <w:sz w:val="24"/>
+        </w:rPr>
+        <w:t>Preambolo</w:t>
+      </w:r>
+      <w:r>
+        <w:rPr>
+          <w:rFonts w:ascii="Arial" w:hAnsi="Arial" w:cs="Arial"/>
+          <w:sz w:val="24"/>
+        </w:rPr>
+        <w:t>: 7 byte; permette la sincronizzazione</w:t>
+      </w:r>
+    </w:p>
+    <w:p>
+      <w:pPr>
+        <w:pStyle w:val="Paragrafoelenco"/>
+        <w:numPr>
+          <w:ilvl w:val="0"/>
+          <w:numId w:val="1"/>
+        </w:numPr>
+        <w:rPr>
+          <w:rFonts w:ascii="Arial" w:hAnsi="Arial" w:cs="Arial"/>
+          <w:sz w:val="24"/>
+        </w:rPr>
+      </w:pPr>
+      <w:r>
+        <w:rPr>
+          <w:rFonts w:ascii="Arial" w:hAnsi="Arial" w:cs="Arial"/>
+          <w:b/>
+          <w:sz w:val="24"/>
+        </w:rPr>
+        <w:t>Delimitatore</w:t>
+      </w:r>
+      <w:r>
+        <w:rPr>
+          <w:rFonts w:ascii="Arial" w:hAnsi="Arial" w:cs="Arial"/>
+          <w:sz w:val="24"/>
+        </w:rPr>
+        <w:t>: 1 byte che delimita il frame ed è l’ultima possibilità di sincronizzazione. Termina sempre in 11</w:t>
+      </w:r>
+    </w:p>
+    <w:p>
+      <w:pPr>
+        <w:pStyle w:val="Paragrafoelenco"/>
+        <w:numPr>
+          <w:ilvl w:val="0"/>
+          <w:numId w:val="1"/>
+        </w:numPr>
+        <w:rPr>
+          <w:rFonts w:ascii="Arial" w:hAnsi="Arial" w:cs="Arial"/>
+          <w:sz w:val="24"/>
+        </w:rPr>
+      </w:pPr>
+      <w:r>
+        <w:rPr>
+          <w:rFonts w:ascii="Arial" w:hAnsi="Arial" w:cs="Arial"/>
+          <w:b/>
+          <w:sz w:val="24"/>
+        </w:rPr>
+        <w:t>Destinatario</w:t>
+      </w:r>
+      <w:r>
+        <w:rPr>
+          <w:rFonts w:ascii="Arial" w:hAnsi="Arial" w:cs="Arial"/>
+          <w:sz w:val="24"/>
+        </w:rPr>
+        <w:t>: MAC di destinazione (può essere anche più di un nodo)</w:t>
+      </w:r>
+    </w:p>
+    <w:p>
+      <w:pPr>
+        <w:pStyle w:val="Paragrafoelenco"/>
+        <w:numPr>
+          <w:ilvl w:val="0"/>
+          <w:numId w:val="1"/>
+        </w:numPr>
+        <w:rPr>
+          <w:rFonts w:ascii="Arial" w:hAnsi="Arial" w:cs="Arial"/>
+          <w:sz w:val="24"/>
+        </w:rPr>
+      </w:pPr>
+      <w:r>
+        <w:rPr>
+          <w:rFonts w:ascii="Arial" w:hAnsi="Arial" w:cs="Arial"/>
+          <w:b/>
+          <w:sz w:val="24"/>
+        </w:rPr>
+        <w:t>Mittente</w:t>
+      </w:r>
+      <w:r>
+        <w:rPr>
+          <w:rFonts w:ascii="Arial" w:hAnsi="Arial" w:cs="Arial"/>
+          <w:sz w:val="24"/>
+        </w:rPr>
+        <w:t>: MAC mittente</w:t>
+      </w:r>
+    </w:p>
+    <w:p>
+      <w:pPr>
+        <w:pStyle w:val="Paragrafoelenco"/>
+        <w:numPr>
+          <w:ilvl w:val="0"/>
+          <w:numId w:val="1"/>
+        </w:numPr>
+        <w:rPr>
+          <w:rFonts w:ascii="Arial" w:hAnsi="Arial" w:cs="Arial"/>
+          <w:sz w:val="24"/>
+        </w:rPr>
+      </w:pPr>
+      <w:r>
+        <w:rPr>
+          <w:rFonts w:ascii="Arial" w:hAnsi="Arial" w:cs="Arial"/>
+          <w:b/>
+          <w:sz w:val="24"/>
+        </w:rPr>
+        <w:t>Lunghezza</w:t>
+      </w:r>
+      <w:r>
+        <w:rPr>
+          <w:rFonts w:ascii="Arial" w:hAnsi="Arial" w:cs="Arial"/>
+          <w:sz w:val="24"/>
+        </w:rPr>
+        <w:t xml:space="preserve"> </w:t>
+      </w:r>
+      <w:r>
+        <w:rPr>
+          <w:rFonts w:ascii="Arial" w:hAnsi="Arial" w:cs="Arial"/>
+          <w:b/>
+          <w:sz w:val="24"/>
+        </w:rPr>
+        <w:t>o tipo</w:t>
+      </w:r>
+      <w:r>
+        <w:rPr>
+          <w:rFonts w:ascii="Arial" w:hAnsi="Arial" w:cs="Arial"/>
+          <w:sz w:val="24"/>
+        </w:rPr>
+        <w:t xml:space="preserve">: 2 byte usati per segnalare il protocollo di livello superiore trasportato nel campo dati (in Ethernet </w:t>
+      </w:r>
+      <w:proofErr w:type="spellStart"/>
+      <w:r>
+        <w:rPr>
+          <w:rFonts w:ascii="Arial" w:hAnsi="Arial" w:cs="Arial"/>
+          <w:sz w:val="24"/>
+        </w:rPr>
+        <w:t>legacy</w:t>
+      </w:r>
+      <w:proofErr w:type="spellEnd"/>
+      <w:r>
+        <w:rPr>
+          <w:rFonts w:ascii="Arial" w:hAnsi="Arial" w:cs="Arial"/>
+          <w:sz w:val="24"/>
+        </w:rPr>
+        <w:t>), o il numero di byte del campo dati.</w:t>
+      </w:r>
+    </w:p>
+    <w:p>
+      <w:pPr>
+        <w:pStyle w:val="Paragrafoelenco"/>
+        <w:numPr>
+          <w:ilvl w:val="0"/>
+          <w:numId w:val="1"/>
+        </w:numPr>
+        <w:rPr>
+          <w:rFonts w:ascii="Arial" w:hAnsi="Arial" w:cs="Arial"/>
+          <w:sz w:val="24"/>
+        </w:rPr>
+      </w:pPr>
+      <w:r>
+        <w:rPr>
+          <w:rFonts w:ascii="Arial" w:hAnsi="Arial" w:cs="Arial"/>
+          <w:b/>
+          <w:sz w:val="24"/>
+        </w:rPr>
+        <w:t>Dati</w:t>
+      </w:r>
+      <w:r>
+        <w:rPr>
+          <w:rFonts w:ascii="Arial" w:hAnsi="Arial" w:cs="Arial"/>
+          <w:sz w:val="24"/>
+        </w:rPr>
+        <w:t>: dati provenienti dal livello superiore; 16 – 1500 byte</w:t>
+      </w:r>
+    </w:p>
+    <w:p>
+      <w:pPr>
+        <w:pStyle w:val="Paragrafoelenco"/>
+        <w:numPr>
+          <w:ilvl w:val="0"/>
+          <w:numId w:val="1"/>
+        </w:numPr>
+        <w:rPr>
+          <w:rFonts w:ascii="Arial" w:hAnsi="Arial" w:cs="Arial"/>
+          <w:sz w:val="24"/>
+        </w:rPr>
+      </w:pPr>
+      <w:r>
+        <w:rPr>
+          <w:rFonts w:ascii="Arial" w:hAnsi="Arial" w:cs="Arial"/>
+          <w:b/>
+          <w:sz w:val="24"/>
+        </w:rPr>
+        <w:t>CRC</w:t>
+      </w:r>
+      <w:r>
+        <w:rPr>
+          <w:rFonts w:ascii="Arial" w:hAnsi="Arial" w:cs="Arial"/>
+          <w:sz w:val="24"/>
+        </w:rPr>
+        <w:t>: 4 byte di un codice a ridondanza ciclica per il controllo degli errori</w:t>
+      </w:r>
+    </w:p>
+    <w:p>
+      <w:pPr>
+        <w:rPr>
+          <w:rFonts w:ascii="Arial" w:hAnsi="Arial" w:cs="Arial"/>
+          <w:sz w:val="24"/>
+        </w:rPr>
+      </w:pPr>
+      <w:r>
+        <w:rPr>
+          <w:rFonts w:ascii="Arial" w:hAnsi="Arial" w:cs="Arial"/>
+          <w:sz w:val="24"/>
+        </w:rPr>
+        <w:t>A causa del metodo di accesso usato, Ethernet standard ha bisogno di una lunghezza minima di 64 byte, con campi obbligatori:</w:t>
+      </w:r>
+    </w:p>
+    <w:p>
+      <w:pPr>
+        <w:pStyle w:val="Paragrafoelenco"/>
+        <w:numPr>
+          <w:ilvl w:val="0"/>
+          <w:numId w:val="1"/>
+        </w:numPr>
+        <w:rPr>
+          <w:rFonts w:ascii="Arial" w:hAnsi="Arial" w:cs="Arial"/>
+          <w:sz w:val="24"/>
+        </w:rPr>
+      </w:pPr>
+      <w:r>
+        <w:rPr>
+          <w:rFonts w:ascii="Arial" w:hAnsi="Arial" w:cs="Arial"/>
+          <w:b/>
+          <w:sz w:val="24"/>
+        </w:rPr>
+        <w:t>MAC destinazion</w:t>
+      </w:r>
+      <w:r>
+        <w:rPr>
+          <w:rFonts w:ascii="Arial" w:hAnsi="Arial" w:cs="Arial"/>
+          <w:sz w:val="24"/>
+        </w:rPr>
+        <w:t>e</w:t>
+      </w:r>
+    </w:p>
+    <w:p>
+      <w:pPr>
+        <w:pStyle w:val="Paragrafoelenco"/>
+        <w:numPr>
+          <w:ilvl w:val="0"/>
+          <w:numId w:val="1"/>
+        </w:numPr>
+        <w:rPr>
+          <w:rFonts w:ascii="Arial" w:hAnsi="Arial" w:cs="Arial"/>
+          <w:b/>
+          <w:sz w:val="24"/>
+        </w:rPr>
+      </w:pPr>
+      <w:r>
+        <w:rPr>
+          <w:rFonts w:ascii="Arial" w:hAnsi="Arial" w:cs="Arial"/>
+          <w:b/>
+          <w:sz w:val="24"/>
+        </w:rPr>
+        <w:t>MAC mittente</w:t>
+      </w:r>
+    </w:p>
+    <w:p>
+      <w:pPr>
+        <w:pStyle w:val="Paragrafoelenco"/>
+        <w:numPr>
+          <w:ilvl w:val="0"/>
+          <w:numId w:val="1"/>
+        </w:numPr>
+        <w:rPr>
+          <w:rFonts w:ascii="Arial" w:hAnsi="Arial" w:cs="Arial"/>
+          <w:sz w:val="24"/>
+        </w:rPr>
+      </w:pPr>
+      <w:r>
+        <w:rPr>
+          <w:rFonts w:ascii="Arial" w:hAnsi="Arial" w:cs="Arial"/>
+          <w:b/>
+          <w:sz w:val="24"/>
+        </w:rPr>
+        <w:t>Lunghezza</w:t>
+      </w:r>
+    </w:p>
+    <w:p>
+      <w:pPr>
+        <w:pStyle w:val="Paragrafoelenco"/>
+        <w:numPr>
+          <w:ilvl w:val="0"/>
+          <w:numId w:val="1"/>
+        </w:numPr>
+        <w:rPr>
+          <w:rFonts w:ascii="Arial" w:hAnsi="Arial" w:cs="Arial"/>
+          <w:sz w:val="24"/>
+        </w:rPr>
+      </w:pPr>
+      <w:r>
+        <w:rPr>
+          <w:rFonts w:ascii="Arial" w:hAnsi="Arial" w:cs="Arial"/>
+          <w:b/>
+          <w:sz w:val="24"/>
+        </w:rPr>
+        <w:t>CRC</w:t>
+      </w:r>
+    </w:p>
+    <w:p>
+      <w:pPr>
+        <w:rPr>
+          <w:rFonts w:ascii="Arial" w:hAnsi="Arial" w:cs="Arial"/>
+          <w:sz w:val="24"/>
+        </w:rPr>
+      </w:pPr>
+      <w:r>
+        <w:rPr>
+          <w:rFonts w:ascii="Arial" w:hAnsi="Arial" w:cs="Arial"/>
+          <w:sz w:val="24"/>
+        </w:rPr>
+        <w:t>Lasciando 46 byte liberi per i dati. A causa della grandezza dei buffer un frame ethernet è limitato a 1518 byte.</w:t>
+      </w:r>
+    </w:p>
+    <w:p>
+      <w:pPr>
+        <w:rPr>
+          <w:rFonts w:ascii="Arial" w:hAnsi="Arial" w:cs="Arial"/>
+          <w:b/>
+          <w:sz w:val="28"/>
+        </w:rPr>
+      </w:pPr>
+      <w:r>
+        <w:rPr>
+          <w:rFonts w:ascii="Arial" w:hAnsi="Arial" w:cs="Arial"/>
+          <w:b/>
+          <w:sz w:val="28"/>
+        </w:rPr>
+        <w:lastRenderedPageBreak/>
+        <w:t>Indirizzi MAC</w:t>
+      </w:r>
+    </w:p>
+    <w:p>
+      <w:pPr>
+        <w:rPr>
+          <w:rFonts w:ascii="Arial" w:hAnsi="Arial" w:cs="Arial"/>
+          <w:sz w:val="24"/>
+        </w:rPr>
+      </w:pPr>
+      <w:r>
+        <w:rPr>
+          <w:rFonts w:ascii="Arial" w:hAnsi="Arial" w:cs="Arial"/>
+          <w:sz w:val="24"/>
+        </w:rPr>
+        <w:t xml:space="preserve">Gli indirizzi MAC risiedono all’interno di ogni scheda di rete (NIC – Network Interface Card) e sono </w:t>
+      </w:r>
+      <w:r>
+        <w:rPr>
+          <w:rFonts w:ascii="Arial" w:hAnsi="Arial" w:cs="Arial"/>
+          <w:b/>
+          <w:sz w:val="24"/>
+        </w:rPr>
+        <w:t>6 byte</w:t>
+      </w:r>
+      <w:r>
+        <w:rPr>
+          <w:rFonts w:ascii="Arial" w:hAnsi="Arial" w:cs="Arial"/>
+          <w:sz w:val="24"/>
+        </w:rPr>
+        <w:t xml:space="preserve"> specificati in notazione </w:t>
+      </w:r>
+      <w:r>
+        <w:rPr>
+          <w:rFonts w:ascii="Arial" w:hAnsi="Arial" w:cs="Arial"/>
+          <w:b/>
+          <w:sz w:val="24"/>
+        </w:rPr>
+        <w:t>esadecimale</w:t>
+      </w:r>
+      <w:r>
+        <w:rPr>
+          <w:rFonts w:ascii="Arial" w:hAnsi="Arial" w:cs="Arial"/>
+          <w:sz w:val="24"/>
+        </w:rPr>
+        <w:t xml:space="preserve"> con il carattere due punti come separatore dei byte.</w:t>
+      </w:r>
+    </w:p>
+    <w:p>
+      <w:pPr>
+        <w:rPr>
+          <w:rFonts w:ascii="Arial" w:hAnsi="Arial" w:cs="Arial"/>
+          <w:sz w:val="24"/>
+        </w:rPr>
+      </w:pPr>
+      <w:r>
+        <w:rPr>
+          <w:rFonts w:ascii="Arial" w:hAnsi="Arial" w:cs="Arial"/>
+          <w:sz w:val="24"/>
+        </w:rPr>
+        <w:t>I primi 3 byte identificano il produttore della scheda di rete (</w:t>
+      </w:r>
+      <w:r>
+        <w:rPr>
+          <w:rFonts w:ascii="Arial" w:hAnsi="Arial" w:cs="Arial"/>
+          <w:b/>
+          <w:sz w:val="24"/>
+        </w:rPr>
+        <w:t xml:space="preserve">OUI – </w:t>
+      </w:r>
+      <w:proofErr w:type="spellStart"/>
+      <w:r>
+        <w:rPr>
+          <w:rFonts w:ascii="Arial" w:hAnsi="Arial" w:cs="Arial"/>
+          <w:b/>
+          <w:sz w:val="24"/>
+        </w:rPr>
+        <w:t>Organizationally</w:t>
+      </w:r>
+      <w:proofErr w:type="spellEnd"/>
+      <w:r>
+        <w:rPr>
+          <w:rFonts w:ascii="Arial" w:hAnsi="Arial" w:cs="Arial"/>
+          <w:b/>
+          <w:sz w:val="24"/>
+        </w:rPr>
+        <w:t xml:space="preserve"> </w:t>
+      </w:r>
+      <w:proofErr w:type="spellStart"/>
+      <w:r>
+        <w:rPr>
+          <w:rFonts w:ascii="Arial" w:hAnsi="Arial" w:cs="Arial"/>
+          <w:b/>
+          <w:sz w:val="24"/>
+        </w:rPr>
+        <w:t>Unique</w:t>
+      </w:r>
+      <w:proofErr w:type="spellEnd"/>
+      <w:r>
+        <w:rPr>
+          <w:rFonts w:ascii="Arial" w:hAnsi="Arial" w:cs="Arial"/>
+          <w:b/>
+          <w:sz w:val="24"/>
+        </w:rPr>
+        <w:t xml:space="preserve"> </w:t>
+      </w:r>
+      <w:proofErr w:type="spellStart"/>
+      <w:r>
+        <w:rPr>
+          <w:rFonts w:ascii="Arial" w:hAnsi="Arial" w:cs="Arial"/>
+          <w:b/>
+          <w:sz w:val="24"/>
+        </w:rPr>
+        <w:t>Identifier</w:t>
+      </w:r>
+      <w:proofErr w:type="spellEnd"/>
+      <w:r>
+        <w:rPr>
+          <w:rFonts w:ascii="Arial" w:hAnsi="Arial" w:cs="Arial"/>
+          <w:sz w:val="24"/>
+        </w:rPr>
+        <w:t xml:space="preserve">). I MAC si dividono in </w:t>
+      </w:r>
+      <w:proofErr w:type="spellStart"/>
+      <w:r>
+        <w:rPr>
+          <w:rFonts w:ascii="Arial" w:hAnsi="Arial" w:cs="Arial"/>
+          <w:b/>
+          <w:sz w:val="24"/>
+        </w:rPr>
+        <w:t>globally</w:t>
+      </w:r>
+      <w:proofErr w:type="spellEnd"/>
+      <w:r>
+        <w:rPr>
+          <w:rFonts w:ascii="Arial" w:hAnsi="Arial" w:cs="Arial"/>
+          <w:b/>
+          <w:sz w:val="24"/>
+        </w:rPr>
+        <w:t xml:space="preserve"> </w:t>
+      </w:r>
+      <w:proofErr w:type="spellStart"/>
+      <w:r>
+        <w:rPr>
+          <w:rFonts w:ascii="Arial" w:hAnsi="Arial" w:cs="Arial"/>
+          <w:b/>
+          <w:sz w:val="24"/>
+        </w:rPr>
+        <w:t>unique</w:t>
+      </w:r>
+      <w:proofErr w:type="spellEnd"/>
+      <w:r>
+        <w:rPr>
+          <w:rFonts w:ascii="Arial" w:hAnsi="Arial" w:cs="Arial"/>
+          <w:sz w:val="24"/>
+        </w:rPr>
+        <w:t xml:space="preserve"> </w:t>
+      </w:r>
+      <w:r>
+        <w:rPr>
+          <w:rFonts w:ascii="Arial" w:hAnsi="Arial" w:cs="Arial"/>
+          <w:b/>
+          <w:sz w:val="24"/>
+        </w:rPr>
+        <w:t xml:space="preserve">e </w:t>
+      </w:r>
+      <w:proofErr w:type="spellStart"/>
+      <w:r>
+        <w:rPr>
+          <w:rFonts w:ascii="Arial" w:hAnsi="Arial" w:cs="Arial"/>
+          <w:b/>
+          <w:sz w:val="24"/>
+        </w:rPr>
+        <w:t>locally</w:t>
+      </w:r>
+      <w:proofErr w:type="spellEnd"/>
+      <w:r>
+        <w:rPr>
+          <w:rFonts w:ascii="Arial" w:hAnsi="Arial" w:cs="Arial"/>
+          <w:b/>
+          <w:sz w:val="24"/>
+        </w:rPr>
+        <w:t xml:space="preserve"> </w:t>
+      </w:r>
+      <w:proofErr w:type="spellStart"/>
+      <w:r>
+        <w:rPr>
+          <w:rFonts w:ascii="Arial" w:hAnsi="Arial" w:cs="Arial"/>
+          <w:b/>
+          <w:sz w:val="24"/>
+        </w:rPr>
+        <w:t>administered</w:t>
+      </w:r>
+      <w:proofErr w:type="spellEnd"/>
+      <w:r>
+        <w:rPr>
+          <w:rFonts w:ascii="Arial" w:hAnsi="Arial" w:cs="Arial"/>
+          <w:sz w:val="24"/>
+        </w:rPr>
+        <w:t xml:space="preserve">, settando il secondo bit meno significativo del byte più significativo a 1 o 0: se è a 0 è </w:t>
+      </w:r>
+      <w:proofErr w:type="spellStart"/>
+      <w:r>
+        <w:rPr>
+          <w:rFonts w:ascii="Arial" w:hAnsi="Arial" w:cs="Arial"/>
+          <w:sz w:val="24"/>
+        </w:rPr>
+        <w:t>globally</w:t>
+      </w:r>
+      <w:proofErr w:type="spellEnd"/>
+      <w:r>
+        <w:rPr>
+          <w:rFonts w:ascii="Arial" w:hAnsi="Arial" w:cs="Arial"/>
+          <w:sz w:val="24"/>
+        </w:rPr>
+        <w:t xml:space="preserve"> </w:t>
+      </w:r>
+      <w:proofErr w:type="spellStart"/>
+      <w:r>
+        <w:rPr>
+          <w:rFonts w:ascii="Arial" w:hAnsi="Arial" w:cs="Arial"/>
+          <w:sz w:val="24"/>
+        </w:rPr>
+        <w:t>unique</w:t>
+      </w:r>
+      <w:proofErr w:type="spellEnd"/>
+      <w:r>
+        <w:rPr>
+          <w:rFonts w:ascii="Arial" w:hAnsi="Arial" w:cs="Arial"/>
+          <w:sz w:val="24"/>
+        </w:rPr>
+        <w:t xml:space="preserve"> (anche detti UAA, </w:t>
+      </w:r>
+      <w:proofErr w:type="spellStart"/>
+      <w:r>
+        <w:rPr>
+          <w:rFonts w:ascii="Arial" w:hAnsi="Arial" w:cs="Arial"/>
+          <w:sz w:val="24"/>
+        </w:rPr>
+        <w:t>Univerally</w:t>
+      </w:r>
+      <w:proofErr w:type="spellEnd"/>
+      <w:r>
+        <w:rPr>
+          <w:rFonts w:ascii="Arial" w:hAnsi="Arial" w:cs="Arial"/>
+          <w:sz w:val="24"/>
+        </w:rPr>
+        <w:t xml:space="preserve"> </w:t>
+      </w:r>
+      <w:proofErr w:type="spellStart"/>
+      <w:r>
+        <w:rPr>
+          <w:rFonts w:ascii="Arial" w:hAnsi="Arial" w:cs="Arial"/>
+          <w:sz w:val="24"/>
+        </w:rPr>
+        <w:t>Administered</w:t>
+      </w:r>
+      <w:proofErr w:type="spellEnd"/>
+      <w:r>
+        <w:rPr>
+          <w:rFonts w:ascii="Arial" w:hAnsi="Arial" w:cs="Arial"/>
+          <w:sz w:val="24"/>
+        </w:rPr>
+        <w:t xml:space="preserve"> </w:t>
+      </w:r>
+      <w:proofErr w:type="spellStart"/>
+      <w:r>
+        <w:rPr>
+          <w:rFonts w:ascii="Arial" w:hAnsi="Arial" w:cs="Arial"/>
+          <w:sz w:val="24"/>
+        </w:rPr>
+        <w:t>Address</w:t>
+      </w:r>
+      <w:proofErr w:type="spellEnd"/>
+      <w:r>
+        <w:rPr>
+          <w:rFonts w:ascii="Arial" w:hAnsi="Arial" w:cs="Arial"/>
+          <w:sz w:val="24"/>
+        </w:rPr>
+        <w:t xml:space="preserve">), altrimenti </w:t>
+      </w:r>
+      <w:proofErr w:type="spellStart"/>
+      <w:r>
+        <w:rPr>
+          <w:rFonts w:ascii="Arial" w:hAnsi="Arial" w:cs="Arial"/>
+          <w:sz w:val="24"/>
+        </w:rPr>
+        <w:t>locally</w:t>
+      </w:r>
+      <w:proofErr w:type="spellEnd"/>
+      <w:r>
+        <w:rPr>
+          <w:rFonts w:ascii="Arial" w:hAnsi="Arial" w:cs="Arial"/>
+          <w:sz w:val="24"/>
+        </w:rPr>
+        <w:t xml:space="preserve"> </w:t>
+      </w:r>
+      <w:proofErr w:type="spellStart"/>
+      <w:r>
+        <w:rPr>
+          <w:rFonts w:ascii="Arial" w:hAnsi="Arial" w:cs="Arial"/>
+          <w:sz w:val="24"/>
+        </w:rPr>
+        <w:t>administered</w:t>
+      </w:r>
+      <w:proofErr w:type="spellEnd"/>
+      <w:r>
+        <w:rPr>
+          <w:rFonts w:ascii="Arial" w:hAnsi="Arial" w:cs="Arial"/>
+          <w:sz w:val="24"/>
+        </w:rPr>
+        <w:t>. Gli UAA sono più comuni, mentre quelli locali sono indirizzi che coprono i</w:t>
+      </w:r>
+      <w:r>
+        <w:rPr>
+          <w:rFonts w:ascii="Arial" w:hAnsi="Arial" w:cs="Arial"/>
+          <w:sz w:val="24"/>
+        </w:rPr>
+        <w:t>l MAC reale della scheda</w:t>
+      </w:r>
+      <w:r>
+        <w:rPr>
+          <w:rFonts w:ascii="Arial" w:hAnsi="Arial" w:cs="Arial"/>
+          <w:sz w:val="24"/>
+        </w:rPr>
+        <w:t xml:space="preserve"> di rete, per motivi necessari all’amministratore di rete, sostituendolo con uno valido solo localmente.</w:t>
+      </w:r>
+    </w:p>
+    <w:p>
+      <w:pPr>
+        <w:rPr>
+          <w:rFonts w:ascii="Arial" w:hAnsi="Arial" w:cs="Arial"/>
+          <w:sz w:val="24"/>
+        </w:rPr>
+      </w:pPr>
+      <w:r>
+        <w:rPr>
+          <w:rFonts w:ascii="Arial" w:hAnsi="Arial" w:cs="Arial"/>
+          <w:sz w:val="24"/>
+        </w:rPr>
+        <w:t xml:space="preserve">La seconda suddivisione dipende dall’ultimo bit significativo del primo byte, che se settato a 0 indica un indirizzo </w:t>
+      </w:r>
+      <w:proofErr w:type="spellStart"/>
+      <w:r>
+        <w:rPr>
+          <w:rFonts w:ascii="Arial" w:hAnsi="Arial" w:cs="Arial"/>
+          <w:sz w:val="24"/>
+        </w:rPr>
+        <w:t>unicast</w:t>
+      </w:r>
+      <w:proofErr w:type="spellEnd"/>
+      <w:r>
+        <w:rPr>
+          <w:rFonts w:ascii="Arial" w:hAnsi="Arial" w:cs="Arial"/>
+          <w:sz w:val="24"/>
+        </w:rPr>
+        <w:t xml:space="preserve"> (singolo nodo), altrimenti </w:t>
+      </w:r>
+      <w:proofErr w:type="spellStart"/>
+      <w:r>
+        <w:rPr>
+          <w:rFonts w:ascii="Arial" w:hAnsi="Arial" w:cs="Arial"/>
+          <w:sz w:val="24"/>
+        </w:rPr>
+        <w:t>multicast</w:t>
+      </w:r>
+      <w:proofErr w:type="spellEnd"/>
+      <w:r>
+        <w:rPr>
+          <w:rFonts w:ascii="Arial" w:hAnsi="Arial" w:cs="Arial"/>
+          <w:sz w:val="24"/>
+        </w:rPr>
+        <w:t xml:space="preserve"> (gruppo di nodi): questo vale solo per il destinatario, in quanto il mittente è sempre univoco. Il MAC di broadcast è un caso speciale di </w:t>
+      </w:r>
+      <w:proofErr w:type="spellStart"/>
+      <w:r>
+        <w:rPr>
+          <w:rFonts w:ascii="Arial" w:hAnsi="Arial" w:cs="Arial"/>
+          <w:sz w:val="24"/>
+        </w:rPr>
+        <w:t>multicast</w:t>
+      </w:r>
+      <w:proofErr w:type="spellEnd"/>
+      <w:r>
+        <w:rPr>
+          <w:rFonts w:ascii="Arial" w:hAnsi="Arial" w:cs="Arial"/>
+          <w:sz w:val="24"/>
+        </w:rPr>
+        <w:t xml:space="preserve"> ed è un MAC con bit tutti a 1.</w:t>
+      </w:r>
+    </w:p>
+    <w:p>
+      <w:pPr>
+        <w:jc w:val="center"/>
+        <w:rPr>
+          <w:rFonts w:ascii="Arial" w:hAnsi="Arial" w:cs="Arial"/>
+          <w:sz w:val="24"/>
+        </w:rPr>
+      </w:pPr>
+      <w:r>
+        <w:rPr>
+          <w:rFonts w:ascii="Arial" w:hAnsi="Arial" w:cs="Arial"/>
+          <w:noProof/>
+          <w:sz w:val="24"/>
+          <w:lang w:eastAsia="it-IT"/>
+        </w:rPr>
+        <w:drawing>
+          <wp:inline distT="0" distB="0" distL="0" distR="0" wp14:anchorId="13F210A5" wp14:editId="126960CC">
+            <wp:extent cx="2967487" cy="2636130"/>
+            <wp:effectExtent l="0" t="0" r="4445" b="0"/>
+            <wp:docPr id="3" name="Immagine 3"/>
+            <wp:cNvGraphicFramePr>
+              <a:graphicFrameLocks xmlns:a="http://schemas.openxmlformats.org/drawingml/2006/main" noChangeAspect="1"/>
+            </wp:cNvGraphicFramePr>
+            <a:graphic xmlns:a="http://schemas.openxmlformats.org/drawingml/2006/main">
+              <a:graphicData uri="http://schemas.openxmlformats.org/drawingml/2006/picture">
+                <pic:pic xmlns:pic="http://schemas.openxmlformats.org/drawingml/2006/picture">
+                  <pic:nvPicPr>
+                    <pic:cNvPr id="1" name=""/>
+                    <pic:cNvPicPr/>
+                  </pic:nvPicPr>
+                  <pic:blipFill>
+                    <a:blip r:embed="rId7"/>
+                    <a:stretch>
+                      <a:fillRect/>
+                    </a:stretch>
+                  </pic:blipFill>
+                  <pic:spPr>
+                    <a:xfrm>
+                      <a:off x="0" y="0"/>
+                      <a:ext cx="2991105" cy="2657111"/>
+                    </a:xfrm>
+                    <a:prstGeom prst="rect">
+                      <a:avLst/>
+                    </a:prstGeom>
+                  </pic:spPr>
+                </pic:pic>
+              </a:graphicData>
+            </a:graphic>
+          </wp:inline>
+        </w:drawing>
+      </w:r>
+    </w:p>
+    <w:p>
+      <w:pPr>
+        <w:rPr>
+          <w:rFonts w:ascii="Arial" w:hAnsi="Arial" w:cs="Arial"/>
+          <w:b/>
+          <w:sz w:val="28"/>
+          <w:lang w:val="en-US"/>
+        </w:rPr>
+      </w:pPr>
+      <w:r>
+        <w:rPr>
+          <w:rFonts w:ascii="Arial" w:hAnsi="Arial" w:cs="Arial"/>
+          <w:b/>
+          <w:sz w:val="28"/>
+          <w:lang w:val="en-US"/>
+        </w:rPr>
+        <w:t>CSMA/CD</w:t>
+      </w:r>
+      <w:r>
+        <w:rPr>
+          <w:rFonts w:ascii="Arial" w:hAnsi="Arial" w:cs="Arial"/>
+          <w:b/>
+          <w:sz w:val="28"/>
+          <w:lang w:val="en-US"/>
+        </w:rPr>
+        <w:t xml:space="preserve"> (Carrier Sense Multiple Access / Collision </w:t>
+      </w:r>
+      <w:proofErr w:type="gramStart"/>
+      <w:r>
+        <w:rPr>
+          <w:rFonts w:ascii="Arial" w:hAnsi="Arial" w:cs="Arial"/>
+          <w:b/>
+          <w:sz w:val="28"/>
+          <w:lang w:val="en-US"/>
+        </w:rPr>
+        <w:t>Detection )</w:t>
+      </w:r>
+      <w:proofErr w:type="gramEnd"/>
+    </w:p>
+    <w:p>
+      <w:pPr>
+        <w:rPr>
+          <w:rFonts w:ascii="Arial" w:hAnsi="Arial" w:cs="Arial"/>
+          <w:sz w:val="24"/>
+        </w:rPr>
+      </w:pPr>
+      <w:r>
+        <w:rPr>
+          <w:rFonts w:ascii="Arial" w:hAnsi="Arial" w:cs="Arial"/>
+          <w:sz w:val="24"/>
+        </w:rPr>
+        <w:t>L’accesso al mezzo è previsto tramite CSMA/CD 1-insistente. Sostanzialmente ci si è accorti che per consentire l’accesso a un mezzo condiviso, è necessario che un nodo che vuole trasmettere controlli lo stato del mezzo prima di inviare. CSMA riduce la probabilità di collisione ma non le elimina a causa del ritardo di propagazione.</w:t>
+      </w:r>
+      <w:r>
+        <w:rPr>
+          <w:rFonts w:ascii="Arial" w:hAnsi="Arial" w:cs="Arial"/>
+          <w:sz w:val="24"/>
+        </w:rPr>
+        <w:t xml:space="preserve"> Definendo tempo di vulnerabilità il periodo di tempo in cui può avvenire una collisione, in CSMA questo tempo è proprio il tempo di propagazione del segnale per attraversare il canale da un’estremità all’altra.</w:t>
+      </w:r>
+    </w:p>
+    <w:p>
+      <w:pPr>
+        <w:rPr>
+          <w:rFonts w:ascii="Arial" w:hAnsi="Arial" w:cs="Arial"/>
+          <w:sz w:val="24"/>
+        </w:rPr>
+      </w:pPr>
+      <w:r>
+        <w:rPr>
+          <w:rFonts w:ascii="Arial" w:hAnsi="Arial" w:cs="Arial"/>
+          <w:sz w:val="24"/>
+        </w:rPr>
+        <w:t xml:space="preserve">Gli </w:t>
+      </w:r>
+      <w:proofErr w:type="spellStart"/>
+      <w:r>
+        <w:rPr>
+          <w:rFonts w:ascii="Arial" w:hAnsi="Arial" w:cs="Arial"/>
+          <w:sz w:val="24"/>
+        </w:rPr>
+        <w:t>step</w:t>
+      </w:r>
+      <w:proofErr w:type="spellEnd"/>
+      <w:r>
+        <w:rPr>
+          <w:rFonts w:ascii="Arial" w:hAnsi="Arial" w:cs="Arial"/>
+          <w:sz w:val="24"/>
+        </w:rPr>
+        <w:t xml:space="preserve"> sono i seguenti:</w:t>
+      </w:r>
+    </w:p>
+    <w:p>
+      <w:pPr>
+        <w:pStyle w:val="Paragrafoelenco"/>
+        <w:numPr>
+          <w:ilvl w:val="0"/>
+          <w:numId w:val="1"/>
+        </w:numPr>
+        <w:rPr>
+          <w:rFonts w:ascii="Arial" w:hAnsi="Arial" w:cs="Arial"/>
+          <w:sz w:val="24"/>
+        </w:rPr>
+      </w:pPr>
+      <w:r>
+        <w:rPr>
+          <w:rFonts w:ascii="Arial" w:hAnsi="Arial" w:cs="Arial"/>
+          <w:sz w:val="24"/>
+        </w:rPr>
+        <w:t>La stazione controlla lo stato del mezzo prima di trasmettere.</w:t>
+      </w:r>
+    </w:p>
+    <w:p>
+      <w:pPr>
+        <w:pStyle w:val="Paragrafoelenco"/>
+        <w:numPr>
+          <w:ilvl w:val="0"/>
+          <w:numId w:val="1"/>
+        </w:numPr>
+        <w:rPr>
+          <w:rFonts w:ascii="Arial" w:hAnsi="Arial" w:cs="Arial"/>
+          <w:sz w:val="24"/>
+        </w:rPr>
+      </w:pPr>
+      <w:r>
+        <w:rPr>
+          <w:rFonts w:ascii="Arial" w:hAnsi="Arial" w:cs="Arial"/>
+          <w:sz w:val="24"/>
+        </w:rPr>
+        <w:t>Se lo trova occupato continua a controllare finché non si libera e a quel punto trasmette immediatamente.</w:t>
+      </w:r>
+    </w:p>
+    <w:p>
+      <w:pPr>
+        <w:rPr>
+          <w:rFonts w:ascii="Arial" w:hAnsi="Arial" w:cs="Arial"/>
+          <w:sz w:val="24"/>
+        </w:rPr>
+      </w:pPr>
+      <w:r>
+        <w:rPr>
+          <w:rFonts w:ascii="Arial" w:hAnsi="Arial" w:cs="Arial"/>
+          <w:sz w:val="24"/>
+        </w:rPr>
+        <w:lastRenderedPageBreak/>
+        <w:t xml:space="preserve">L’intervallo di tempo da usare con CSMA/CD è 2 volte il tempo di propagazione massimo (andata </w:t>
+      </w:r>
+      <w:proofErr w:type="gramStart"/>
+      <w:r>
+        <w:rPr>
+          <w:rFonts w:ascii="Arial" w:hAnsi="Arial" w:cs="Arial"/>
+          <w:sz w:val="24"/>
+        </w:rPr>
+        <w:t>e</w:t>
+      </w:r>
+      <w:proofErr w:type="gramEnd"/>
+      <w:r>
+        <w:rPr>
+          <w:rFonts w:ascii="Arial" w:hAnsi="Arial" w:cs="Arial"/>
+          <w:sz w:val="24"/>
+        </w:rPr>
+        <w:t xml:space="preserve"> ritorno) più il tempo per spedire il segnale di </w:t>
+      </w:r>
+      <w:proofErr w:type="spellStart"/>
+      <w:r>
+        <w:rPr>
+          <w:rFonts w:ascii="Arial" w:hAnsi="Arial" w:cs="Arial"/>
+          <w:sz w:val="24"/>
+        </w:rPr>
+        <w:t>jamming</w:t>
+      </w:r>
+      <w:proofErr w:type="spellEnd"/>
+      <w:r>
+        <w:rPr>
+          <w:rFonts w:ascii="Arial" w:hAnsi="Arial" w:cs="Arial"/>
+          <w:sz w:val="24"/>
+        </w:rPr>
+        <w:t>, ossia un segnale per comunicare agli altri che ora trasmettiamo noi. Tali problematiche insieme ad altre di tipo fisico, limitano Ethernet standard a una lunghezza di 2500 metri con velocità fino a 10 Mbps. Con IEEE 802.3u (Fast Ethernet) si sono raggiunti obiettivi come:</w:t>
+      </w:r>
+    </w:p>
+    <w:p>
+      <w:pPr>
+        <w:pStyle w:val="Paragrafoelenco"/>
+        <w:numPr>
+          <w:ilvl w:val="0"/>
+          <w:numId w:val="1"/>
+        </w:numPr>
+        <w:rPr>
+          <w:rFonts w:ascii="Arial" w:hAnsi="Arial" w:cs="Arial"/>
+          <w:sz w:val="24"/>
+        </w:rPr>
+      </w:pPr>
+      <w:r>
+        <w:rPr>
+          <w:rFonts w:ascii="Arial" w:hAnsi="Arial" w:cs="Arial"/>
+          <w:sz w:val="24"/>
+        </w:rPr>
+        <w:t>Aumentare la velocità fino a 100 Mbps</w:t>
+      </w:r>
+    </w:p>
+    <w:p>
+      <w:pPr>
+        <w:pStyle w:val="Paragrafoelenco"/>
+        <w:numPr>
+          <w:ilvl w:val="0"/>
+          <w:numId w:val="1"/>
+        </w:numPr>
+        <w:rPr>
+          <w:rFonts w:ascii="Arial" w:hAnsi="Arial" w:cs="Arial"/>
+          <w:sz w:val="24"/>
+        </w:rPr>
+      </w:pPr>
+      <w:r>
+        <w:rPr>
+          <w:rFonts w:ascii="Arial" w:hAnsi="Arial" w:cs="Arial"/>
+          <w:sz w:val="24"/>
+        </w:rPr>
+        <w:t>Mantenere la compatibilità con Ethernet Standard</w:t>
+      </w:r>
+    </w:p>
+    <w:p>
+      <w:pPr>
+        <w:pStyle w:val="Paragrafoelenco"/>
+        <w:numPr>
+          <w:ilvl w:val="0"/>
+          <w:numId w:val="1"/>
+        </w:numPr>
+        <w:rPr>
+          <w:rFonts w:ascii="Arial" w:hAnsi="Arial" w:cs="Arial"/>
+          <w:sz w:val="24"/>
+        </w:rPr>
+      </w:pPr>
+      <w:r>
+        <w:rPr>
+          <w:rFonts w:ascii="Arial" w:hAnsi="Arial" w:cs="Arial"/>
+          <w:sz w:val="24"/>
+        </w:rPr>
+        <w:t>Mantenere i MAC a 48 bit</w:t>
+      </w:r>
+    </w:p>
+    <w:p>
+      <w:pPr>
+        <w:pStyle w:val="Paragrafoelenco"/>
+        <w:numPr>
+          <w:ilvl w:val="0"/>
+          <w:numId w:val="1"/>
+        </w:numPr>
+        <w:rPr>
+          <w:rFonts w:ascii="Arial" w:hAnsi="Arial" w:cs="Arial"/>
+          <w:b/>
+          <w:sz w:val="28"/>
+        </w:rPr>
+      </w:pPr>
+      <w:r>
+        <w:rPr>
+          <w:rFonts w:ascii="Arial" w:hAnsi="Arial" w:cs="Arial"/>
+          <w:sz w:val="24"/>
+        </w:rPr>
+        <w:t>Mantenere formato e dimensioni dei frame</w:t>
+      </w:r>
+    </w:p>
+    <w:p>
+      <w:pPr>
+        <w:rPr>
+          <w:rFonts w:ascii="Arial" w:hAnsi="Arial" w:cs="Arial"/>
+          <w:sz w:val="24"/>
+        </w:rPr>
+      </w:pPr>
+      <w:r>
+        <w:rPr>
+          <w:rFonts w:ascii="Arial" w:hAnsi="Arial" w:cs="Arial"/>
+          <w:sz w:val="24"/>
+        </w:rPr>
+        <w:t xml:space="preserve">A partire da Fast Ethernet si è abbandonata la topologia di rete a bus a favore di quella a stella, che permette un accesso </w:t>
+      </w:r>
+      <w:proofErr w:type="spellStart"/>
+      <w:r>
+        <w:rPr>
+          <w:rFonts w:ascii="Arial" w:hAnsi="Arial" w:cs="Arial"/>
+          <w:sz w:val="24"/>
+        </w:rPr>
+        <w:t>half</w:t>
+      </w:r>
+      <w:proofErr w:type="spellEnd"/>
+      <w:r>
+        <w:rPr>
+          <w:rFonts w:ascii="Arial" w:hAnsi="Arial" w:cs="Arial"/>
+          <w:sz w:val="24"/>
+        </w:rPr>
+        <w:t xml:space="preserve">/full-duplex, a seconda che i nodi siano connessi a un </w:t>
+      </w:r>
+      <w:proofErr w:type="spellStart"/>
+      <w:r>
+        <w:rPr>
+          <w:rFonts w:ascii="Arial" w:hAnsi="Arial" w:cs="Arial"/>
+          <w:sz w:val="24"/>
+        </w:rPr>
+        <w:t>hub</w:t>
+      </w:r>
+      <w:proofErr w:type="spellEnd"/>
+      <w:r>
+        <w:rPr>
+          <w:rFonts w:ascii="Arial" w:hAnsi="Arial" w:cs="Arial"/>
+          <w:sz w:val="24"/>
+        </w:rPr>
+        <w:t xml:space="preserve"> o uno </w:t>
+      </w:r>
+      <w:proofErr w:type="spellStart"/>
+      <w:r>
+        <w:rPr>
+          <w:rFonts w:ascii="Arial" w:hAnsi="Arial" w:cs="Arial"/>
+          <w:sz w:val="24"/>
+        </w:rPr>
+        <w:t>switch</w:t>
+      </w:r>
+      <w:proofErr w:type="spellEnd"/>
+      <w:r>
+        <w:rPr>
+          <w:rFonts w:ascii="Arial" w:hAnsi="Arial" w:cs="Arial"/>
+          <w:sz w:val="24"/>
+        </w:rPr>
+        <w:t xml:space="preserve">. Infatti, se usiamo un </w:t>
+      </w:r>
+      <w:proofErr w:type="spellStart"/>
+      <w:r>
+        <w:rPr>
+          <w:rFonts w:ascii="Arial" w:hAnsi="Arial" w:cs="Arial"/>
+          <w:sz w:val="24"/>
+        </w:rPr>
+        <w:t>hub</w:t>
+      </w:r>
+      <w:proofErr w:type="spellEnd"/>
+      <w:r>
+        <w:rPr>
+          <w:rFonts w:ascii="Arial" w:hAnsi="Arial" w:cs="Arial"/>
+          <w:sz w:val="24"/>
+        </w:rPr>
+        <w:t xml:space="preserve"> è necessario CSMA/CD, altrimenti no (anche se Ethernet mantiene tale metodo di accesso per </w:t>
+      </w:r>
+      <w:proofErr w:type="spellStart"/>
+      <w:r>
+        <w:rPr>
+          <w:rFonts w:ascii="Arial" w:hAnsi="Arial" w:cs="Arial"/>
+          <w:sz w:val="24"/>
+        </w:rPr>
+        <w:t>retrocompatibilità</w:t>
+      </w:r>
+      <w:proofErr w:type="spellEnd"/>
+      <w:r>
+        <w:rPr>
+          <w:rFonts w:ascii="Arial" w:hAnsi="Arial" w:cs="Arial"/>
+          <w:sz w:val="24"/>
+        </w:rPr>
+        <w:t>).</w:t>
+      </w:r>
+    </w:p>
+    <w:p>
+      <w:pPr>
+        <w:rPr>
+          <w:rFonts w:ascii="Arial" w:hAnsi="Arial" w:cs="Arial"/>
+          <w:sz w:val="24"/>
+        </w:rPr>
+      </w:pPr>
+      <w:r>
+        <w:rPr>
+          <w:rFonts w:ascii="Arial" w:hAnsi="Arial" w:cs="Arial"/>
+          <w:sz w:val="24"/>
+        </w:rPr>
+        <w:t xml:space="preserve">Lo standard odierno è Gigabit Ethernet, e nel progetto di raggiungere tali velocità le connessioni </w:t>
+      </w:r>
+      <w:proofErr w:type="spellStart"/>
+      <w:r>
+        <w:rPr>
+          <w:rFonts w:ascii="Arial" w:hAnsi="Arial" w:cs="Arial"/>
+          <w:sz w:val="24"/>
+        </w:rPr>
+        <w:t>half</w:t>
+      </w:r>
+      <w:proofErr w:type="spellEnd"/>
+      <w:r>
+        <w:rPr>
+          <w:rFonts w:ascii="Arial" w:hAnsi="Arial" w:cs="Arial"/>
+          <w:sz w:val="24"/>
+        </w:rPr>
+        <w:t xml:space="preserve">-duplex rimangono per questioni di compatibilità ma di fatto non vengono usate per raggiungere velocità di </w:t>
+      </w:r>
+      <w:proofErr w:type="spellStart"/>
+      <w:r>
+        <w:rPr>
+          <w:rFonts w:ascii="Arial" w:hAnsi="Arial" w:cs="Arial"/>
+          <w:sz w:val="24"/>
+        </w:rPr>
+        <w:t>Gbps</w:t>
+      </w:r>
+      <w:proofErr w:type="spellEnd"/>
+      <w:r>
+        <w:rPr>
+          <w:rFonts w:ascii="Arial" w:hAnsi="Arial" w:cs="Arial"/>
+          <w:sz w:val="24"/>
+        </w:rPr>
+        <w:t>.</w:t>
+      </w:r>
+    </w:p>
+    <w:p>
+      <w:pPr>
+        <w:rPr>
+          <w:rFonts w:ascii="Arial" w:hAnsi="Arial" w:cs="Arial"/>
+          <w:sz w:val="24"/>
+        </w:rPr>
+      </w:pPr>
+      <w:r>
+        <w:rPr>
+          <w:rFonts w:ascii="Arial" w:hAnsi="Arial" w:cs="Arial"/>
+          <w:sz w:val="24"/>
+        </w:rPr>
+        <w:t xml:space="preserve">Nell’approccio full-duplex si usano </w:t>
+      </w:r>
+      <w:proofErr w:type="spellStart"/>
+      <w:r>
+        <w:rPr>
+          <w:rFonts w:ascii="Arial" w:hAnsi="Arial" w:cs="Arial"/>
+          <w:sz w:val="24"/>
+        </w:rPr>
+        <w:t>switch</w:t>
+      </w:r>
+      <w:proofErr w:type="spellEnd"/>
+      <w:r>
+        <w:rPr>
+          <w:rFonts w:ascii="Arial" w:hAnsi="Arial" w:cs="Arial"/>
+          <w:sz w:val="24"/>
+        </w:rPr>
+        <w:t xml:space="preserve"> direttamente connessi ai nodi o ad altri </w:t>
+      </w:r>
+      <w:proofErr w:type="spellStart"/>
+      <w:r>
+        <w:rPr>
+          <w:rFonts w:ascii="Arial" w:hAnsi="Arial" w:cs="Arial"/>
+          <w:sz w:val="24"/>
+        </w:rPr>
+        <w:t>switch</w:t>
+      </w:r>
+      <w:proofErr w:type="spellEnd"/>
+      <w:r>
+        <w:rPr>
+          <w:rFonts w:ascii="Arial" w:hAnsi="Arial" w:cs="Arial"/>
+          <w:sz w:val="24"/>
+        </w:rPr>
+        <w:t>, che hanno buffer su ogni porta per conservare i frame in transito: così non c’è possibilità di collisione, e la lunghezza massima del cavo dipende dall’attenuazione del segnale nel cavo.</w:t>
+      </w:r>
+    </w:p>
+    <w:p>
+      <w:pPr>
+        <w:tabs>
+          <w:tab w:val="left" w:pos="2676"/>
+        </w:tabs>
+        <w:rPr>
+          <w:rFonts w:ascii="Arial" w:hAnsi="Arial" w:cs="Arial"/>
+          <w:b/>
+          <w:sz w:val="28"/>
+        </w:rPr>
+      </w:pPr>
+      <w:r>
+        <w:rPr>
+          <w:rFonts w:ascii="Arial" w:hAnsi="Arial" w:cs="Arial"/>
+          <w:b/>
+          <w:sz w:val="28"/>
+        </w:rPr>
+        <w:t>Lo Strato Fisico</w:t>
+      </w:r>
+    </w:p>
+    <w:p>
+      <w:pPr>
+        <w:tabs>
+          <w:tab w:val="left" w:pos="2676"/>
+        </w:tabs>
+        <w:rPr>
+          <w:rFonts w:ascii="Arial" w:hAnsi="Arial" w:cs="Arial"/>
+          <w:sz w:val="24"/>
+        </w:rPr>
+      </w:pPr>
+      <w:r>
+        <w:rPr>
+          <w:rFonts w:ascii="Arial" w:hAnsi="Arial" w:cs="Arial"/>
+          <w:sz w:val="24"/>
+        </w:rPr>
+        <w:t>I nomi della tecnologia Ethernet usata seguono la seguente codifica:</w:t>
+      </w:r>
+    </w:p>
+    <w:p>
+      <w:pPr>
+        <w:pStyle w:val="Paragrafoelenco"/>
+        <w:numPr>
+          <w:ilvl w:val="0"/>
+          <w:numId w:val="1"/>
+        </w:numPr>
+        <w:tabs>
+          <w:tab w:val="left" w:pos="2676"/>
+        </w:tabs>
+        <w:rPr>
+          <w:rFonts w:ascii="Arial" w:hAnsi="Arial" w:cs="Arial"/>
+          <w:sz w:val="24"/>
+        </w:rPr>
+      </w:pPr>
+      <w:r>
+        <w:rPr>
+          <w:rFonts w:ascii="Arial" w:hAnsi="Arial" w:cs="Arial"/>
+          <w:sz w:val="24"/>
+        </w:rPr>
+        <w:t>Il numero all’inizio indica la velocità massima raggiungibile</w:t>
+      </w:r>
+    </w:p>
+    <w:p>
+      <w:pPr>
+        <w:pStyle w:val="Paragrafoelenco"/>
+        <w:numPr>
+          <w:ilvl w:val="0"/>
+          <w:numId w:val="1"/>
+        </w:numPr>
+        <w:tabs>
+          <w:tab w:val="left" w:pos="2676"/>
+        </w:tabs>
+        <w:rPr>
+          <w:rFonts w:ascii="Arial" w:hAnsi="Arial" w:cs="Arial"/>
+          <w:sz w:val="24"/>
+        </w:rPr>
+      </w:pPr>
+      <w:r>
+        <w:rPr>
+          <w:rFonts w:ascii="Arial" w:hAnsi="Arial" w:cs="Arial"/>
+          <w:sz w:val="24"/>
+        </w:rPr>
+        <w:t xml:space="preserve">La parola “base” sta per </w:t>
+      </w:r>
+      <w:proofErr w:type="spellStart"/>
+      <w:r>
+        <w:rPr>
+          <w:rFonts w:ascii="Arial" w:hAnsi="Arial" w:cs="Arial"/>
+          <w:sz w:val="24"/>
+        </w:rPr>
+        <w:t>baseband</w:t>
+      </w:r>
+      <w:proofErr w:type="spellEnd"/>
+      <w:r>
+        <w:rPr>
+          <w:rFonts w:ascii="Arial" w:hAnsi="Arial" w:cs="Arial"/>
+          <w:sz w:val="24"/>
+        </w:rPr>
+        <w:t xml:space="preserve"> e indica che i dati sono codificati tramite la codifica Manchester</w:t>
+      </w:r>
+    </w:p>
+    <w:p>
+      <w:pPr>
+        <w:pStyle w:val="Paragrafoelenco"/>
+        <w:numPr>
+          <w:ilvl w:val="0"/>
+          <w:numId w:val="1"/>
+        </w:numPr>
+        <w:tabs>
+          <w:tab w:val="left" w:pos="2676"/>
+        </w:tabs>
+        <w:rPr>
+          <w:rFonts w:ascii="Arial" w:hAnsi="Arial" w:cs="Arial"/>
+          <w:sz w:val="24"/>
+        </w:rPr>
+      </w:pPr>
+      <w:r>
+        <w:rPr>
+          <w:rFonts w:ascii="Arial" w:hAnsi="Arial" w:cs="Arial"/>
+          <w:sz w:val="24"/>
+        </w:rPr>
+        <w:t>L’ultima sigla indica la caratteristica saliente di tale versione (ad esempio 2 e 5 indicano la lunghezza massima di 200 o 500 metri, mentre T o F indicano se il mezzo è rame o fibra)</w:t>
+      </w:r>
+    </w:p>
+    <w:p>
+      <w:pPr>
+        <w:tabs>
+          <w:tab w:val="left" w:pos="2676"/>
+        </w:tabs>
+        <w:rPr>
+          <w:rFonts w:ascii="Arial" w:hAnsi="Arial" w:cs="Arial"/>
+          <w:sz w:val="24"/>
+        </w:rPr>
+      </w:pPr>
+      <w:r>
+        <w:rPr>
+          <w:rFonts w:ascii="Arial" w:hAnsi="Arial" w:cs="Arial"/>
+          <w:sz w:val="24"/>
+        </w:rPr>
+        <w:t>In Ethernet standard le implementazioni più comuni sono:</w:t>
+      </w:r>
+    </w:p>
+    <w:p>
+      <w:pPr>
+        <w:pStyle w:val="Paragrafoelenco"/>
+        <w:numPr>
+          <w:ilvl w:val="0"/>
+          <w:numId w:val="1"/>
+        </w:numPr>
+        <w:tabs>
+          <w:tab w:val="left" w:pos="2676"/>
+        </w:tabs>
+        <w:rPr>
+          <w:rFonts w:ascii="Arial" w:hAnsi="Arial" w:cs="Arial"/>
+          <w:sz w:val="24"/>
+          <w:lang w:val="en-US"/>
+        </w:rPr>
+      </w:pPr>
+      <w:r>
+        <w:rPr>
+          <w:rFonts w:ascii="Arial" w:hAnsi="Arial" w:cs="Arial"/>
+          <w:sz w:val="24"/>
+          <w:lang w:val="en-US"/>
+        </w:rPr>
+        <w:t xml:space="preserve">Thick e Thin Ethernet: </w:t>
+      </w:r>
+      <w:proofErr w:type="spellStart"/>
+      <w:r>
+        <w:rPr>
+          <w:rFonts w:ascii="Arial" w:hAnsi="Arial" w:cs="Arial"/>
+          <w:sz w:val="24"/>
+          <w:lang w:val="en-US"/>
+        </w:rPr>
+        <w:t>cavo</w:t>
+      </w:r>
+      <w:proofErr w:type="spellEnd"/>
+      <w:r>
+        <w:rPr>
+          <w:rFonts w:ascii="Arial" w:hAnsi="Arial" w:cs="Arial"/>
+          <w:sz w:val="24"/>
+          <w:lang w:val="en-US"/>
+        </w:rPr>
+        <w:t xml:space="preserve"> </w:t>
+      </w:r>
+      <w:proofErr w:type="spellStart"/>
+      <w:r>
+        <w:rPr>
+          <w:rFonts w:ascii="Arial" w:hAnsi="Arial" w:cs="Arial"/>
+          <w:sz w:val="24"/>
+          <w:lang w:val="en-US"/>
+        </w:rPr>
+        <w:t>coassiale</w:t>
+      </w:r>
+      <w:proofErr w:type="spellEnd"/>
+      <w:r>
+        <w:rPr>
+          <w:rFonts w:ascii="Arial" w:hAnsi="Arial" w:cs="Arial"/>
+          <w:sz w:val="24"/>
+          <w:lang w:val="en-US"/>
+        </w:rPr>
+        <w:t xml:space="preserve"> in </w:t>
+      </w:r>
+      <w:proofErr w:type="spellStart"/>
+      <w:r>
+        <w:rPr>
+          <w:rFonts w:ascii="Arial" w:hAnsi="Arial" w:cs="Arial"/>
+          <w:sz w:val="24"/>
+          <w:lang w:val="en-US"/>
+        </w:rPr>
+        <w:t>modalità</w:t>
+      </w:r>
+      <w:proofErr w:type="spellEnd"/>
+      <w:r>
+        <w:rPr>
+          <w:rFonts w:ascii="Arial" w:hAnsi="Arial" w:cs="Arial"/>
+          <w:sz w:val="24"/>
+          <w:lang w:val="en-US"/>
+        </w:rPr>
+        <w:t xml:space="preserve"> half-duplex</w:t>
+      </w:r>
+    </w:p>
+    <w:p>
+      <w:pPr>
+        <w:pStyle w:val="Paragrafoelenco"/>
+        <w:numPr>
+          <w:ilvl w:val="1"/>
+          <w:numId w:val="1"/>
+        </w:numPr>
+        <w:tabs>
+          <w:tab w:val="left" w:pos="2676"/>
+        </w:tabs>
+        <w:rPr>
+          <w:rFonts w:ascii="Arial" w:hAnsi="Arial" w:cs="Arial"/>
+          <w:sz w:val="24"/>
+        </w:rPr>
+      </w:pPr>
+      <w:r>
+        <w:rPr>
+          <w:rFonts w:ascii="Arial" w:hAnsi="Arial" w:cs="Arial"/>
+          <w:sz w:val="24"/>
+        </w:rPr>
+        <w:t>10Base5</w:t>
+      </w:r>
+    </w:p>
+    <w:p>
+      <w:pPr>
+        <w:pStyle w:val="Paragrafoelenco"/>
+        <w:numPr>
+          <w:ilvl w:val="1"/>
+          <w:numId w:val="1"/>
+        </w:numPr>
+        <w:tabs>
+          <w:tab w:val="left" w:pos="2676"/>
+        </w:tabs>
+        <w:rPr>
+          <w:rFonts w:ascii="Arial" w:hAnsi="Arial" w:cs="Arial"/>
+          <w:sz w:val="24"/>
+        </w:rPr>
+      </w:pPr>
+      <w:r>
+        <w:rPr>
+          <w:rFonts w:ascii="Arial" w:hAnsi="Arial" w:cs="Arial"/>
+          <w:sz w:val="24"/>
+        </w:rPr>
+        <w:t>10Base2</w:t>
+      </w:r>
+    </w:p>
+    <w:p>
+      <w:pPr>
+        <w:pStyle w:val="Paragrafoelenco"/>
+        <w:numPr>
+          <w:ilvl w:val="0"/>
+          <w:numId w:val="1"/>
+        </w:numPr>
+        <w:tabs>
+          <w:tab w:val="left" w:pos="2676"/>
+        </w:tabs>
+        <w:rPr>
+          <w:rFonts w:ascii="Arial" w:hAnsi="Arial" w:cs="Arial"/>
+          <w:sz w:val="24"/>
+        </w:rPr>
+      </w:pPr>
+      <w:r>
+        <w:rPr>
+          <w:rFonts w:ascii="Arial" w:hAnsi="Arial" w:cs="Arial"/>
+          <w:sz w:val="24"/>
+        </w:rPr>
+        <w:t xml:space="preserve">Doppino (canali </w:t>
+      </w:r>
+      <w:proofErr w:type="gramStart"/>
+      <w:r>
+        <w:rPr>
+          <w:rFonts w:ascii="Arial" w:hAnsi="Arial" w:cs="Arial"/>
+          <w:sz w:val="24"/>
+        </w:rPr>
+        <w:t xml:space="preserve">p </w:t>
+      </w:r>
+      <w:proofErr w:type="spellStart"/>
+      <w:r>
+        <w:rPr>
+          <w:rFonts w:ascii="Arial" w:hAnsi="Arial" w:cs="Arial"/>
+          <w:sz w:val="24"/>
+        </w:rPr>
+        <w:t>er</w:t>
+      </w:r>
+      <w:proofErr w:type="spellEnd"/>
+      <w:proofErr w:type="gramEnd"/>
+      <w:r>
+        <w:rPr>
+          <w:rFonts w:ascii="Arial" w:hAnsi="Arial" w:cs="Arial"/>
+          <w:sz w:val="24"/>
+        </w:rPr>
+        <w:t xml:space="preserve"> trasmettere e ricevere sdoppiati), topologia a stella con nodo centrale un </w:t>
+      </w:r>
+      <w:proofErr w:type="spellStart"/>
+      <w:r>
+        <w:rPr>
+          <w:rFonts w:ascii="Arial" w:hAnsi="Arial" w:cs="Arial"/>
+          <w:sz w:val="24"/>
+        </w:rPr>
+        <w:t>hub</w:t>
+      </w:r>
+      <w:proofErr w:type="spellEnd"/>
+    </w:p>
+    <w:p>
+      <w:pPr>
+        <w:pStyle w:val="Paragrafoelenco"/>
+        <w:numPr>
+          <w:ilvl w:val="1"/>
+          <w:numId w:val="1"/>
+        </w:numPr>
+        <w:tabs>
+          <w:tab w:val="left" w:pos="2676"/>
+        </w:tabs>
+        <w:rPr>
+          <w:rFonts w:ascii="Arial" w:hAnsi="Arial" w:cs="Arial"/>
+          <w:sz w:val="24"/>
+        </w:rPr>
+      </w:pPr>
+      <w:r>
+        <w:rPr>
+          <w:rFonts w:ascii="Arial" w:hAnsi="Arial" w:cs="Arial"/>
+          <w:sz w:val="24"/>
+        </w:rPr>
+        <w:t>10baseT</w:t>
+      </w:r>
+    </w:p>
+    <w:p>
+      <w:pPr>
+        <w:pStyle w:val="Paragrafoelenco"/>
+        <w:numPr>
+          <w:ilvl w:val="1"/>
+          <w:numId w:val="1"/>
+        </w:numPr>
+        <w:tabs>
+          <w:tab w:val="left" w:pos="2676"/>
+        </w:tabs>
+        <w:rPr>
+          <w:rFonts w:ascii="Arial" w:hAnsi="Arial" w:cs="Arial"/>
+          <w:sz w:val="24"/>
+        </w:rPr>
+      </w:pPr>
+      <w:r>
+        <w:rPr>
+          <w:rFonts w:ascii="Arial" w:hAnsi="Arial" w:cs="Arial"/>
+          <w:sz w:val="24"/>
+        </w:rPr>
+        <w:t>10BaseF</w:t>
+      </w:r>
+    </w:p>
+    <w:p>
+      <w:pPr>
+        <w:tabs>
+          <w:tab w:val="left" w:pos="2676"/>
+        </w:tabs>
+        <w:rPr>
+          <w:rFonts w:ascii="Arial" w:hAnsi="Arial" w:cs="Arial"/>
+          <w:sz w:val="24"/>
+        </w:rPr>
+      </w:pPr>
+      <w:r>
+        <w:rPr>
+          <w:rFonts w:ascii="Arial" w:hAnsi="Arial" w:cs="Arial"/>
+          <w:sz w:val="24"/>
+        </w:rPr>
+        <w:t xml:space="preserve">Ethernet standard ha subito diversi cambiamenti per raggiungere le velocità che conosciamo oggi; primo tra tutti l’uso del Bridge. Un bridge divide la rete in una o più parti ognuna delle quali è indipendente. Lo </w:t>
+      </w:r>
+      <w:proofErr w:type="spellStart"/>
+      <w:r>
+        <w:rPr>
+          <w:rFonts w:ascii="Arial" w:hAnsi="Arial" w:cs="Arial"/>
+          <w:sz w:val="24"/>
+        </w:rPr>
+        <w:t>switch</w:t>
+      </w:r>
+      <w:proofErr w:type="spellEnd"/>
+      <w:r>
+        <w:rPr>
+          <w:rFonts w:ascii="Arial" w:hAnsi="Arial" w:cs="Arial"/>
+          <w:sz w:val="24"/>
+        </w:rPr>
+        <w:t xml:space="preserve"> è un’estremizzazione del bridge, ossia un dispositivo che ha un solo nodo su ogni porta. Gli </w:t>
+      </w:r>
+      <w:proofErr w:type="spellStart"/>
+      <w:r>
+        <w:rPr>
+          <w:rFonts w:ascii="Arial" w:hAnsi="Arial" w:cs="Arial"/>
+          <w:sz w:val="24"/>
+        </w:rPr>
+        <w:t>switch</w:t>
+      </w:r>
+      <w:proofErr w:type="spellEnd"/>
+      <w:r>
+        <w:rPr>
+          <w:rFonts w:ascii="Arial" w:hAnsi="Arial" w:cs="Arial"/>
+          <w:sz w:val="24"/>
+        </w:rPr>
+        <w:t xml:space="preserve"> di livello 2 hanno hardware specializzato come buffer su ogni porta per gestire velocemente i frame.</w:t>
+      </w:r>
+    </w:p>
+    <w:p>
+      <w:pPr>
+        <w:rPr>
+          <w:rFonts w:ascii="Arial" w:hAnsi="Arial" w:cs="Arial"/>
+          <w:b/>
+          <w:sz w:val="28"/>
+        </w:rPr>
+      </w:pPr>
+      <w:proofErr w:type="spellStart"/>
+      <w:r>
+        <w:rPr>
+          <w:rFonts w:ascii="Arial" w:hAnsi="Arial" w:cs="Arial"/>
+          <w:b/>
+          <w:sz w:val="28"/>
+        </w:rPr>
+        <w:lastRenderedPageBreak/>
+        <w:t>Lan</w:t>
+      </w:r>
+      <w:proofErr w:type="spellEnd"/>
+      <w:r>
+        <w:rPr>
+          <w:rFonts w:ascii="Arial" w:hAnsi="Arial" w:cs="Arial"/>
+          <w:b/>
+          <w:sz w:val="28"/>
+        </w:rPr>
+        <w:t xml:space="preserve"> Wireless: IEEE 802.11 – Bluetooth</w:t>
+      </w:r>
+    </w:p>
+    <w:p>
+      <w:pPr>
+        <w:rPr>
+          <w:rFonts w:ascii="Arial" w:hAnsi="Arial" w:cs="Arial"/>
+          <w:sz w:val="24"/>
+        </w:rPr>
+      </w:pPr>
+      <w:r>
+        <w:rPr>
+          <w:rFonts w:ascii="Arial" w:hAnsi="Arial" w:cs="Arial"/>
+          <w:sz w:val="24"/>
+        </w:rPr>
+        <w:t xml:space="preserve">Le reti senza fili differiscono da quelle cablate, ad esempio per la gestione dell’energia, ma mantengono aspetti come </w:t>
+      </w:r>
+      <w:proofErr w:type="spellStart"/>
+      <w:r>
+        <w:rPr>
+          <w:rFonts w:ascii="Arial" w:hAnsi="Arial" w:cs="Arial"/>
+          <w:sz w:val="24"/>
+        </w:rPr>
+        <w:t>framing</w:t>
+      </w:r>
+      <w:proofErr w:type="spellEnd"/>
+      <w:r>
+        <w:rPr>
+          <w:rFonts w:ascii="Arial" w:hAnsi="Arial" w:cs="Arial"/>
+          <w:sz w:val="24"/>
+        </w:rPr>
+        <w:t xml:space="preserve">, controllo degli errori etc. La potenza di trasmissione è rilevante per il wireless: non è possibile trasmettere onde radio a potenza arbitrariamente elevata a causa di leggi sull’interferenza, e inoltre dispositivi mobili e sensori hanno problemi di durata di batteria. Il controllo dell’accesso al </w:t>
+      </w:r>
+      <w:proofErr w:type="spellStart"/>
+      <w:r>
+        <w:rPr>
+          <w:rFonts w:ascii="Arial" w:hAnsi="Arial" w:cs="Arial"/>
+          <w:sz w:val="24"/>
+        </w:rPr>
+        <w:t>mezo</w:t>
+      </w:r>
+      <w:proofErr w:type="spellEnd"/>
+      <w:r>
+        <w:rPr>
+          <w:rFonts w:ascii="Arial" w:hAnsi="Arial" w:cs="Arial"/>
+          <w:sz w:val="24"/>
+        </w:rPr>
+        <w:t xml:space="preserve"> è cruciale qui:</w:t>
+      </w:r>
+    </w:p>
+    <w:p>
+      <w:pPr>
+        <w:pStyle w:val="Paragrafoelenco"/>
+        <w:numPr>
+          <w:ilvl w:val="0"/>
+          <w:numId w:val="1"/>
+        </w:numPr>
+        <w:rPr>
+          <w:rFonts w:ascii="Arial" w:hAnsi="Arial" w:cs="Arial"/>
+          <w:sz w:val="24"/>
+        </w:rPr>
+      </w:pPr>
+      <w:r>
+        <w:rPr>
+          <w:rFonts w:ascii="Arial" w:hAnsi="Arial" w:cs="Arial"/>
+          <w:sz w:val="24"/>
+        </w:rPr>
+        <w:t>È difficile direzionare una connessione wireless verso un solo mittente</w:t>
+      </w:r>
+    </w:p>
+    <w:p>
+      <w:pPr>
+        <w:pStyle w:val="Paragrafoelenco"/>
+        <w:numPr>
+          <w:ilvl w:val="0"/>
+          <w:numId w:val="1"/>
+        </w:numPr>
+        <w:rPr>
+          <w:rFonts w:ascii="Arial" w:hAnsi="Arial" w:cs="Arial"/>
+          <w:sz w:val="24"/>
+        </w:rPr>
+      </w:pPr>
+      <w:r>
+        <w:rPr>
+          <w:rFonts w:ascii="Arial" w:hAnsi="Arial" w:cs="Arial"/>
+          <w:sz w:val="24"/>
+        </w:rPr>
+        <w:t>È impossibile non avere interferenze</w:t>
+      </w:r>
+    </w:p>
+    <w:p>
+      <w:pPr>
+        <w:pStyle w:val="Paragrafoelenco"/>
+        <w:numPr>
+          <w:ilvl w:val="0"/>
+          <w:numId w:val="1"/>
+        </w:numPr>
+        <w:rPr>
+          <w:rFonts w:ascii="Arial" w:hAnsi="Arial" w:cs="Arial"/>
+          <w:sz w:val="24"/>
+        </w:rPr>
+      </w:pPr>
+      <w:r>
+        <w:rPr>
+          <w:rFonts w:ascii="Arial" w:hAnsi="Arial" w:cs="Arial"/>
+          <w:sz w:val="24"/>
+        </w:rPr>
+        <w:t>È impossibile impedire ad altri dispositivi di sniffare il traffico visto che viaggia nell’aria</w:t>
+      </w:r>
+    </w:p>
+    <w:p>
+      <w:pPr>
+        <w:rPr>
+          <w:rFonts w:ascii="Arial" w:hAnsi="Arial" w:cs="Arial"/>
+          <w:sz w:val="24"/>
+        </w:rPr>
+      </w:pPr>
+      <w:r>
+        <w:rPr>
+          <w:rFonts w:ascii="Arial" w:hAnsi="Arial" w:cs="Arial"/>
+          <w:sz w:val="24"/>
+        </w:rPr>
+        <w:t xml:space="preserve">Inoltre ai problemi tecnici c’è la gestione dello spettro elettromagnetico, regolato in </w:t>
+      </w:r>
+      <w:proofErr w:type="spellStart"/>
+      <w:r>
+        <w:rPr>
+          <w:rFonts w:ascii="Arial" w:hAnsi="Arial" w:cs="Arial"/>
+          <w:sz w:val="24"/>
+        </w:rPr>
+        <w:t>italia</w:t>
+      </w:r>
+      <w:proofErr w:type="spellEnd"/>
+      <w:r>
+        <w:rPr>
+          <w:rFonts w:ascii="Arial" w:hAnsi="Arial" w:cs="Arial"/>
+          <w:sz w:val="24"/>
+        </w:rPr>
+        <w:t xml:space="preserve"> dal PNRF (Piano Nazionale per la </w:t>
+      </w:r>
+      <w:proofErr w:type="spellStart"/>
+      <w:r>
+        <w:rPr>
+          <w:rFonts w:ascii="Arial" w:hAnsi="Arial" w:cs="Arial"/>
+          <w:sz w:val="24"/>
+        </w:rPr>
+        <w:t>Ri</w:t>
+      </w:r>
+      <w:proofErr w:type="spellEnd"/>
+      <w:r>
+        <w:rPr>
+          <w:rFonts w:ascii="Arial" w:hAnsi="Arial" w:cs="Arial"/>
+          <w:sz w:val="24"/>
+        </w:rPr>
+        <w:t>-partizione delle Frequenze), che punta a stabilire:</w:t>
+      </w:r>
+    </w:p>
+    <w:p>
+      <w:pPr>
+        <w:pStyle w:val="Paragrafoelenco"/>
+        <w:numPr>
+          <w:ilvl w:val="0"/>
+          <w:numId w:val="1"/>
+        </w:numPr>
+        <w:rPr>
+          <w:rFonts w:ascii="Arial" w:hAnsi="Arial" w:cs="Arial"/>
+          <w:sz w:val="24"/>
+        </w:rPr>
+      </w:pPr>
+      <w:r>
+        <w:rPr>
+          <w:rFonts w:ascii="Arial" w:hAnsi="Arial" w:cs="Arial"/>
+          <w:sz w:val="24"/>
+        </w:rPr>
+        <w:t>L’attribuzione delle frequenze a diversi servizi</w:t>
+      </w:r>
+    </w:p>
+    <w:p>
+      <w:pPr>
+        <w:pStyle w:val="Paragrafoelenco"/>
+        <w:numPr>
+          <w:ilvl w:val="0"/>
+          <w:numId w:val="1"/>
+        </w:numPr>
+        <w:rPr>
+          <w:rFonts w:ascii="Arial" w:hAnsi="Arial" w:cs="Arial"/>
+          <w:sz w:val="24"/>
+        </w:rPr>
+      </w:pPr>
+      <w:r>
+        <w:rPr>
+          <w:rFonts w:ascii="Arial" w:hAnsi="Arial" w:cs="Arial"/>
+          <w:sz w:val="24"/>
+        </w:rPr>
+        <w:t>Indicare per ciascun servizio l’autorità governativa preposta alla gestione delle frequenze</w:t>
+      </w:r>
+    </w:p>
+    <w:p>
+      <w:pPr>
+        <w:pStyle w:val="Paragrafoelenco"/>
+        <w:numPr>
+          <w:ilvl w:val="0"/>
+          <w:numId w:val="1"/>
+        </w:numPr>
+        <w:rPr>
+          <w:rFonts w:ascii="Arial" w:hAnsi="Arial" w:cs="Arial"/>
+          <w:sz w:val="24"/>
+        </w:rPr>
+      </w:pPr>
+      <w:r>
+        <w:rPr>
+          <w:rFonts w:ascii="Arial" w:hAnsi="Arial" w:cs="Arial"/>
+          <w:sz w:val="24"/>
+        </w:rPr>
+        <w:t>Verificare l’efficiente utilizzo dello spettro per liberare risorse per il settore televisivo e gestire contenziosi con i paesi limitrofi.</w:t>
+      </w:r>
+    </w:p>
+    <w:p>
+      <w:pPr>
+        <w:rPr>
+          <w:rFonts w:ascii="Arial" w:hAnsi="Arial" w:cs="Arial"/>
+          <w:b/>
+          <w:sz w:val="28"/>
+        </w:rPr>
+      </w:pPr>
+      <w:r>
+        <w:rPr>
+          <w:rFonts w:ascii="Arial" w:hAnsi="Arial" w:cs="Arial"/>
+          <w:b/>
+          <w:sz w:val="28"/>
+        </w:rPr>
+        <w:t xml:space="preserve">IEEE 802.11 – </w:t>
+      </w:r>
+      <w:proofErr w:type="spellStart"/>
+      <w:r>
+        <w:rPr>
+          <w:rFonts w:ascii="Arial" w:hAnsi="Arial" w:cs="Arial"/>
+          <w:b/>
+          <w:sz w:val="28"/>
+        </w:rPr>
+        <w:t>WiFi</w:t>
+      </w:r>
+      <w:proofErr w:type="spellEnd"/>
+    </w:p>
+    <w:p>
+      <w:pPr>
+        <w:rPr>
+          <w:rFonts w:ascii="Arial" w:hAnsi="Arial" w:cs="Arial"/>
+          <w:sz w:val="24"/>
+        </w:rPr>
+      </w:pPr>
+      <w:proofErr w:type="spellStart"/>
+      <w:r>
+        <w:rPr>
+          <w:rFonts w:ascii="Arial" w:hAnsi="Arial" w:cs="Arial"/>
+          <w:sz w:val="24"/>
+        </w:rPr>
+        <w:t>WiFi</w:t>
+      </w:r>
+      <w:proofErr w:type="spellEnd"/>
+      <w:r>
+        <w:rPr>
+          <w:rFonts w:ascii="Arial" w:hAnsi="Arial" w:cs="Arial"/>
+          <w:sz w:val="24"/>
+        </w:rPr>
+        <w:t xml:space="preserve"> sta per Wireless Fidelity, è sviluppato dalla IEEE. In questo caso lo standard è 802 e il gruppo di studio 11 (802.11). Negli standard </w:t>
+      </w:r>
+      <w:proofErr w:type="spellStart"/>
+      <w:r>
+        <w:rPr>
+          <w:rFonts w:ascii="Arial" w:hAnsi="Arial" w:cs="Arial"/>
+          <w:sz w:val="24"/>
+        </w:rPr>
+        <w:t>WiFi</w:t>
+      </w:r>
+      <w:proofErr w:type="spellEnd"/>
+      <w:r>
+        <w:rPr>
+          <w:rFonts w:ascii="Arial" w:hAnsi="Arial" w:cs="Arial"/>
+          <w:sz w:val="24"/>
+        </w:rPr>
+        <w:t xml:space="preserve"> si valuta principalmente:</w:t>
+      </w:r>
+    </w:p>
+    <w:p>
+      <w:pPr>
+        <w:pStyle w:val="Paragrafoelenco"/>
+        <w:numPr>
+          <w:ilvl w:val="0"/>
+          <w:numId w:val="1"/>
+        </w:numPr>
+        <w:rPr>
+          <w:rFonts w:ascii="Arial" w:hAnsi="Arial" w:cs="Arial"/>
+          <w:sz w:val="24"/>
+        </w:rPr>
+      </w:pPr>
+      <w:r>
+        <w:rPr>
+          <w:rFonts w:ascii="Arial" w:hAnsi="Arial" w:cs="Arial"/>
+          <w:sz w:val="24"/>
+        </w:rPr>
+        <w:t>Velocità di trasmissione in Mbps</w:t>
+      </w:r>
+    </w:p>
+    <w:p>
+      <w:pPr>
+        <w:pStyle w:val="Paragrafoelenco"/>
+        <w:numPr>
+          <w:ilvl w:val="0"/>
+          <w:numId w:val="1"/>
+        </w:numPr>
+        <w:rPr>
+          <w:rFonts w:ascii="Arial" w:hAnsi="Arial" w:cs="Arial"/>
+          <w:sz w:val="24"/>
+        </w:rPr>
+      </w:pPr>
+      <w:r>
+        <w:rPr>
+          <w:rFonts w:ascii="Arial" w:hAnsi="Arial" w:cs="Arial"/>
+          <w:sz w:val="24"/>
+        </w:rPr>
+        <w:t>Frequenza: su quale frequenza si poggi la rete (2,4 GHz, 5Ghz, e da poco anche 6GHz)</w:t>
+      </w:r>
+    </w:p>
+    <w:p>
+      <w:pPr>
+        <w:rPr>
+          <w:rFonts w:ascii="Arial" w:hAnsi="Arial" w:cs="Arial"/>
+          <w:sz w:val="24"/>
+        </w:rPr>
+      </w:pPr>
+      <w:r>
+        <w:rPr>
+          <w:rFonts w:ascii="Arial" w:hAnsi="Arial" w:cs="Arial"/>
+          <w:sz w:val="24"/>
+        </w:rPr>
+        <w:t>La banda 2,4 è una banda wireless comune e usata anche da altri apparecchi come Bluetooth, telefoni wireless, fotocamere, e visto che è così usata il segnale divent</w:t>
+      </w:r>
+      <w:r>
+        <w:rPr>
+          <w:rFonts w:ascii="Arial" w:hAnsi="Arial" w:cs="Arial"/>
+          <w:sz w:val="24"/>
+        </w:rPr>
+        <w:t>a rumoroso e la velocità degrada. 2,4 tuttavia ha una maggior portata rispetto a 5, che però trasmette più velocemente e l’interferenza è ancora accettabile.</w:t>
+      </w:r>
+    </w:p>
+    <w:p>
+      <w:pPr>
+        <w:rPr>
+          <w:rFonts w:ascii="Arial" w:hAnsi="Arial" w:cs="Arial"/>
+          <w:sz w:val="24"/>
+        </w:rPr>
+      </w:pPr>
+      <w:r>
+        <w:rPr>
+          <w:rFonts w:ascii="Arial" w:hAnsi="Arial" w:cs="Arial"/>
+          <w:sz w:val="24"/>
+        </w:rPr>
+        <w:t xml:space="preserve">I principali standard </w:t>
+      </w:r>
+      <w:proofErr w:type="spellStart"/>
+      <w:r>
+        <w:rPr>
+          <w:rFonts w:ascii="Arial" w:hAnsi="Arial" w:cs="Arial"/>
+          <w:sz w:val="24"/>
+        </w:rPr>
+        <w:t>WiFi</w:t>
+      </w:r>
+      <w:proofErr w:type="spellEnd"/>
+      <w:r>
+        <w:rPr>
+          <w:rFonts w:ascii="Arial" w:hAnsi="Arial" w:cs="Arial"/>
+          <w:sz w:val="24"/>
+        </w:rPr>
+        <w:t xml:space="preserve"> tra il 1997 e il 2021 sono i seguenti:</w:t>
+      </w:r>
+    </w:p>
+    <w:tbl>
+      <w:tblPr>
+        <w:tblStyle w:val="Grigliatabella"/>
+        <w:tblW w:w="0" w:type="auto"/>
+        <w:tblLook w:val="04A0" w:firstRow="1" w:lastRow="0" w:firstColumn="1" w:lastColumn="0" w:noHBand="0" w:noVBand="1"/>
+      </w:tblPr>
+      <w:tblGrid>
+        <w:gridCol w:w="3209"/>
+        <w:gridCol w:w="3209"/>
+        <w:gridCol w:w="3210"/>
+      </w:tblGrid>
+      <w:tr>
+        <w:tc>
+          <w:tcPr>
+            <w:tcW w:w="3209" w:type="dxa"/>
+          </w:tcPr>
+          <w:p>
+            <w:pPr>
+              <w:rPr>
+                <w:rFonts w:ascii="Arial" w:hAnsi="Arial" w:cs="Arial"/>
+                <w:b/>
+                <w:sz w:val="24"/>
+              </w:rPr>
+            </w:pPr>
+            <w:r>
+              <w:rPr>
+                <w:rFonts w:ascii="Arial" w:hAnsi="Arial" w:cs="Arial"/>
+                <w:b/>
+                <w:sz w:val="24"/>
+              </w:rPr>
+              <w:t>Standard</w:t>
+            </w:r>
+          </w:p>
+        </w:tc>
+        <w:tc>
+          <w:tcPr>
+            <w:tcW w:w="3209" w:type="dxa"/>
+          </w:tcPr>
+          <w:p>
+            <w:pPr>
+              <w:rPr>
+                <w:rFonts w:ascii="Arial" w:hAnsi="Arial" w:cs="Arial"/>
+                <w:b/>
+                <w:sz w:val="24"/>
+              </w:rPr>
+            </w:pPr>
+            <w:r>
+              <w:rPr>
+                <w:rFonts w:ascii="Arial" w:hAnsi="Arial" w:cs="Arial"/>
+                <w:b/>
+                <w:sz w:val="24"/>
+              </w:rPr>
+              <w:t>Velocità</w:t>
+            </w:r>
+          </w:p>
+        </w:tc>
+        <w:tc>
+          <w:tcPr>
+            <w:tcW w:w="3210" w:type="dxa"/>
+          </w:tcPr>
+          <w:p>
+            <w:pPr>
+              <w:rPr>
+                <w:rFonts w:ascii="Arial" w:hAnsi="Arial" w:cs="Arial"/>
+                <w:b/>
+                <w:sz w:val="24"/>
+              </w:rPr>
+            </w:pPr>
+            <w:r>
+              <w:rPr>
+                <w:rFonts w:ascii="Arial" w:hAnsi="Arial" w:cs="Arial"/>
+                <w:b/>
+                <w:sz w:val="24"/>
+              </w:rPr>
+              <w:t>Banda utilizzata</w:t>
+            </w:r>
+          </w:p>
+        </w:tc>
+      </w:tr>
+      <w:tr>
+        <w:tc>
+          <w:tcPr>
+            <w:tcW w:w="3209" w:type="dxa"/>
+          </w:tcPr>
+          <w:p>
+            <w:pPr>
+              <w:rPr>
+                <w:rFonts w:ascii="Arial" w:hAnsi="Arial" w:cs="Arial"/>
+                <w:sz w:val="24"/>
+              </w:rPr>
+            </w:pPr>
+            <w:r>
+              <w:rPr>
+                <w:rFonts w:ascii="Arial" w:hAnsi="Arial" w:cs="Arial"/>
+                <w:sz w:val="24"/>
+              </w:rPr>
+              <w:t>802.11</w:t>
+            </w:r>
+          </w:p>
+        </w:tc>
+        <w:tc>
+          <w:tcPr>
+            <w:tcW w:w="3209" w:type="dxa"/>
+          </w:tcPr>
+          <w:p>
+            <w:pPr>
+              <w:rPr>
+                <w:rFonts w:ascii="Arial" w:hAnsi="Arial" w:cs="Arial"/>
+                <w:sz w:val="24"/>
+              </w:rPr>
+            </w:pPr>
+            <w:r>
+              <w:rPr>
+                <w:rFonts w:ascii="Arial" w:hAnsi="Arial" w:cs="Arial"/>
+                <w:sz w:val="24"/>
+              </w:rPr>
+              <w:t>2Mbps</w:t>
+            </w:r>
+          </w:p>
+        </w:tc>
+        <w:tc>
+          <w:tcPr>
+            <w:tcW w:w="3210" w:type="dxa"/>
+          </w:tcPr>
+          <w:p>
+            <w:pPr>
+              <w:rPr>
+                <w:rFonts w:ascii="Arial" w:hAnsi="Arial" w:cs="Arial"/>
+                <w:sz w:val="24"/>
+              </w:rPr>
+            </w:pPr>
+            <w:r>
+              <w:rPr>
+                <w:rFonts w:ascii="Arial" w:hAnsi="Arial" w:cs="Arial"/>
+                <w:sz w:val="24"/>
+              </w:rPr>
+              <w:t>2,4GHz</w:t>
+            </w:r>
+          </w:p>
+        </w:tc>
+      </w:tr>
+      <w:tr>
+        <w:tc>
+          <w:tcPr>
+            <w:tcW w:w="3209" w:type="dxa"/>
+          </w:tcPr>
+          <w:p>
+            <w:pPr>
+              <w:rPr>
+                <w:rFonts w:ascii="Arial" w:hAnsi="Arial" w:cs="Arial"/>
+                <w:sz w:val="24"/>
+              </w:rPr>
+            </w:pPr>
+            <w:r>
+              <w:rPr>
+                <w:rFonts w:ascii="Arial" w:hAnsi="Arial" w:cs="Arial"/>
+                <w:sz w:val="24"/>
+              </w:rPr>
+              <w:t>802.11</w:t>
+            </w:r>
+            <w:r>
+              <w:rPr>
+                <w:rFonts w:ascii="Arial" w:hAnsi="Arial" w:cs="Arial"/>
+                <w:sz w:val="24"/>
+              </w:rPr>
+              <w:t>.a</w:t>
+            </w:r>
+          </w:p>
+        </w:tc>
+        <w:tc>
+          <w:tcPr>
+            <w:tcW w:w="3209" w:type="dxa"/>
+          </w:tcPr>
+          <w:p>
+            <w:pPr>
+              <w:rPr>
+                <w:rFonts w:ascii="Arial" w:hAnsi="Arial" w:cs="Arial"/>
+                <w:sz w:val="24"/>
+              </w:rPr>
+            </w:pPr>
+            <w:r>
+              <w:rPr>
+                <w:rFonts w:ascii="Arial" w:hAnsi="Arial" w:cs="Arial"/>
+                <w:sz w:val="24"/>
+              </w:rPr>
+              <w:t>54Mbps</w:t>
+            </w:r>
+          </w:p>
+        </w:tc>
+        <w:tc>
+          <w:tcPr>
+            <w:tcW w:w="3210" w:type="dxa"/>
+          </w:tcPr>
+          <w:p>
+            <w:pPr>
+              <w:rPr>
+                <w:rFonts w:ascii="Arial" w:hAnsi="Arial" w:cs="Arial"/>
+                <w:sz w:val="24"/>
+              </w:rPr>
+            </w:pPr>
+            <w:r>
+              <w:rPr>
+                <w:rFonts w:ascii="Arial" w:hAnsi="Arial" w:cs="Arial"/>
+                <w:sz w:val="24"/>
+              </w:rPr>
+              <w:t>5GHz</w:t>
+            </w:r>
+          </w:p>
+        </w:tc>
+      </w:tr>
+      <w:tr>
+        <w:tc>
+          <w:tcPr>
+            <w:tcW w:w="3209" w:type="dxa"/>
+          </w:tcPr>
+          <w:p>
+            <w:pPr>
+              <w:rPr>
+                <w:rFonts w:ascii="Arial" w:hAnsi="Arial" w:cs="Arial"/>
+                <w:sz w:val="24"/>
+              </w:rPr>
+            </w:pPr>
+            <w:r>
+              <w:rPr>
+                <w:rFonts w:ascii="Arial" w:hAnsi="Arial" w:cs="Arial"/>
+                <w:sz w:val="24"/>
+              </w:rPr>
+              <w:t>802.11</w:t>
+            </w:r>
+            <w:r>
+              <w:rPr>
+                <w:rFonts w:ascii="Arial" w:hAnsi="Arial" w:cs="Arial"/>
+                <w:sz w:val="24"/>
+              </w:rPr>
+              <w:t>b</w:t>
+            </w:r>
+          </w:p>
+        </w:tc>
+        <w:tc>
+          <w:tcPr>
+            <w:tcW w:w="3209" w:type="dxa"/>
+          </w:tcPr>
+          <w:p>
+            <w:pPr>
+              <w:rPr>
+                <w:rFonts w:ascii="Arial" w:hAnsi="Arial" w:cs="Arial"/>
+                <w:sz w:val="24"/>
+              </w:rPr>
+            </w:pPr>
+            <w:r>
+              <w:rPr>
+                <w:rFonts w:ascii="Arial" w:hAnsi="Arial" w:cs="Arial"/>
+                <w:sz w:val="24"/>
+              </w:rPr>
+              <w:t>11Mbps</w:t>
+            </w:r>
+          </w:p>
+        </w:tc>
+        <w:tc>
+          <w:tcPr>
+            <w:tcW w:w="3210" w:type="dxa"/>
+          </w:tcPr>
+          <w:p>
+            <w:pPr>
+              <w:rPr>
+                <w:rFonts w:ascii="Arial" w:hAnsi="Arial" w:cs="Arial"/>
+                <w:sz w:val="24"/>
+              </w:rPr>
+            </w:pPr>
+            <w:r>
+              <w:rPr>
+                <w:rFonts w:ascii="Arial" w:hAnsi="Arial" w:cs="Arial"/>
+                <w:sz w:val="24"/>
+              </w:rPr>
+              <w:t>2,4GHz</w:t>
+            </w:r>
+          </w:p>
+        </w:tc>
+      </w:tr>
+      <w:tr>
+        <w:tc>
+          <w:tcPr>
+            <w:tcW w:w="3209" w:type="dxa"/>
+          </w:tcPr>
+          <w:p>
+            <w:pPr>
+              <w:rPr>
+                <w:rFonts w:ascii="Arial" w:hAnsi="Arial" w:cs="Arial"/>
+                <w:sz w:val="24"/>
+              </w:rPr>
+            </w:pPr>
+            <w:r>
+              <w:rPr>
+                <w:rFonts w:ascii="Arial" w:hAnsi="Arial" w:cs="Arial"/>
+                <w:sz w:val="24"/>
+              </w:rPr>
+              <w:t>802.11</w:t>
+            </w:r>
+            <w:r>
+              <w:rPr>
+                <w:rFonts w:ascii="Arial" w:hAnsi="Arial" w:cs="Arial"/>
+                <w:sz w:val="24"/>
+              </w:rPr>
+              <w:t>g</w:t>
+            </w:r>
+          </w:p>
+        </w:tc>
+        <w:tc>
+          <w:tcPr>
+            <w:tcW w:w="3209" w:type="dxa"/>
+          </w:tcPr>
+          <w:p>
+            <w:pPr>
+              <w:rPr>
+                <w:rFonts w:ascii="Arial" w:hAnsi="Arial" w:cs="Arial"/>
+                <w:sz w:val="24"/>
+              </w:rPr>
+            </w:pPr>
+            <w:r>
+              <w:rPr>
+                <w:rFonts w:ascii="Arial" w:hAnsi="Arial" w:cs="Arial"/>
+                <w:sz w:val="24"/>
+              </w:rPr>
+              <w:t>54Mbps</w:t>
+            </w:r>
+          </w:p>
+        </w:tc>
+        <w:tc>
+          <w:tcPr>
+            <w:tcW w:w="3210" w:type="dxa"/>
+          </w:tcPr>
+          <w:p>
+            <w:pPr>
+              <w:rPr>
+                <w:rFonts w:ascii="Arial" w:hAnsi="Arial" w:cs="Arial"/>
+                <w:sz w:val="24"/>
+              </w:rPr>
+            </w:pPr>
+            <w:r>
+              <w:rPr>
+                <w:rFonts w:ascii="Arial" w:hAnsi="Arial" w:cs="Arial"/>
+                <w:sz w:val="24"/>
+              </w:rPr>
+              <w:t>2,4GHz</w:t>
+            </w:r>
+          </w:p>
+        </w:tc>
+      </w:tr>
+      <w:tr>
+        <w:tc>
+          <w:tcPr>
+            <w:tcW w:w="3209" w:type="dxa"/>
+          </w:tcPr>
+          <w:p>
+            <w:pPr>
+              <w:rPr>
+                <w:rFonts w:ascii="Arial" w:hAnsi="Arial" w:cs="Arial"/>
+                <w:sz w:val="24"/>
+              </w:rPr>
+            </w:pPr>
+            <w:r>
+              <w:rPr>
+                <w:rFonts w:ascii="Arial" w:hAnsi="Arial" w:cs="Arial"/>
+                <w:sz w:val="24"/>
+              </w:rPr>
+              <w:t>802.11</w:t>
+            </w:r>
+            <w:r>
+              <w:rPr>
+                <w:rFonts w:ascii="Arial" w:hAnsi="Arial" w:cs="Arial"/>
+                <w:sz w:val="24"/>
+              </w:rPr>
+              <w:t>n</w:t>
+            </w:r>
+          </w:p>
+        </w:tc>
+        <w:tc>
+          <w:tcPr>
+            <w:tcW w:w="3209" w:type="dxa"/>
+          </w:tcPr>
+          <w:p>
+            <w:pPr>
+              <w:rPr>
+                <w:rFonts w:ascii="Arial" w:hAnsi="Arial" w:cs="Arial"/>
+                <w:sz w:val="24"/>
+              </w:rPr>
+            </w:pPr>
+            <w:r>
+              <w:rPr>
+                <w:rFonts w:ascii="Arial" w:hAnsi="Arial" w:cs="Arial"/>
+                <w:sz w:val="24"/>
+              </w:rPr>
+              <w:t>600Mbps</w:t>
+            </w:r>
+          </w:p>
+        </w:tc>
+        <w:tc>
+          <w:tcPr>
+            <w:tcW w:w="3210" w:type="dxa"/>
+          </w:tcPr>
+          <w:p>
+            <w:pPr>
+              <w:rPr>
+                <w:rFonts w:ascii="Arial" w:hAnsi="Arial" w:cs="Arial"/>
+                <w:sz w:val="24"/>
+              </w:rPr>
+            </w:pPr>
+            <w:r>
+              <w:rPr>
+                <w:rFonts w:ascii="Arial" w:hAnsi="Arial" w:cs="Arial"/>
+                <w:sz w:val="24"/>
+              </w:rPr>
+              <w:t>2,4 – 5GHz</w:t>
+            </w:r>
+          </w:p>
+        </w:tc>
+      </w:tr>
+      <w:tr>
+        <w:tc>
+          <w:tcPr>
+            <w:tcW w:w="3209" w:type="dxa"/>
+          </w:tcPr>
+          <w:p>
+            <w:pPr>
+              <w:rPr>
+                <w:rFonts w:ascii="Arial" w:hAnsi="Arial" w:cs="Arial"/>
+                <w:sz w:val="24"/>
+              </w:rPr>
+            </w:pPr>
+            <w:r>
+              <w:rPr>
+                <w:rFonts w:ascii="Arial" w:hAnsi="Arial" w:cs="Arial"/>
+                <w:sz w:val="24"/>
+              </w:rPr>
+              <w:t>802.11</w:t>
+            </w:r>
+            <w:r>
+              <w:rPr>
+                <w:rFonts w:ascii="Arial" w:hAnsi="Arial" w:cs="Arial"/>
+                <w:sz w:val="24"/>
+              </w:rPr>
+              <w:t>ac</w:t>
+            </w:r>
+          </w:p>
+        </w:tc>
+        <w:tc>
+          <w:tcPr>
+            <w:tcW w:w="3209" w:type="dxa"/>
+          </w:tcPr>
+          <w:p>
+            <w:pPr>
+              <w:rPr>
+                <w:rFonts w:ascii="Arial" w:hAnsi="Arial" w:cs="Arial"/>
+                <w:sz w:val="24"/>
+              </w:rPr>
+            </w:pPr>
+            <w:r>
+              <w:rPr>
+                <w:rFonts w:ascii="Arial" w:hAnsi="Arial" w:cs="Arial"/>
+                <w:sz w:val="24"/>
+              </w:rPr>
+              <w:t>1,3Gbps</w:t>
+            </w:r>
+          </w:p>
+        </w:tc>
+        <w:tc>
+          <w:tcPr>
+            <w:tcW w:w="3210" w:type="dxa"/>
+          </w:tcPr>
+          <w:p>
+            <w:pPr>
+              <w:rPr>
+                <w:rFonts w:ascii="Arial" w:hAnsi="Arial" w:cs="Arial"/>
+                <w:sz w:val="24"/>
+              </w:rPr>
+            </w:pPr>
+            <w:r>
+              <w:rPr>
+                <w:rFonts w:ascii="Arial" w:hAnsi="Arial" w:cs="Arial"/>
+                <w:sz w:val="24"/>
+              </w:rPr>
+              <w:t>5GHz</w:t>
+            </w:r>
+          </w:p>
+        </w:tc>
+      </w:tr>
+      <w:tr>
+        <w:tc>
+          <w:tcPr>
+            <w:tcW w:w="3209" w:type="dxa"/>
+          </w:tcPr>
+          <w:p>
+            <w:pPr>
+              <w:rPr>
+                <w:rFonts w:ascii="Arial" w:hAnsi="Arial" w:cs="Arial"/>
+                <w:sz w:val="24"/>
+              </w:rPr>
+            </w:pPr>
+            <w:r>
+              <w:rPr>
+                <w:rFonts w:ascii="Arial" w:hAnsi="Arial" w:cs="Arial"/>
+                <w:sz w:val="24"/>
+              </w:rPr>
+              <w:t>802.11</w:t>
+            </w:r>
+            <w:r>
+              <w:rPr>
+                <w:rFonts w:ascii="Arial" w:hAnsi="Arial" w:cs="Arial"/>
+                <w:sz w:val="24"/>
+              </w:rPr>
+              <w:t>ax</w:t>
+            </w:r>
+          </w:p>
+        </w:tc>
+        <w:tc>
+          <w:tcPr>
+            <w:tcW w:w="3209" w:type="dxa"/>
+          </w:tcPr>
+          <w:p>
+            <w:pPr>
+              <w:rPr>
+                <w:rFonts w:ascii="Arial" w:hAnsi="Arial" w:cs="Arial"/>
+                <w:sz w:val="24"/>
+              </w:rPr>
+            </w:pPr>
+            <w:r>
+              <w:rPr>
+                <w:rFonts w:ascii="Arial" w:hAnsi="Arial" w:cs="Arial"/>
+                <w:sz w:val="24"/>
+              </w:rPr>
+              <w:t>10Gbps</w:t>
+            </w:r>
+          </w:p>
+        </w:tc>
+        <w:tc>
+          <w:tcPr>
+            <w:tcW w:w="3210" w:type="dxa"/>
+          </w:tcPr>
+          <w:p>
+            <w:pPr>
+              <w:rPr>
+                <w:rFonts w:ascii="Arial" w:hAnsi="Arial" w:cs="Arial"/>
+                <w:sz w:val="24"/>
+              </w:rPr>
+            </w:pPr>
+            <w:r>
+              <w:rPr>
+                <w:rFonts w:ascii="Arial" w:hAnsi="Arial" w:cs="Arial"/>
+                <w:sz w:val="24"/>
+              </w:rPr>
+              <w:t>2,4 – 5GHz</w:t>
+            </w:r>
+          </w:p>
+        </w:tc>
+      </w:tr>
+    </w:tbl>
+    <w:p>
+      <w:pPr>
+        <w:rPr>
+          <w:rFonts w:ascii="Arial" w:hAnsi="Arial" w:cs="Arial"/>
+          <w:sz w:val="24"/>
+        </w:rPr>
+      </w:pPr>
+    </w:p>
+    <w:p>
+      <w:pPr>
+        <w:rPr>
+          <w:rFonts w:ascii="Arial" w:hAnsi="Arial" w:cs="Arial"/>
+          <w:sz w:val="24"/>
+        </w:rPr>
+      </w:pPr>
+    </w:p>
+    <w:p>
+      <w:pPr>
+        <w:rPr>
+          <w:rFonts w:ascii="Arial" w:hAnsi="Arial" w:cs="Arial"/>
+          <w:sz w:val="24"/>
+        </w:rPr>
+      </w:pPr>
+    </w:p>
+    <w:p>
+      <w:pPr>
+        <w:rPr>
+          <w:rFonts w:ascii="Arial" w:hAnsi="Arial" w:cs="Arial"/>
+          <w:sz w:val="24"/>
+        </w:rPr>
+      </w:pPr>
+    </w:p>
+    <w:p>
+      <w:pPr>
+        <w:rPr>
+          <w:rFonts w:ascii="Arial" w:hAnsi="Arial" w:cs="Arial"/>
+          <w:sz w:val="24"/>
+        </w:rPr>
+      </w:pPr>
+      <w:r>
+        <w:rPr>
+          <w:rFonts w:ascii="Arial" w:hAnsi="Arial" w:cs="Arial"/>
+          <w:sz w:val="24"/>
+        </w:rPr>
+        <w:lastRenderedPageBreak/>
+        <w:t>Successivamente il sistema di denominazione è stato cambiato nel più semplice:</w:t>
+      </w:r>
+    </w:p>
+    <w:tbl>
+      <w:tblPr>
+        <w:tblStyle w:val="Grigliatabella"/>
+        <w:tblW w:w="0" w:type="auto"/>
+        <w:tblLook w:val="04A0" w:firstRow="1" w:lastRow="0" w:firstColumn="1" w:lastColumn="0" w:noHBand="0" w:noVBand="1"/>
+      </w:tblPr>
+      <w:tblGrid>
+        <w:gridCol w:w="4814"/>
+        <w:gridCol w:w="4814"/>
+      </w:tblGrid>
+      <w:tr>
+        <w:tc>
+          <w:tcPr>
+            <w:tcW w:w="4814" w:type="dxa"/>
+          </w:tcPr>
+          <w:p>
+            <w:pPr>
+              <w:rPr>
+                <w:rFonts w:ascii="Arial" w:hAnsi="Arial" w:cs="Arial"/>
+                <w:sz w:val="24"/>
+              </w:rPr>
+            </w:pPr>
+            <w:r>
+              <w:rPr>
+                <w:rFonts w:ascii="Arial" w:hAnsi="Arial" w:cs="Arial"/>
+                <w:sz w:val="24"/>
+              </w:rPr>
+              <w:t>802.11</w:t>
+            </w:r>
+            <w:r>
+              <w:rPr>
+                <w:rFonts w:ascii="Arial" w:hAnsi="Arial" w:cs="Arial"/>
+                <w:sz w:val="24"/>
+              </w:rPr>
+              <w:t>b</w:t>
+            </w:r>
+          </w:p>
+        </w:tc>
+        <w:tc>
+          <w:tcPr>
+            <w:tcW w:w="4814" w:type="dxa"/>
+          </w:tcPr>
+          <w:p>
+            <w:pPr>
+              <w:rPr>
+                <w:rFonts w:ascii="Arial" w:hAnsi="Arial" w:cs="Arial"/>
+                <w:sz w:val="24"/>
+              </w:rPr>
+            </w:pPr>
+            <w:r>
+              <w:rPr>
+                <w:rFonts w:ascii="Arial" w:hAnsi="Arial" w:cs="Arial"/>
+                <w:sz w:val="24"/>
+              </w:rPr>
+              <w:t>Wi-Fi</w:t>
+            </w:r>
+            <w:r>
+              <w:rPr>
+                <w:rFonts w:ascii="Arial" w:hAnsi="Arial" w:cs="Arial"/>
+                <w:sz w:val="24"/>
+              </w:rPr>
+              <w:t xml:space="preserve"> 1</w:t>
+            </w:r>
+          </w:p>
+        </w:tc>
+      </w:tr>
+      <w:tr>
+        <w:tc>
+          <w:tcPr>
+            <w:tcW w:w="4814" w:type="dxa"/>
+          </w:tcPr>
+          <w:p>
+            <w:pPr>
+              <w:rPr>
+                <w:rFonts w:ascii="Arial" w:hAnsi="Arial" w:cs="Arial"/>
+                <w:sz w:val="24"/>
+              </w:rPr>
+            </w:pPr>
+            <w:r>
+              <w:rPr>
+                <w:rFonts w:ascii="Arial" w:hAnsi="Arial" w:cs="Arial"/>
+                <w:sz w:val="24"/>
+              </w:rPr>
+              <w:t>802.11</w:t>
+            </w:r>
+            <w:r>
+              <w:rPr>
+                <w:rFonts w:ascii="Arial" w:hAnsi="Arial" w:cs="Arial"/>
+                <w:sz w:val="24"/>
+              </w:rPr>
+              <w:t>.a</w:t>
+            </w:r>
+          </w:p>
+        </w:tc>
+        <w:tc>
+          <w:tcPr>
+            <w:tcW w:w="4814" w:type="dxa"/>
+          </w:tcPr>
+          <w:p>
+            <w:pPr>
+              <w:rPr>
+                <w:rFonts w:ascii="Arial" w:hAnsi="Arial" w:cs="Arial"/>
+                <w:sz w:val="24"/>
+              </w:rPr>
+            </w:pPr>
+            <w:r>
+              <w:rPr>
+                <w:rFonts w:ascii="Arial" w:hAnsi="Arial" w:cs="Arial"/>
+                <w:sz w:val="24"/>
+              </w:rPr>
+              <w:t>Wi-Fi</w:t>
+            </w:r>
+            <w:r>
+              <w:rPr>
+                <w:rFonts w:ascii="Arial" w:hAnsi="Arial" w:cs="Arial"/>
+                <w:sz w:val="24"/>
+              </w:rPr>
+              <w:t xml:space="preserve"> 2</w:t>
+            </w:r>
+          </w:p>
+        </w:tc>
+      </w:tr>
+      <w:tr>
+        <w:tc>
+          <w:tcPr>
+            <w:tcW w:w="4814" w:type="dxa"/>
+          </w:tcPr>
+          <w:p>
+            <w:pPr>
+              <w:rPr>
+                <w:rFonts w:ascii="Arial" w:hAnsi="Arial" w:cs="Arial"/>
+                <w:sz w:val="24"/>
+              </w:rPr>
+            </w:pPr>
+            <w:r>
+              <w:rPr>
+                <w:rFonts w:ascii="Arial" w:hAnsi="Arial" w:cs="Arial"/>
+                <w:sz w:val="24"/>
+              </w:rPr>
+              <w:t>802.11</w:t>
+            </w:r>
+            <w:r>
+              <w:rPr>
+                <w:rFonts w:ascii="Arial" w:hAnsi="Arial" w:cs="Arial"/>
+                <w:sz w:val="24"/>
+              </w:rPr>
+              <w:t>g</w:t>
+            </w:r>
+          </w:p>
+        </w:tc>
+        <w:tc>
+          <w:tcPr>
+            <w:tcW w:w="4814" w:type="dxa"/>
+          </w:tcPr>
+          <w:p>
+            <w:pPr>
+              <w:rPr>
+                <w:rFonts w:ascii="Arial" w:hAnsi="Arial" w:cs="Arial"/>
+                <w:sz w:val="24"/>
+              </w:rPr>
+            </w:pPr>
+            <w:r>
+              <w:rPr>
+                <w:rFonts w:ascii="Arial" w:hAnsi="Arial" w:cs="Arial"/>
+                <w:sz w:val="24"/>
+              </w:rPr>
+              <w:t>Wi-Fi</w:t>
+            </w:r>
+            <w:r>
+              <w:rPr>
+                <w:rFonts w:ascii="Arial" w:hAnsi="Arial" w:cs="Arial"/>
+                <w:sz w:val="24"/>
+              </w:rPr>
+              <w:t xml:space="preserve"> 3</w:t>
+            </w:r>
+          </w:p>
+        </w:tc>
+      </w:tr>
+      <w:tr>
+        <w:tc>
+          <w:tcPr>
+            <w:tcW w:w="4814" w:type="dxa"/>
+          </w:tcPr>
+          <w:p>
+            <w:pPr>
+              <w:rPr>
+                <w:rFonts w:ascii="Arial" w:hAnsi="Arial" w:cs="Arial"/>
+                <w:sz w:val="24"/>
+              </w:rPr>
+            </w:pPr>
+            <w:r>
+              <w:rPr>
+                <w:rFonts w:ascii="Arial" w:hAnsi="Arial" w:cs="Arial"/>
+                <w:sz w:val="24"/>
+              </w:rPr>
+              <w:t>802.11</w:t>
+            </w:r>
+            <w:r>
+              <w:rPr>
+                <w:rFonts w:ascii="Arial" w:hAnsi="Arial" w:cs="Arial"/>
+                <w:sz w:val="24"/>
+              </w:rPr>
+              <w:t>n</w:t>
+            </w:r>
+          </w:p>
+        </w:tc>
+        <w:tc>
+          <w:tcPr>
+            <w:tcW w:w="4814" w:type="dxa"/>
+          </w:tcPr>
+          <w:p>
+            <w:pPr>
+              <w:rPr>
+                <w:rFonts w:ascii="Arial" w:hAnsi="Arial" w:cs="Arial"/>
+                <w:sz w:val="24"/>
+              </w:rPr>
+            </w:pPr>
+            <w:r>
+              <w:rPr>
+                <w:rFonts w:ascii="Arial" w:hAnsi="Arial" w:cs="Arial"/>
+                <w:sz w:val="24"/>
+              </w:rPr>
+              <w:t>Wi-Fi</w:t>
+            </w:r>
+            <w:r>
+              <w:rPr>
+                <w:rFonts w:ascii="Arial" w:hAnsi="Arial" w:cs="Arial"/>
+                <w:sz w:val="24"/>
+              </w:rPr>
+              <w:t xml:space="preserve"> 4</w:t>
+            </w:r>
+          </w:p>
+        </w:tc>
+      </w:tr>
+      <w:tr>
+        <w:tc>
+          <w:tcPr>
+            <w:tcW w:w="4814" w:type="dxa"/>
+          </w:tcPr>
+          <w:p>
+            <w:pPr>
+              <w:rPr>
+                <w:rFonts w:ascii="Arial" w:hAnsi="Arial" w:cs="Arial"/>
+                <w:sz w:val="24"/>
+              </w:rPr>
+            </w:pPr>
+            <w:r>
+              <w:rPr>
+                <w:rFonts w:ascii="Arial" w:hAnsi="Arial" w:cs="Arial"/>
+                <w:sz w:val="24"/>
+              </w:rPr>
+              <w:t>802.11</w:t>
+            </w:r>
+            <w:r>
+              <w:rPr>
+                <w:rFonts w:ascii="Arial" w:hAnsi="Arial" w:cs="Arial"/>
+                <w:sz w:val="24"/>
+              </w:rPr>
+              <w:t>ac</w:t>
+            </w:r>
+          </w:p>
+        </w:tc>
+        <w:tc>
+          <w:tcPr>
+            <w:tcW w:w="4814" w:type="dxa"/>
+          </w:tcPr>
+          <w:p>
+            <w:pPr>
+              <w:rPr>
+                <w:rFonts w:ascii="Arial" w:hAnsi="Arial" w:cs="Arial"/>
+                <w:sz w:val="24"/>
+              </w:rPr>
+            </w:pPr>
+            <w:r>
+              <w:rPr>
+                <w:rFonts w:ascii="Arial" w:hAnsi="Arial" w:cs="Arial"/>
+                <w:sz w:val="24"/>
+              </w:rPr>
+              <w:t>Wi-Fi</w:t>
+            </w:r>
+            <w:r>
+              <w:rPr>
+                <w:rFonts w:ascii="Arial" w:hAnsi="Arial" w:cs="Arial"/>
+                <w:sz w:val="24"/>
+              </w:rPr>
+              <w:t xml:space="preserve"> 5</w:t>
+            </w:r>
+          </w:p>
+        </w:tc>
+      </w:tr>
+      <w:tr>
+        <w:tc>
+          <w:tcPr>
+            <w:tcW w:w="4814" w:type="dxa"/>
+          </w:tcPr>
+          <w:p>
+            <w:pPr>
+              <w:rPr>
+                <w:rFonts w:ascii="Arial" w:hAnsi="Arial" w:cs="Arial"/>
+                <w:sz w:val="24"/>
+              </w:rPr>
+            </w:pPr>
+            <w:r>
+              <w:rPr>
+                <w:rFonts w:ascii="Arial" w:hAnsi="Arial" w:cs="Arial"/>
+                <w:sz w:val="24"/>
+              </w:rPr>
+              <w:t>802.11</w:t>
+            </w:r>
+            <w:r>
+              <w:rPr>
+                <w:rFonts w:ascii="Arial" w:hAnsi="Arial" w:cs="Arial"/>
+                <w:sz w:val="24"/>
+              </w:rPr>
+              <w:t>ax</w:t>
+            </w:r>
+          </w:p>
+        </w:tc>
+        <w:tc>
+          <w:tcPr>
+            <w:tcW w:w="4814" w:type="dxa"/>
+          </w:tcPr>
+          <w:p>
+            <w:pPr>
+              <w:rPr>
+                <w:rFonts w:ascii="Arial" w:hAnsi="Arial" w:cs="Arial"/>
+                <w:sz w:val="24"/>
+              </w:rPr>
+            </w:pPr>
+            <w:r>
+              <w:rPr>
+                <w:rFonts w:ascii="Arial" w:hAnsi="Arial" w:cs="Arial"/>
+                <w:sz w:val="24"/>
+              </w:rPr>
+              <w:t>Wi-Fi 6</w:t>
+            </w:r>
+          </w:p>
+        </w:tc>
+      </w:tr>
+    </w:tbl>
+    <w:p>
+      <w:pPr>
+        <w:rPr>
+          <w:rFonts w:ascii="Arial" w:hAnsi="Arial" w:cs="Arial"/>
+          <w:sz w:val="24"/>
+        </w:rPr>
+      </w:pPr>
+    </w:p>
+    <w:p>
+      <w:pPr>
+        <w:rPr>
+          <w:rFonts w:ascii="Arial" w:hAnsi="Arial" w:cs="Arial"/>
+          <w:sz w:val="24"/>
+        </w:rPr>
+      </w:pPr>
+      <w:r>
+        <w:rPr>
+          <w:rFonts w:ascii="Arial" w:hAnsi="Arial" w:cs="Arial"/>
+          <w:sz w:val="24"/>
+        </w:rPr>
+        <w:t>Wi-Fi può lavorare in 2 modalità: ad-hoc o a infrastruttura, e questa è la più usata. I componenti base delle reti Wi-Fi sono.</w:t>
+      </w:r>
+    </w:p>
+    <w:p>
+      <w:pPr>
+        <w:pStyle w:val="Paragrafoelenco"/>
+        <w:numPr>
+          <w:ilvl w:val="0"/>
+          <w:numId w:val="1"/>
+        </w:numPr>
+        <w:rPr>
+          <w:rFonts w:ascii="Arial" w:hAnsi="Arial" w:cs="Arial"/>
+          <w:b/>
+          <w:sz w:val="24"/>
+        </w:rPr>
+      </w:pPr>
+      <w:r>
+        <w:rPr>
+          <w:rFonts w:ascii="Arial" w:hAnsi="Arial" w:cs="Arial"/>
+          <w:b/>
+          <w:sz w:val="24"/>
+        </w:rPr>
+        <w:t>Stazioni (STA)</w:t>
+      </w:r>
+      <w:r>
+        <w:rPr>
+          <w:rFonts w:ascii="Arial" w:hAnsi="Arial" w:cs="Arial"/>
+          <w:sz w:val="24"/>
+        </w:rPr>
+        <w:t>: dispositivi connessi alla LAN</w:t>
+      </w:r>
+    </w:p>
+    <w:p>
+      <w:pPr>
+        <w:pStyle w:val="Paragrafoelenco"/>
+        <w:numPr>
+          <w:ilvl w:val="1"/>
+          <w:numId w:val="1"/>
+        </w:numPr>
+        <w:rPr>
+          <w:rFonts w:ascii="Arial" w:hAnsi="Arial" w:cs="Arial"/>
+          <w:sz w:val="24"/>
+        </w:rPr>
+      </w:pPr>
+      <w:r>
+        <w:rPr>
+          <w:rFonts w:ascii="Arial" w:hAnsi="Arial" w:cs="Arial"/>
+          <w:sz w:val="24"/>
+        </w:rPr>
+        <w:t>Access Point: punti di accesso, router wireless che formano stazioni base o danno accesso a un'altra rete</w:t>
+      </w:r>
+    </w:p>
+    <w:p>
+      <w:pPr>
+        <w:pStyle w:val="Paragrafoelenco"/>
+        <w:numPr>
+          <w:ilvl w:val="1"/>
+          <w:numId w:val="1"/>
+        </w:numPr>
+        <w:rPr>
+          <w:rFonts w:ascii="Arial" w:hAnsi="Arial" w:cs="Arial"/>
+          <w:sz w:val="24"/>
+          <w:lang w:val="en-US"/>
+        </w:rPr>
+      </w:pPr>
+      <w:r>
+        <w:rPr>
+          <w:rFonts w:ascii="Arial" w:hAnsi="Arial" w:cs="Arial"/>
+          <w:sz w:val="24"/>
+          <w:lang w:val="en-US"/>
+        </w:rPr>
+        <w:t xml:space="preserve">Client: workstation, computer, laptop, </w:t>
+      </w:r>
+      <w:proofErr w:type="spellStart"/>
+      <w:r>
+        <w:rPr>
+          <w:rFonts w:ascii="Arial" w:hAnsi="Arial" w:cs="Arial"/>
+          <w:sz w:val="24"/>
+          <w:lang w:val="en-US"/>
+        </w:rPr>
+        <w:t>stampanti</w:t>
+      </w:r>
+      <w:proofErr w:type="spellEnd"/>
+      <w:r>
+        <w:rPr>
+          <w:rFonts w:ascii="Arial" w:hAnsi="Arial" w:cs="Arial"/>
+          <w:sz w:val="24"/>
+          <w:lang w:val="en-US"/>
+        </w:rPr>
+        <w:t>, smartphone</w:t>
+      </w:r>
+    </w:p>
+    <w:p>
+      <w:pPr>
+        <w:pStyle w:val="Paragrafoelenco"/>
+        <w:numPr>
+          <w:ilvl w:val="0"/>
+          <w:numId w:val="1"/>
+        </w:numPr>
+        <w:rPr>
+          <w:rFonts w:ascii="Arial" w:hAnsi="Arial" w:cs="Arial"/>
+          <w:b/>
+          <w:sz w:val="24"/>
+        </w:rPr>
+      </w:pPr>
+      <w:r>
+        <w:rPr>
+          <w:rFonts w:ascii="Arial" w:hAnsi="Arial" w:cs="Arial"/>
+          <w:b/>
+          <w:sz w:val="24"/>
+        </w:rPr>
+        <w:t>Basic Service Set</w:t>
+      </w:r>
+      <w:r>
+        <w:rPr>
+          <w:rFonts w:ascii="Arial" w:hAnsi="Arial" w:cs="Arial"/>
+          <w:sz w:val="24"/>
+        </w:rPr>
+        <w:t>: un set di servizi di base è un gruppo di stazioni che comunicano usando lo stesso canale fisico</w:t>
+      </w:r>
+    </w:p>
+    <w:p>
+      <w:pPr>
+        <w:pStyle w:val="Paragrafoelenco"/>
+        <w:numPr>
+          <w:ilvl w:val="1"/>
+          <w:numId w:val="1"/>
+        </w:numPr>
+        <w:rPr>
+          <w:rFonts w:ascii="Arial" w:hAnsi="Arial" w:cs="Arial"/>
+          <w:sz w:val="24"/>
+        </w:rPr>
+      </w:pPr>
+      <w:r>
+        <w:rPr>
+          <w:rFonts w:ascii="Arial" w:hAnsi="Arial" w:cs="Arial"/>
+          <w:sz w:val="24"/>
+        </w:rPr>
+        <w:t>BSS a infrastruttura: dispositivi che comunicano tramite Access Point</w:t>
+      </w:r>
+    </w:p>
+    <w:p>
+      <w:pPr>
+        <w:pStyle w:val="Paragrafoelenco"/>
+        <w:numPr>
+          <w:ilvl w:val="1"/>
+          <w:numId w:val="1"/>
+        </w:numPr>
+        <w:rPr>
+          <w:rFonts w:ascii="Arial" w:hAnsi="Arial" w:cs="Arial"/>
+          <w:sz w:val="24"/>
+        </w:rPr>
+      </w:pPr>
+      <w:r>
+        <w:rPr>
+          <w:rFonts w:ascii="Arial" w:hAnsi="Arial" w:cs="Arial"/>
+          <w:sz w:val="24"/>
+        </w:rPr>
+        <w:t>BSS indipendente: dispositivi che comunicano in peer-to-peer, senza passare tramite un AP.</w:t>
+      </w:r>
+    </w:p>
+    <w:p>
+      <w:pPr>
+        <w:pStyle w:val="Paragrafoelenco"/>
+        <w:numPr>
+          <w:ilvl w:val="0"/>
+          <w:numId w:val="1"/>
+        </w:numPr>
+        <w:rPr>
+          <w:rFonts w:ascii="Arial" w:hAnsi="Arial" w:cs="Arial"/>
+          <w:b/>
+          <w:sz w:val="24"/>
+        </w:rPr>
+      </w:pPr>
+      <w:r>
+        <w:rPr>
+          <w:rFonts w:ascii="Arial" w:hAnsi="Arial" w:cs="Arial"/>
+          <w:b/>
+          <w:sz w:val="24"/>
+        </w:rPr>
+        <w:t>Extended Service Set</w:t>
+      </w:r>
+      <w:r>
+        <w:rPr>
+          <w:rFonts w:ascii="Arial" w:hAnsi="Arial" w:cs="Arial"/>
+          <w:sz w:val="24"/>
+        </w:rPr>
+        <w:t>: un insieme di BSS connessi</w:t>
+      </w:r>
+    </w:p>
+    <w:p>
+      <w:pPr>
+        <w:pStyle w:val="Paragrafoelenco"/>
+        <w:numPr>
+          <w:ilvl w:val="0"/>
+          <w:numId w:val="1"/>
+        </w:numPr>
+        <w:rPr>
+          <w:rFonts w:ascii="Arial" w:hAnsi="Arial" w:cs="Arial"/>
+          <w:b/>
+          <w:sz w:val="24"/>
+        </w:rPr>
+      </w:pPr>
+      <w:r>
+        <w:rPr>
+          <w:rFonts w:ascii="Arial" w:hAnsi="Arial" w:cs="Arial"/>
+          <w:b/>
+          <w:sz w:val="24"/>
+        </w:rPr>
+        <w:t>Sistema di distribuzione</w:t>
+      </w:r>
+      <w:r>
+        <w:rPr>
+          <w:rFonts w:ascii="Arial" w:hAnsi="Arial" w:cs="Arial"/>
+          <w:sz w:val="24"/>
+        </w:rPr>
+        <w:t>: collega gli AP in ESS</w:t>
+      </w:r>
+    </w:p>
+    <w:p>
+      <w:pPr>
+        <w:rPr>
+          <w:rFonts w:ascii="Arial" w:hAnsi="Arial" w:cs="Arial"/>
+          <w:sz w:val="24"/>
+        </w:rPr>
+      </w:pPr>
+      <w:r>
+        <w:rPr>
+          <w:rFonts w:ascii="Arial" w:hAnsi="Arial" w:cs="Arial"/>
+          <w:sz w:val="24"/>
+        </w:rPr>
+        <w:t>Il Wi-Fi definisce due sottolivelli MAC:</w:t>
+      </w:r>
+    </w:p>
+    <w:p>
+      <w:pPr>
+        <w:pStyle w:val="Paragrafoelenco"/>
+        <w:numPr>
+          <w:ilvl w:val="0"/>
+          <w:numId w:val="1"/>
+        </w:numPr>
+        <w:rPr>
+          <w:rFonts w:ascii="Arial" w:hAnsi="Arial" w:cs="Arial"/>
+          <w:sz w:val="24"/>
+        </w:rPr>
+      </w:pPr>
+      <w:r>
+        <w:rPr>
+          <w:rFonts w:ascii="Arial" w:hAnsi="Arial" w:cs="Arial"/>
+          <w:sz w:val="24"/>
+        </w:rPr>
+        <w:t>Funzione di coordinamento distribuito (DCF): utilizza CSMA/CA come metodo di accesso poiché la LAN wireless non può implementare CSMA/CD.</w:t>
+      </w:r>
+    </w:p>
+    <w:p>
+      <w:pPr>
+        <w:pStyle w:val="Paragrafoelenco"/>
+        <w:numPr>
+          <w:ilvl w:val="0"/>
+          <w:numId w:val="1"/>
+        </w:numPr>
+        <w:rPr>
+          <w:rFonts w:ascii="Arial" w:hAnsi="Arial" w:cs="Arial"/>
+          <w:sz w:val="24"/>
+        </w:rPr>
+      </w:pPr>
+      <w:r>
+        <w:rPr>
+          <w:rFonts w:ascii="Arial" w:hAnsi="Arial" w:cs="Arial"/>
+          <w:sz w:val="24"/>
+        </w:rPr>
+        <w:t xml:space="preserve">Point </w:t>
+      </w:r>
+      <w:proofErr w:type="spellStart"/>
+      <w:r>
+        <w:rPr>
+          <w:rFonts w:ascii="Arial" w:hAnsi="Arial" w:cs="Arial"/>
+          <w:sz w:val="24"/>
+        </w:rPr>
+        <w:t>Coordination</w:t>
+      </w:r>
+      <w:proofErr w:type="spellEnd"/>
+      <w:r>
+        <w:rPr>
+          <w:rFonts w:ascii="Arial" w:hAnsi="Arial" w:cs="Arial"/>
+          <w:sz w:val="24"/>
+        </w:rPr>
+        <w:t xml:space="preserve"> </w:t>
+      </w:r>
+      <w:proofErr w:type="spellStart"/>
+      <w:r>
+        <w:rPr>
+          <w:rFonts w:ascii="Arial" w:hAnsi="Arial" w:cs="Arial"/>
+          <w:sz w:val="24"/>
+        </w:rPr>
+        <w:t>Function</w:t>
+      </w:r>
+      <w:proofErr w:type="spellEnd"/>
+      <w:r>
+        <w:rPr>
+          <w:rFonts w:ascii="Arial" w:hAnsi="Arial" w:cs="Arial"/>
+          <w:sz w:val="24"/>
+        </w:rPr>
+        <w:t xml:space="preserve"> (PCF): è implementato sopra DCF e gestisce delle finestre temporali che si ripetono periodicamente. Usa un metodo di accesso al polling</w:t>
+      </w:r>
+      <w:r>
+        <w:rPr>
+          <w:rFonts w:ascii="Arial" w:hAnsi="Arial" w:cs="Arial"/>
+          <w:sz w:val="24"/>
+        </w:rPr>
+        <w:t>.</w:t>
+      </w:r>
+    </w:p>
+    <w:p>
+      <w:pPr>
+        <w:rPr>
+          <w:rFonts w:ascii="Arial" w:hAnsi="Arial" w:cs="Arial"/>
+          <w:sz w:val="24"/>
+        </w:rPr>
+      </w:pPr>
+      <w:r>
+        <w:rPr>
+          <w:rFonts w:ascii="Arial" w:hAnsi="Arial" w:cs="Arial"/>
+          <w:sz w:val="24"/>
+        </w:rPr>
+        <w:t xml:space="preserve">Il frame </w:t>
+      </w:r>
+      <w:proofErr w:type="spellStart"/>
+      <w:r>
+        <w:rPr>
+          <w:rFonts w:ascii="Arial" w:hAnsi="Arial" w:cs="Arial"/>
+          <w:sz w:val="24"/>
+        </w:rPr>
+        <w:t>Wifi</w:t>
+      </w:r>
+      <w:proofErr w:type="spellEnd"/>
+      <w:r>
+        <w:rPr>
+          <w:rFonts w:ascii="Arial" w:hAnsi="Arial" w:cs="Arial"/>
+          <w:sz w:val="24"/>
+        </w:rPr>
+        <w:t xml:space="preserve"> è cosi costituito:</w:t>
+      </w:r>
+    </w:p>
+    <w:p>
+      <w:pPr>
+        <w:rPr>
+          <w:rFonts w:ascii="Arial" w:hAnsi="Arial" w:cs="Arial"/>
+          <w:sz w:val="24"/>
+        </w:rPr>
+      </w:pPr>
+      <w:r>
+        <w:rPr>
+          <w:rFonts w:ascii="Arial" w:hAnsi="Arial" w:cs="Arial"/>
+          <w:sz w:val="24"/>
+        </w:rPr>
+        <w:t>Frame principale:</w:t>
+      </w:r>
+    </w:p>
+    <w:p>
+      <w:pPr>
+        <w:pStyle w:val="Paragrafoelenco"/>
+        <w:numPr>
+          <w:ilvl w:val="0"/>
+          <w:numId w:val="1"/>
+        </w:numPr>
+        <w:rPr>
+          <w:rFonts w:ascii="Arial" w:hAnsi="Arial" w:cs="Arial"/>
+          <w:sz w:val="24"/>
+        </w:rPr>
+      </w:pPr>
+      <w:r>
+        <w:rPr>
+          <w:rFonts w:ascii="Arial" w:hAnsi="Arial" w:cs="Arial"/>
+          <w:sz w:val="24"/>
+        </w:rPr>
+        <w:t>Durata/ID: 4 byte che indica il periodo di tempo in cui il mezzo è occupato</w:t>
+      </w:r>
+    </w:p>
+    <w:p>
+      <w:pPr>
+        <w:pStyle w:val="Paragrafoelenco"/>
+        <w:numPr>
+          <w:ilvl w:val="0"/>
+          <w:numId w:val="1"/>
+        </w:numPr>
+        <w:rPr>
+          <w:rFonts w:ascii="Arial" w:hAnsi="Arial" w:cs="Arial"/>
+          <w:sz w:val="24"/>
+        </w:rPr>
+      </w:pPr>
+      <w:r>
+        <w:rPr>
+          <w:rFonts w:ascii="Arial" w:hAnsi="Arial" w:cs="Arial"/>
+          <w:sz w:val="24"/>
+        </w:rPr>
+        <w:t>Indirizzo da 1 a 4: indirizzi MAC standard 802.</w:t>
+      </w:r>
+    </w:p>
+    <w:p>
+      <w:pPr>
+        <w:pStyle w:val="Paragrafoelenco"/>
+        <w:numPr>
+          <w:ilvl w:val="0"/>
+          <w:numId w:val="1"/>
+        </w:numPr>
+        <w:rPr>
+          <w:rFonts w:ascii="Arial" w:hAnsi="Arial" w:cs="Arial"/>
+          <w:sz w:val="24"/>
+        </w:rPr>
+      </w:pPr>
+      <w:r>
+        <w:rPr>
+          <w:rFonts w:ascii="Arial" w:hAnsi="Arial" w:cs="Arial"/>
+          <w:sz w:val="24"/>
+        </w:rPr>
+        <w:t>SC (</w:t>
+      </w:r>
+      <w:proofErr w:type="spellStart"/>
+      <w:r>
+        <w:rPr>
+          <w:rFonts w:ascii="Arial" w:hAnsi="Arial" w:cs="Arial"/>
+          <w:sz w:val="24"/>
+        </w:rPr>
+        <w:t>Sequence</w:t>
+      </w:r>
+      <w:proofErr w:type="spellEnd"/>
+      <w:r>
+        <w:rPr>
+          <w:rFonts w:ascii="Arial" w:hAnsi="Arial" w:cs="Arial"/>
+          <w:sz w:val="24"/>
+        </w:rPr>
+        <w:t xml:space="preserve"> Control): 16 bit divisi in 2 </w:t>
+      </w:r>
+      <w:proofErr w:type="spellStart"/>
+      <w:r>
+        <w:rPr>
+          <w:rFonts w:ascii="Arial" w:hAnsi="Arial" w:cs="Arial"/>
+          <w:sz w:val="24"/>
+        </w:rPr>
+        <w:t>sottocampi</w:t>
+      </w:r>
+      <w:proofErr w:type="spellEnd"/>
+      <w:r>
+        <w:rPr>
+          <w:rFonts w:ascii="Arial" w:hAnsi="Arial" w:cs="Arial"/>
+          <w:sz w:val="24"/>
+        </w:rPr>
+        <w:t>: Numero di sequenza 12 bit e numero di frammento 4 bit.</w:t>
+      </w:r>
+    </w:p>
+    <w:p>
+      <w:pPr>
+        <w:pStyle w:val="Paragrafoelenco"/>
+        <w:numPr>
+          <w:ilvl w:val="0"/>
+          <w:numId w:val="1"/>
+        </w:numPr>
+        <w:rPr>
+          <w:rFonts w:ascii="Arial" w:hAnsi="Arial" w:cs="Arial"/>
+          <w:sz w:val="24"/>
+        </w:rPr>
+      </w:pPr>
+      <w:r>
+        <w:rPr>
+          <w:rFonts w:ascii="Arial" w:hAnsi="Arial" w:cs="Arial"/>
+          <w:sz w:val="24"/>
+        </w:rPr>
+        <w:t>Dati: Lunghezza variabile che contiene informazioni dai livelli superiori</w:t>
+      </w:r>
+    </w:p>
+    <w:p>
+      <w:pPr>
+        <w:pStyle w:val="Paragrafoelenco"/>
+        <w:numPr>
+          <w:ilvl w:val="0"/>
+          <w:numId w:val="1"/>
+        </w:numPr>
+        <w:rPr>
+          <w:rFonts w:ascii="Arial" w:hAnsi="Arial" w:cs="Arial"/>
+          <w:sz w:val="24"/>
+        </w:rPr>
+      </w:pPr>
+      <w:r>
+        <w:rPr>
+          <w:rFonts w:ascii="Arial" w:hAnsi="Arial" w:cs="Arial"/>
+          <w:sz w:val="24"/>
+        </w:rPr>
+        <w:t>CRC: 4 byte di sequenza di rilevamento degli errori CRC.</w:t>
+      </w:r>
+    </w:p>
+    <w:p>
+      <w:pPr>
+        <w:pStyle w:val="Paragrafoelenco"/>
+        <w:numPr>
+          <w:ilvl w:val="0"/>
+          <w:numId w:val="1"/>
+        </w:numPr>
+        <w:rPr>
+          <w:rFonts w:ascii="Arial" w:hAnsi="Arial" w:cs="Arial"/>
+          <w:sz w:val="24"/>
+        </w:rPr>
+      </w:pPr>
+      <w:r>
+        <w:rPr>
+          <w:rFonts w:ascii="Arial" w:hAnsi="Arial" w:cs="Arial"/>
+          <w:sz w:val="24"/>
+        </w:rPr>
+        <w:t>Frame Control: 9 campi con informazioni di controllo</w:t>
+      </w:r>
+    </w:p>
+    <w:p>
+      <w:pPr>
+        <w:rPr>
+          <w:rFonts w:ascii="Arial" w:hAnsi="Arial" w:cs="Arial"/>
+          <w:sz w:val="24"/>
+        </w:rPr>
+      </w:pPr>
+      <w:r>
+        <w:rPr>
+          <w:rFonts w:ascii="Arial" w:hAnsi="Arial" w:cs="Arial"/>
+          <w:sz w:val="24"/>
+        </w:rPr>
+        <w:t>Frame Control:</w:t>
+      </w:r>
+    </w:p>
+    <w:p>
+      <w:pPr>
+        <w:pStyle w:val="Paragrafoelenco"/>
+        <w:numPr>
+          <w:ilvl w:val="0"/>
+          <w:numId w:val="1"/>
+        </w:numPr>
+        <w:rPr>
+          <w:rFonts w:ascii="Arial" w:hAnsi="Arial" w:cs="Arial"/>
+          <w:sz w:val="24"/>
+        </w:rPr>
+      </w:pPr>
+      <w:r>
+        <w:rPr>
+          <w:rFonts w:ascii="Arial" w:hAnsi="Arial" w:cs="Arial"/>
+          <w:sz w:val="24"/>
+        </w:rPr>
+        <w:t>Versione</w:t>
+      </w:r>
+      <w:r>
+        <w:rPr>
+          <w:rFonts w:ascii="Arial" w:hAnsi="Arial" w:cs="Arial"/>
+          <w:sz w:val="24"/>
+        </w:rPr>
+        <w:t>: 2 bit versione del protocollo</w:t>
+      </w:r>
+    </w:p>
+    <w:p>
+      <w:pPr>
+        <w:pStyle w:val="Paragrafoelenco"/>
+        <w:numPr>
+          <w:ilvl w:val="0"/>
+          <w:numId w:val="1"/>
+        </w:numPr>
+        <w:rPr>
+          <w:rFonts w:ascii="Arial" w:hAnsi="Arial" w:cs="Arial"/>
+          <w:sz w:val="24"/>
+        </w:rPr>
+      </w:pPr>
+      <w:r>
+        <w:rPr>
+          <w:rFonts w:ascii="Arial" w:hAnsi="Arial" w:cs="Arial"/>
+          <w:sz w:val="24"/>
+        </w:rPr>
+        <w:t>Tipo</w:t>
+      </w:r>
+      <w:r>
+        <w:rPr>
+          <w:rFonts w:ascii="Arial" w:hAnsi="Arial" w:cs="Arial"/>
+          <w:sz w:val="24"/>
+        </w:rPr>
+        <w:t>: 2 bit che indicano la funzione del frame (gestione, controllo, dati).</w:t>
+      </w:r>
+    </w:p>
+    <w:p>
+      <w:pPr>
+        <w:pStyle w:val="Paragrafoelenco"/>
+        <w:numPr>
+          <w:ilvl w:val="0"/>
+          <w:numId w:val="1"/>
+        </w:numPr>
+        <w:rPr>
+          <w:rFonts w:ascii="Arial" w:hAnsi="Arial" w:cs="Arial"/>
+          <w:sz w:val="24"/>
+        </w:rPr>
+      </w:pPr>
+      <w:r>
+        <w:rPr>
+          <w:rFonts w:ascii="Arial" w:hAnsi="Arial" w:cs="Arial"/>
+          <w:sz w:val="24"/>
+        </w:rPr>
+        <w:t>Sottotipo</w:t>
+      </w:r>
+      <w:r>
+        <w:rPr>
+          <w:rFonts w:ascii="Arial" w:hAnsi="Arial" w:cs="Arial"/>
+          <w:sz w:val="24"/>
+        </w:rPr>
+        <w:t>:</w:t>
+      </w:r>
+      <w:r>
+        <w:rPr>
+          <w:rFonts w:ascii="Arial" w:hAnsi="Arial" w:cs="Arial"/>
+          <w:sz w:val="24"/>
+        </w:rPr>
+        <w:t xml:space="preserve"> 4 bit indicanti il sottotipo del frame (richiesta di associazione, 1000 beacon)</w:t>
+      </w:r>
+    </w:p>
+    <w:p>
+      <w:pPr>
+        <w:pStyle w:val="Paragrafoelenco"/>
+        <w:numPr>
+          <w:ilvl w:val="0"/>
+          <w:numId w:val="1"/>
+        </w:numPr>
+        <w:rPr>
+          <w:rFonts w:ascii="Arial" w:hAnsi="Arial" w:cs="Arial"/>
+          <w:sz w:val="24"/>
+        </w:rPr>
+      </w:pPr>
+      <w:r>
+        <w:rPr>
+          <w:rFonts w:ascii="Arial" w:hAnsi="Arial" w:cs="Arial"/>
+          <w:sz w:val="24"/>
+        </w:rPr>
+        <w:t>Verso DS</w:t>
+      </w:r>
+      <w:r>
+        <w:rPr>
+          <w:rFonts w:ascii="Arial" w:hAnsi="Arial" w:cs="Arial"/>
+          <w:sz w:val="24"/>
+        </w:rPr>
+        <w:t>: 1 bit che quando messo a 1 indica che il frame di destinazione è per DS</w:t>
+      </w:r>
+    </w:p>
+    <w:p>
+      <w:pPr>
+        <w:pStyle w:val="Paragrafoelenco"/>
+        <w:numPr>
+          <w:ilvl w:val="0"/>
+          <w:numId w:val="1"/>
+        </w:numPr>
+        <w:rPr>
+          <w:rFonts w:ascii="Arial" w:hAnsi="Arial" w:cs="Arial"/>
+          <w:sz w:val="24"/>
+        </w:rPr>
+      </w:pPr>
+      <w:r>
+        <w:rPr>
+          <w:rFonts w:ascii="Arial" w:hAnsi="Arial" w:cs="Arial"/>
+          <w:sz w:val="24"/>
+        </w:rPr>
+        <w:lastRenderedPageBreak/>
+        <w:t>Da DS</w:t>
+      </w:r>
+      <w:r>
+        <w:rPr>
+          <w:rFonts w:ascii="Arial" w:hAnsi="Arial" w:cs="Arial"/>
+          <w:sz w:val="24"/>
+        </w:rPr>
+        <w:t>: 1 bit che quando impostato indica proveniente da DS</w:t>
+      </w:r>
+    </w:p>
+    <w:p>
+      <w:pPr>
+        <w:pStyle w:val="Paragrafoelenco"/>
+        <w:numPr>
+          <w:ilvl w:val="0"/>
+          <w:numId w:val="1"/>
+        </w:numPr>
+        <w:rPr>
+          <w:rFonts w:ascii="Arial" w:hAnsi="Arial" w:cs="Arial"/>
+          <w:sz w:val="24"/>
+        </w:rPr>
+      </w:pPr>
+      <w:r>
+        <w:rPr>
+          <w:rFonts w:ascii="Arial" w:hAnsi="Arial" w:cs="Arial"/>
+          <w:sz w:val="24"/>
+        </w:rPr>
+        <w:t>Più frammenti</w:t>
+      </w:r>
+      <w:r>
+        <w:rPr>
+          <w:rFonts w:ascii="Arial" w:hAnsi="Arial" w:cs="Arial"/>
+          <w:sz w:val="24"/>
+        </w:rPr>
+        <w:t>: 1 bit che se settato a 1 indica che il frame è seguito da altri frame</w:t>
+      </w:r>
+    </w:p>
+    <w:p>
+      <w:pPr>
+        <w:pStyle w:val="Paragrafoelenco"/>
+        <w:numPr>
+          <w:ilvl w:val="0"/>
+          <w:numId w:val="1"/>
+        </w:numPr>
+        <w:rPr>
+          <w:rFonts w:ascii="Arial" w:hAnsi="Arial" w:cs="Arial"/>
+          <w:sz w:val="24"/>
+        </w:rPr>
+      </w:pPr>
+      <w:r>
+        <w:rPr>
+          <w:rFonts w:ascii="Arial" w:hAnsi="Arial" w:cs="Arial"/>
+          <w:sz w:val="24"/>
+        </w:rPr>
+        <w:t>Ritrasmetti</w:t>
+      </w:r>
+      <w:r>
+        <w:rPr>
+          <w:rFonts w:ascii="Arial" w:hAnsi="Arial" w:cs="Arial"/>
+          <w:sz w:val="24"/>
+        </w:rPr>
+        <w:t>: 1 bit settato a 1 se il frame è una ritrasmissione di un frame precedente</w:t>
+      </w:r>
+    </w:p>
+    <w:p>
+      <w:pPr>
+        <w:pStyle w:val="Paragrafoelenco"/>
+        <w:numPr>
+          <w:ilvl w:val="0"/>
+          <w:numId w:val="1"/>
+        </w:numPr>
+        <w:rPr>
+          <w:rFonts w:ascii="Arial" w:hAnsi="Arial" w:cs="Arial"/>
+          <w:sz w:val="24"/>
+        </w:rPr>
+      </w:pPr>
+      <w:proofErr w:type="spellStart"/>
+      <w:r>
+        <w:rPr>
+          <w:rFonts w:ascii="Arial" w:hAnsi="Arial" w:cs="Arial"/>
+          <w:sz w:val="24"/>
+        </w:rPr>
+        <w:t>Power</w:t>
+      </w:r>
+      <w:proofErr w:type="spellEnd"/>
+      <w:r>
+        <w:rPr>
+          <w:rFonts w:ascii="Arial" w:hAnsi="Arial" w:cs="Arial"/>
+          <w:sz w:val="24"/>
+        </w:rPr>
+        <w:t xml:space="preserve"> </w:t>
+      </w:r>
+      <w:proofErr w:type="spellStart"/>
+      <w:r>
+        <w:rPr>
+          <w:rFonts w:ascii="Arial" w:hAnsi="Arial" w:cs="Arial"/>
+          <w:sz w:val="24"/>
+        </w:rPr>
+        <w:t>Mgmt</w:t>
+      </w:r>
+      <w:proofErr w:type="spellEnd"/>
+      <w:r>
+        <w:rPr>
+          <w:rFonts w:ascii="Arial" w:hAnsi="Arial" w:cs="Arial"/>
+          <w:sz w:val="24"/>
+        </w:rPr>
+        <w:t>: 1 bit che indica la modalità di una stazione dopo la trasmissione riuscita di un frame. Se a 1 indica che entrerà in risparmio energetico, se 0 resterà attiva</w:t>
+      </w:r>
+    </w:p>
+    <w:p>
+      <w:pPr>
+        <w:pStyle w:val="Paragrafoelenco"/>
+        <w:numPr>
+          <w:ilvl w:val="0"/>
+          <w:numId w:val="1"/>
+        </w:numPr>
+        <w:rPr>
+          <w:rFonts w:ascii="Arial" w:hAnsi="Arial" w:cs="Arial"/>
+          <w:sz w:val="24"/>
+        </w:rPr>
+      </w:pPr>
+      <w:r>
+        <w:rPr>
+          <w:rFonts w:ascii="Arial" w:hAnsi="Arial" w:cs="Arial"/>
+          <w:sz w:val="24"/>
+        </w:rPr>
+        <w:t>Più dati</w:t>
+      </w:r>
+      <w:r>
+        <w:rPr>
+          <w:rFonts w:ascii="Arial" w:hAnsi="Arial" w:cs="Arial"/>
+          <w:sz w:val="24"/>
+        </w:rPr>
+        <w:t>: 1 bit che indica al destinatario che il mittente ha più dati da inviare rispetto al frame corrente.</w:t>
+      </w:r>
+    </w:p>
+    <w:p>
+      <w:pPr>
+        <w:pStyle w:val="Paragrafoelenco"/>
+        <w:numPr>
+          <w:ilvl w:val="0"/>
+          <w:numId w:val="1"/>
+        </w:numPr>
+        <w:rPr>
+          <w:rFonts w:ascii="Arial" w:hAnsi="Arial" w:cs="Arial"/>
+          <w:sz w:val="24"/>
+        </w:rPr>
+      </w:pPr>
+      <w:r>
+        <w:rPr>
+          <w:rFonts w:ascii="Arial" w:hAnsi="Arial" w:cs="Arial"/>
+          <w:sz w:val="24"/>
+        </w:rPr>
+        <w:t>WEP</w:t>
+      </w:r>
+      <w:r>
+        <w:rPr>
+          <w:rFonts w:ascii="Arial" w:hAnsi="Arial" w:cs="Arial"/>
+          <w:sz w:val="24"/>
+        </w:rPr>
+        <w:t>: 1 bit che indica che è applicato il meccanismo di sicurezza standard di 802.11</w:t>
+      </w:r>
+    </w:p>
+    <w:p>
+      <w:pPr>
+        <w:pStyle w:val="Paragrafoelenco"/>
+        <w:numPr>
+          <w:ilvl w:val="0"/>
+          <w:numId w:val="1"/>
+        </w:numPr>
+        <w:rPr>
+          <w:rFonts w:ascii="Arial" w:hAnsi="Arial" w:cs="Arial"/>
+          <w:sz w:val="24"/>
+        </w:rPr>
+      </w:pPr>
+      <w:r>
+        <w:rPr>
+          <w:rFonts w:ascii="Arial" w:hAnsi="Arial" w:cs="Arial"/>
+          <w:sz w:val="24"/>
+        </w:rPr>
+        <w:t>Ordine</w:t>
+      </w:r>
+      <w:r>
+        <w:rPr>
+          <w:rFonts w:ascii="Arial" w:hAnsi="Arial" w:cs="Arial"/>
+          <w:sz w:val="24"/>
+        </w:rPr>
+        <w:t>: 1 bit che se settato a 1 indica che i frame devono essere elaborati in ordine rigoroso.</w:t>
+      </w:r>
+    </w:p>
+    <w:p>
+      <w:pPr>
+        <w:rPr>
+          <w:rFonts w:ascii="Arial" w:hAnsi="Arial" w:cs="Arial"/>
+          <w:sz w:val="24"/>
+        </w:rPr>
+      </w:pPr>
+      <w:r>
+        <w:rPr>
+          <w:rFonts w:ascii="Arial" w:hAnsi="Arial" w:cs="Arial"/>
+          <w:sz w:val="24"/>
+        </w:rPr>
+        <w:t>Per accedere al mezzo si usa CSMA/CA, che invece di rilevare collisioni dopo che si sono verificate le previene, e funziona nei seguenti passi.</w:t>
+      </w:r>
+    </w:p>
+    <w:p>
+      <w:pPr>
+        <w:pStyle w:val="Paragrafoelenco"/>
+        <w:numPr>
+          <w:ilvl w:val="0"/>
+          <w:numId w:val="1"/>
+        </w:numPr>
+        <w:rPr>
+          <w:rFonts w:ascii="Arial" w:hAnsi="Arial" w:cs="Arial"/>
+          <w:sz w:val="24"/>
+        </w:rPr>
+      </w:pPr>
+      <w:r>
+        <w:rPr>
+          <w:rFonts w:ascii="Arial" w:hAnsi="Arial" w:cs="Arial"/>
+          <w:sz w:val="24"/>
+        </w:rPr>
+        <w:t>Quando un frame è pronto, la stazione trasmittente verifica se il canale è libero</w:t>
+      </w:r>
+    </w:p>
+    <w:p>
+      <w:pPr>
+        <w:pStyle w:val="Paragrafoelenco"/>
+        <w:numPr>
+          <w:ilvl w:val="0"/>
+          <w:numId w:val="1"/>
+        </w:numPr>
+        <w:rPr>
+          <w:rFonts w:ascii="Arial" w:hAnsi="Arial" w:cs="Arial"/>
+          <w:sz w:val="24"/>
+        </w:rPr>
+      </w:pPr>
+      <w:r>
+        <w:rPr>
+          <w:rFonts w:ascii="Arial" w:hAnsi="Arial" w:cs="Arial"/>
+          <w:sz w:val="24"/>
+        </w:rPr>
+        <w:t>Se è occupato, attente finché non si libera</w:t>
+      </w:r>
+    </w:p>
+    <w:p>
+      <w:pPr>
+        <w:pStyle w:val="Paragrafoelenco"/>
+        <w:numPr>
+          <w:ilvl w:val="0"/>
+          <w:numId w:val="1"/>
+        </w:numPr>
+        <w:rPr>
+          <w:rFonts w:ascii="Arial" w:hAnsi="Arial" w:cs="Arial"/>
+          <w:sz w:val="24"/>
+        </w:rPr>
+      </w:pPr>
+      <w:r>
+        <w:rPr>
+          <w:rFonts w:ascii="Arial" w:hAnsi="Arial" w:cs="Arial"/>
+          <w:sz w:val="24"/>
+        </w:rPr>
+        <w:t>Se è libero, attente un intervallo di tempo (IFG) e invia il frame</w:t>
+      </w:r>
+    </w:p>
+    <w:p>
+      <w:pPr>
+        <w:pStyle w:val="Paragrafoelenco"/>
+        <w:numPr>
+          <w:ilvl w:val="0"/>
+          <w:numId w:val="1"/>
+        </w:numPr>
+        <w:rPr>
+          <w:rFonts w:ascii="Arial" w:hAnsi="Arial" w:cs="Arial"/>
+          <w:sz w:val="24"/>
+        </w:rPr>
+      </w:pPr>
+      <w:r>
+        <w:rPr>
+          <w:rFonts w:ascii="Arial" w:hAnsi="Arial" w:cs="Arial"/>
+          <w:sz w:val="24"/>
+        </w:rPr>
+        <w:t>Dopo averlo inviato imposta un timer</w:t>
+      </w:r>
+    </w:p>
+    <w:p>
+      <w:pPr>
+        <w:pStyle w:val="Paragrafoelenco"/>
+        <w:numPr>
+          <w:ilvl w:val="0"/>
+          <w:numId w:val="1"/>
+        </w:numPr>
+        <w:rPr>
+          <w:rFonts w:ascii="Arial" w:hAnsi="Arial" w:cs="Arial"/>
+          <w:sz w:val="24"/>
+        </w:rPr>
+      </w:pPr>
+      <w:r>
+        <w:rPr>
+          <w:rFonts w:ascii="Arial" w:hAnsi="Arial" w:cs="Arial"/>
+          <w:sz w:val="24"/>
+        </w:rPr>
+        <w:t>La stazione attende conferma dal ricevitore. Se riceve la conferma prima della scadenza del timer, segnala trasmissione riuscita</w:t>
+      </w:r>
+    </w:p>
+    <w:p>
+      <w:pPr>
+        <w:pStyle w:val="Paragrafoelenco"/>
+        <w:numPr>
+          <w:ilvl w:val="0"/>
+          <w:numId w:val="1"/>
+        </w:numPr>
+        <w:rPr>
+          <w:rFonts w:ascii="Arial" w:hAnsi="Arial" w:cs="Arial"/>
+          <w:sz w:val="24"/>
+        </w:rPr>
+      </w:pPr>
+      <w:r>
+        <w:rPr>
+          <w:rFonts w:ascii="Arial" w:hAnsi="Arial" w:cs="Arial"/>
+          <w:sz w:val="24"/>
+        </w:rPr>
+        <w:t xml:space="preserve">Altrimenti attende un periodo di </w:t>
+      </w:r>
+      <w:proofErr w:type="spellStart"/>
+      <w:r>
+        <w:rPr>
+          <w:rFonts w:ascii="Arial" w:hAnsi="Arial" w:cs="Arial"/>
+          <w:sz w:val="24"/>
+        </w:rPr>
+        <w:t>backoff</w:t>
+      </w:r>
+      <w:proofErr w:type="spellEnd"/>
+      <w:r>
+        <w:rPr>
+          <w:rFonts w:ascii="Arial" w:hAnsi="Arial" w:cs="Arial"/>
+          <w:sz w:val="24"/>
+        </w:rPr>
+        <w:t xml:space="preserve"> e riavvia l’algoritmo.</w:t>
+      </w:r>
+    </w:p>
+    <w:p>
+      <w:pPr>
+        <w:rPr>
+          <w:rFonts w:ascii="Arial" w:hAnsi="Arial" w:cs="Arial"/>
+          <w:b/>
+          <w:sz w:val="28"/>
+        </w:rPr>
+      </w:pPr>
+      <w:r>
+        <w:rPr>
+          <w:rFonts w:ascii="Arial" w:hAnsi="Arial" w:cs="Arial"/>
+          <w:b/>
+          <w:sz w:val="28"/>
+        </w:rPr>
+        <w:t>Blue</w:t>
+      </w:r>
+      <w:r>
+        <w:rPr>
+          <w:rFonts w:ascii="Arial" w:hAnsi="Arial" w:cs="Arial"/>
+          <w:b/>
+          <w:sz w:val="28"/>
+        </w:rPr>
+        <w:t>tooth</w:t>
+      </w:r>
+    </w:p>
+    <w:p>
+      <w:pPr>
+        <w:rPr>
+          <w:rFonts w:ascii="Arial" w:hAnsi="Arial" w:cs="Arial"/>
+          <w:sz w:val="24"/>
+        </w:rPr>
+      </w:pPr>
+      <w:r>
+        <w:rPr>
+          <w:rFonts w:ascii="Arial" w:hAnsi="Arial" w:cs="Arial"/>
+          <w:sz w:val="24"/>
+        </w:rPr>
+        <w:t xml:space="preserve">Bluetooth è uno standard per la comunicazione voce e dati wireless a corto raggio. È una tecnologia WPAN inventata da </w:t>
+      </w:r>
+      <w:proofErr w:type="spellStart"/>
+      <w:r>
+        <w:rPr>
+          <w:rFonts w:ascii="Arial" w:hAnsi="Arial" w:cs="Arial"/>
+          <w:sz w:val="24"/>
+        </w:rPr>
+        <w:t>Ericson</w:t>
+      </w:r>
+      <w:proofErr w:type="spellEnd"/>
+      <w:r>
+        <w:rPr>
+          <w:rFonts w:ascii="Arial" w:hAnsi="Arial" w:cs="Arial"/>
+          <w:sz w:val="24"/>
+        </w:rPr>
+        <w:t xml:space="preserve"> nel 1994. Usa la banda radio ISM (2,4 – 2,489 GHz). Si possono collegare al massimo 7 dispositivi e fornisce velocità fino a 50Mbps.</w:t>
+      </w:r>
+    </w:p>
+    <w:p>
+      <w:pPr>
+        <w:rPr>
+          <w:rFonts w:ascii="Arial" w:hAnsi="Arial" w:cs="Arial"/>
+          <w:sz w:val="24"/>
+        </w:rPr>
+      </w:pPr>
+      <w:r>
+        <w:rPr>
+          <w:rFonts w:ascii="Arial" w:hAnsi="Arial" w:cs="Arial"/>
+          <w:sz w:val="24"/>
+        </w:rPr>
+        <w:t xml:space="preserve">Lo standard </w:t>
+      </w:r>
+      <w:proofErr w:type="spellStart"/>
+      <w:r>
+        <w:rPr>
+          <w:rFonts w:ascii="Arial" w:hAnsi="Arial" w:cs="Arial"/>
+          <w:sz w:val="24"/>
+        </w:rPr>
+        <w:t>bluetoo</w:t>
       </w:r>
       <w:bookmarkStart w:id="0" w:name="_GoBack"/>
       <w:bookmarkEnd w:id="0"/>
-    </w:p>
-    <w:p>
-      <w:pPr>
-        <w:rPr>
-          <w:rFonts w:ascii="Arial" w:hAnsi="Arial" w:cs="Arial"/>
-          <w:sz w:val="24"/>
-        </w:rPr>
-      </w:pPr>
-    </w:p>
-    <w:p>
-      <w:pPr>
-        <w:rPr>
-          <w:rFonts w:ascii="Arial" w:hAnsi="Arial" w:cs="Arial"/>
-          <w:b/>
-          <w:sz w:val="28"/>
-        </w:rPr>
-      </w:pPr>
-      <w:r>
-        <w:rPr>
-          <w:rFonts w:ascii="Arial" w:hAnsi="Arial" w:cs="Arial"/>
-          <w:b/>
-          <w:sz w:val="28"/>
-        </w:rPr>
-        <w:t>Sottolivello MAC</w:t>
-      </w:r>
-    </w:p>
-    <w:p>
-      <w:pPr>
-        <w:rPr>
-          <w:rFonts w:ascii="Arial" w:hAnsi="Arial" w:cs="Arial"/>
-          <w:sz w:val="24"/>
-        </w:rPr>
-      </w:pPr>
-    </w:p>
-    <w:p>
-      <w:pPr>
-        <w:rPr>
-          <w:rFonts w:ascii="Arial" w:hAnsi="Arial" w:cs="Arial"/>
-          <w:b/>
-          <w:sz w:val="28"/>
-          <w:lang w:val="en-US"/>
-        </w:rPr>
-      </w:pPr>
-      <w:r>
-        <w:rPr>
-          <w:rFonts w:ascii="Arial" w:hAnsi="Arial" w:cs="Arial"/>
-          <w:b/>
-          <w:sz w:val="28"/>
-          <w:lang w:val="en-US"/>
-        </w:rPr>
-        <w:t xml:space="preserve">Lo </w:t>
-      </w:r>
-      <w:proofErr w:type="spellStart"/>
-      <w:r>
-        <w:rPr>
-          <w:rFonts w:ascii="Arial" w:hAnsi="Arial" w:cs="Arial"/>
-          <w:b/>
-          <w:sz w:val="28"/>
-          <w:lang w:val="en-US"/>
-        </w:rPr>
-        <w:t>Strato</w:t>
-      </w:r>
-      <w:proofErr w:type="spellEnd"/>
-      <w:r>
-        <w:rPr>
-          <w:rFonts w:ascii="Arial" w:hAnsi="Arial" w:cs="Arial"/>
-          <w:b/>
-          <w:sz w:val="28"/>
-          <w:lang w:val="en-US"/>
-        </w:rPr>
-        <w:t xml:space="preserve"> </w:t>
-      </w:r>
-      <w:proofErr w:type="spellStart"/>
-      <w:r>
-        <w:rPr>
-          <w:rFonts w:ascii="Arial" w:hAnsi="Arial" w:cs="Arial"/>
-          <w:b/>
-          <w:sz w:val="28"/>
-          <w:lang w:val="en-US"/>
-        </w:rPr>
-        <w:t>Fisico</w:t>
-      </w:r>
-      <w:proofErr w:type="spellEnd"/>
-    </w:p>
-    <w:p>
-      <w:pPr>
-        <w:rPr>
-          <w:rFonts w:ascii="Arial" w:hAnsi="Arial" w:cs="Arial"/>
-          <w:sz w:val="24"/>
-          <w:lang w:val="en-US"/>
-        </w:rPr>
-      </w:pPr>
-    </w:p>
-    <w:p>
-      <w:pPr>
-        <w:rPr>
-          <w:rFonts w:ascii="Arial" w:hAnsi="Arial" w:cs="Arial"/>
-          <w:b/>
-          <w:sz w:val="28"/>
-          <w:lang w:val="en-US"/>
-        </w:rPr>
-      </w:pPr>
-      <w:r>
-        <w:rPr>
-          <w:rFonts w:ascii="Arial" w:hAnsi="Arial" w:cs="Arial"/>
-          <w:b/>
-          <w:sz w:val="28"/>
-          <w:lang w:val="en-US"/>
-        </w:rPr>
-        <w:t>Lan Wireless: IEEE 802.11 – Bluetooth</w:t>
-      </w:r>
-    </w:p>
-    <w:p>
-      <w:pPr>
-        <w:rPr>
-          <w:rFonts w:ascii="Arial" w:hAnsi="Arial" w:cs="Arial"/>
-          <w:sz w:val="24"/>
-          <w:lang w:val="en-US"/>
-        </w:rPr>
-      </w:pPr>
-    </w:p>
-    <w:p>
-      <w:pPr>
-        <w:rPr>
-          <w:rFonts w:ascii="Arial" w:hAnsi="Arial" w:cs="Arial"/>
-          <w:b/>
-          <w:sz w:val="28"/>
-          <w:lang w:val="en-US"/>
-        </w:rPr>
-      </w:pPr>
-      <w:r>
-        <w:rPr>
-          <w:rFonts w:ascii="Arial" w:hAnsi="Arial" w:cs="Arial"/>
-          <w:b/>
-          <w:sz w:val="28"/>
-          <w:lang w:val="en-US"/>
-        </w:rPr>
-        <w:t xml:space="preserve">IEEE 802.11 – </w:t>
-      </w:r>
-      <w:proofErr w:type="spellStart"/>
-      <w:r>
-        <w:rPr>
-          <w:rFonts w:ascii="Arial" w:hAnsi="Arial" w:cs="Arial"/>
-          <w:b/>
-          <w:sz w:val="28"/>
-          <w:lang w:val="en-US"/>
-        </w:rPr>
-        <w:t>WiFi</w:t>
-      </w:r>
-      <w:proofErr w:type="spellEnd"/>
-    </w:p>
-    <w:p>
-      <w:pPr>
-        <w:rPr>
-          <w:rFonts w:ascii="Arial" w:hAnsi="Arial" w:cs="Arial"/>
-          <w:sz w:val="24"/>
-          <w:lang w:val="en-US"/>
-        </w:rPr>
-      </w:pPr>
-    </w:p>
-    <w:p>
-      <w:pPr>
-        <w:rPr>
-          <w:rFonts w:ascii="Arial" w:hAnsi="Arial" w:cs="Arial"/>
-          <w:b/>
-          <w:sz w:val="28"/>
-          <w:lang w:val="en-US"/>
-        </w:rPr>
-      </w:pPr>
-      <w:r>
-        <w:rPr>
-          <w:rFonts w:ascii="Arial" w:hAnsi="Arial" w:cs="Arial"/>
-          <w:b/>
-          <w:sz w:val="28"/>
-          <w:lang w:val="en-US"/>
-        </w:rPr>
-        <w:t>Bluetooth</w:t>
-      </w:r>
-    </w:p>
-    <w:p>
-      <w:pPr>
-        <w:rPr>
-          <w:rFonts w:ascii="Arial" w:hAnsi="Arial" w:cs="Arial"/>
-          <w:sz w:val="24"/>
-          <w:lang w:val="en-US"/>
-        </w:rPr>
-      </w:pPr>
+      <w:r>
+        <w:rPr>
+          <w:rFonts w:ascii="Arial" w:hAnsi="Arial" w:cs="Arial"/>
+          <w:sz w:val="24"/>
+        </w:rPr>
+        <w:t>th</w:t>
+      </w:r>
+      <w:proofErr w:type="spellEnd"/>
+      <w:r>
+        <w:rPr>
+          <w:rFonts w:ascii="Arial" w:hAnsi="Arial" w:cs="Arial"/>
+          <w:sz w:val="24"/>
+        </w:rPr>
+        <w:t xml:space="preserve"> definisce due tipologie di rete:</w:t>
+      </w:r>
+    </w:p>
+    <w:p>
+      <w:pPr>
+        <w:pStyle w:val="Paragrafoelenco"/>
+        <w:numPr>
+          <w:ilvl w:val="0"/>
+          <w:numId w:val="1"/>
+        </w:numPr>
+        <w:rPr>
+          <w:rFonts w:ascii="Arial" w:hAnsi="Arial" w:cs="Arial"/>
+          <w:sz w:val="24"/>
+        </w:rPr>
+      </w:pPr>
+      <w:proofErr w:type="spellStart"/>
+      <w:r>
+        <w:rPr>
+          <w:rFonts w:ascii="Arial" w:hAnsi="Arial" w:cs="Arial"/>
+          <w:sz w:val="24"/>
+        </w:rPr>
+        <w:t>PicoNet</w:t>
+      </w:r>
+      <w:proofErr w:type="spellEnd"/>
+      <w:r>
+        <w:rPr>
+          <w:rFonts w:ascii="Arial" w:hAnsi="Arial" w:cs="Arial"/>
+          <w:sz w:val="24"/>
+        </w:rPr>
+        <w:t xml:space="preserve">: la rete elementare: contiene un nodo primario (master) e sette nodi slave. 8 nodi attivi entro 10 metri. La comunicazione è possibile solo tra master e slave. Prevede anche fino a 255 nodi </w:t>
+      </w:r>
+      <w:proofErr w:type="spellStart"/>
+      <w:r>
+        <w:rPr>
+          <w:rFonts w:ascii="Arial" w:hAnsi="Arial" w:cs="Arial"/>
+          <w:sz w:val="24"/>
+        </w:rPr>
+        <w:t>parked</w:t>
+      </w:r>
+      <w:proofErr w:type="spellEnd"/>
+      <w:r>
+        <w:rPr>
+          <w:rFonts w:ascii="Arial" w:hAnsi="Arial" w:cs="Arial"/>
+          <w:sz w:val="24"/>
+        </w:rPr>
+        <w:t>, che non possono partecipare alla comunicazione a meno che non entrino in stato attivo, mettendo in park un altro già attivo.</w:t>
+      </w:r>
+    </w:p>
+    <w:p>
+      <w:pPr>
+        <w:pStyle w:val="Paragrafoelenco"/>
+        <w:numPr>
+          <w:ilvl w:val="0"/>
+          <w:numId w:val="1"/>
+        </w:numPr>
+        <w:rPr>
+          <w:rFonts w:ascii="Arial" w:hAnsi="Arial" w:cs="Arial"/>
+          <w:sz w:val="24"/>
+        </w:rPr>
+      </w:pPr>
+      <w:proofErr w:type="spellStart"/>
+      <w:r>
+        <w:rPr>
+          <w:rFonts w:ascii="Arial" w:hAnsi="Arial" w:cs="Arial"/>
+          <w:sz w:val="24"/>
+        </w:rPr>
+        <w:t>ScatterNet</w:t>
+      </w:r>
+      <w:proofErr w:type="spellEnd"/>
+      <w:r>
+        <w:rPr>
+          <w:rFonts w:ascii="Arial" w:hAnsi="Arial" w:cs="Arial"/>
+          <w:sz w:val="24"/>
+        </w:rPr>
+        <w:t xml:space="preserve">: realizzata con più </w:t>
+      </w:r>
+      <w:proofErr w:type="spellStart"/>
+      <w:r>
+        <w:rPr>
+          <w:rFonts w:ascii="Arial" w:hAnsi="Arial" w:cs="Arial"/>
+          <w:sz w:val="24"/>
+        </w:rPr>
+        <w:t>piconet</w:t>
+      </w:r>
+      <w:proofErr w:type="spellEnd"/>
+      <w:r>
+        <w:rPr>
+          <w:rFonts w:ascii="Arial" w:hAnsi="Arial" w:cs="Arial"/>
+          <w:sz w:val="24"/>
+        </w:rPr>
+        <w:t xml:space="preserve">. Uno salve presente in una </w:t>
+      </w:r>
+      <w:proofErr w:type="spellStart"/>
+      <w:r>
+        <w:rPr>
+          <w:rFonts w:ascii="Arial" w:hAnsi="Arial" w:cs="Arial"/>
+          <w:sz w:val="24"/>
+        </w:rPr>
+        <w:t>piconet</w:t>
+      </w:r>
+      <w:proofErr w:type="spellEnd"/>
+      <w:r>
+        <w:rPr>
+          <w:rFonts w:ascii="Arial" w:hAnsi="Arial" w:cs="Arial"/>
+          <w:sz w:val="24"/>
+        </w:rPr>
+        <w:t xml:space="preserve"> può fungere da master in un'altra </w:t>
+      </w:r>
+      <w:proofErr w:type="spellStart"/>
+      <w:r>
+        <w:rPr>
+          <w:rFonts w:ascii="Arial" w:hAnsi="Arial" w:cs="Arial"/>
+          <w:sz w:val="24"/>
+        </w:rPr>
+        <w:t>piconet</w:t>
+      </w:r>
+      <w:proofErr w:type="spellEnd"/>
+      <w:r>
+        <w:rPr>
+          <w:rFonts w:ascii="Arial" w:hAnsi="Arial" w:cs="Arial"/>
+          <w:sz w:val="24"/>
+        </w:rPr>
+        <w:t xml:space="preserve">. Questo nodo può ricevere un messaggio di un master di una </w:t>
+      </w:r>
+      <w:proofErr w:type="spellStart"/>
+      <w:r>
+        <w:rPr>
+          <w:rFonts w:ascii="Arial" w:hAnsi="Arial" w:cs="Arial"/>
+          <w:sz w:val="24"/>
+        </w:rPr>
+        <w:t>piconet</w:t>
+      </w:r>
+      <w:proofErr w:type="spellEnd"/>
+      <w:r>
+        <w:rPr>
+          <w:rFonts w:ascii="Arial" w:hAnsi="Arial" w:cs="Arial"/>
+          <w:sz w:val="24"/>
+        </w:rPr>
+        <w:t xml:space="preserve"> e consegnare a un suo slave nella sua </w:t>
+      </w:r>
+      <w:proofErr w:type="spellStart"/>
+      <w:r>
+        <w:rPr>
+          <w:rFonts w:ascii="Arial" w:hAnsi="Arial" w:cs="Arial"/>
+          <w:sz w:val="24"/>
+        </w:rPr>
+        <w:t>piconet</w:t>
+      </w:r>
+      <w:proofErr w:type="spellEnd"/>
+      <w:r>
+        <w:rPr>
+          <w:rFonts w:ascii="Arial" w:hAnsi="Arial" w:cs="Arial"/>
+          <w:sz w:val="24"/>
+        </w:rPr>
+        <w:t xml:space="preserve">. Questo tipo di nodo viene detto bridge. Una stazione non può essere master di due </w:t>
+      </w:r>
+      <w:proofErr w:type="spellStart"/>
+      <w:r>
+        <w:rPr>
+          <w:rFonts w:ascii="Arial" w:hAnsi="Arial" w:cs="Arial"/>
+          <w:sz w:val="24"/>
+        </w:rPr>
+        <w:t>piconet</w:t>
+      </w:r>
+      <w:proofErr w:type="spellEnd"/>
+      <w:r>
+        <w:rPr>
+          <w:rFonts w:ascii="Arial" w:hAnsi="Arial" w:cs="Arial"/>
+          <w:sz w:val="24"/>
+        </w:rPr>
+        <w:t xml:space="preserve"> nella stessa </w:t>
+      </w:r>
+      <w:proofErr w:type="spellStart"/>
+      <w:r>
+        <w:rPr>
+          <w:rFonts w:ascii="Arial" w:hAnsi="Arial" w:cs="Arial"/>
+          <w:sz w:val="24"/>
+        </w:rPr>
+        <w:t>scatternet</w:t>
+      </w:r>
+      <w:proofErr w:type="spellEnd"/>
+      <w:r>
+        <w:rPr>
+          <w:rFonts w:ascii="Arial" w:hAnsi="Arial" w:cs="Arial"/>
+          <w:sz w:val="24"/>
+        </w:rPr>
+        <w:t>.</w:t>
+      </w:r>
     </w:p>
     <w:sectPr>
       <w:pgSz w:w="11906" w:h="16838"/>
@@ -462,7 +5078,7 @@
         <w:rFonts w:ascii="Symbol" w:eastAsiaTheme="minorHAnsi" w:hAnsi="Symbol" w:cs="Arial" w:hint="default"/>
       </w:rPr>
     </w:lvl>
-    <w:lvl w:ilvl="1" w:tplc="04100003" w:tentative="1">
+    <w:lvl w:ilvl="1" w:tplc="04100003">
       <w:start w:val="1"/>
       <w:numFmt w:val="bullet"/>
       <w:lvlText w:val="o"/>
@@ -997,6 +5613,44 @@
       <w:contextualSpacing/>
     </w:pPr>
   </w:style>
+  <w:style w:type="table" w:styleId="Grigliatabella">
+    <w:name w:val="Table Grid"/>
+    <w:basedOn w:val="Tabellanormale"/>
+    <w:uiPriority w:val="39"/>
+    <w:rsid w:val="0059517C"/>
+    <w:pPr>
+      <w:spacing w:after="0" w:line="240" w:lineRule="auto"/>
+    </w:pPr>
+    <w:tblPr>
+      <w:tblBorders>
+        <w:top w:val="single" w:sz="4" w:space="0" w:color="auto"/>
+        <w:left w:val="single" w:sz="4" w:space="0" w:color="auto"/>
+        <w:bottom w:val="single" w:sz="4" w:space="0" w:color="auto"/>
+        <w:right w:val="single" w:sz="4" w:space="0" w:color="auto"/>
+        <w:insideH w:val="single" w:sz="4" w:space="0" w:color="auto"/>
+        <w:insideV w:val="single" w:sz="4" w:space="0" w:color="auto"/>
+      </w:tblBorders>
+    </w:tblPr>
+  </w:style>
+  <w:style w:type="table" w:styleId="Grigliatabellachiara">
+    <w:name w:val="Grid Table Light"/>
+    <w:basedOn w:val="Tabellanormale"/>
+    <w:uiPriority w:val="40"/>
+    <w:rsid w:val="005C00BC"/>
+    <w:pPr>
+      <w:spacing w:after="0" w:line="240" w:lineRule="auto"/>
+    </w:pPr>
+    <w:tblPr>
+      <w:tblBorders>
+        <w:top w:val="single" w:sz="4" w:space="0" w:color="BFBFBF" w:themeColor="background1" w:themeShade="BF"/>
+        <w:left w:val="single" w:sz="4" w:space="0" w:color="BFBFBF" w:themeColor="background1" w:themeShade="BF"/>
+        <w:bottom w:val="single" w:sz="4" w:space="0" w:color="BFBFBF" w:themeColor="background1" w:themeShade="BF"/>
+        <w:right w:val="single" w:sz="4" w:space="0" w:color="BFBFBF" w:themeColor="background1" w:themeShade="BF"/>
+        <w:insideH w:val="single" w:sz="4" w:space="0" w:color="BFBFBF" w:themeColor="background1" w:themeShade="BF"/>
+        <w:insideV w:val="single" w:sz="4" w:space="0" w:color="BFBFBF" w:themeColor="background1" w:themeShade="BF"/>
+      </w:tblBorders>
+    </w:tblPr>
+  </w:style>
 </w:styles>
 </file>
 
